--- a/Algorithms/02 Cycle Detection & Dijkstra/05 Problem Solving with BFS and DFS/05 Problem Solving with BFS and DFS.docx
+++ b/Algorithms/02 Cycle Detection & Dijkstra/05 Problem Solving with BFS and DFS/05 Problem Solving with BFS and DFS.docx
@@ -1,25 +1,60 @@
 
 <file path=word/document.xml><?xml version="1.0" encoding="utf-8"?>
-<w:document xmlns:ve="http://schemas.openxmlformats.org/markup-compatibility/2006" xmlns:o="urn:schemas-microsoft-com:office:office" xmlns:r="http://schemas.openxmlformats.org/officeDocument/2006/relationships" xmlns:m="http://schemas.openxmlformats.org/officeDocument/2006/math" xmlns:v="urn:schemas-microsoft-com:vml" xmlns:wp="http://schemas.openxmlformats.org/drawingml/2006/wordprocessingDrawing" xmlns:w10="urn:schemas-microsoft-com:office:word" xmlns:w="http://schemas.openxmlformats.org/wordprocessingml/2006/main" xmlns:wne="http://schemas.microsoft.com/office/word/2006/wordml">
+<w:document xmlns:wpc="http://schemas.microsoft.com/office/word/2010/wordprocessingCanvas" xmlns:cx="http://schemas.microsoft.com/office/drawing/2014/chartex" xmlns:cx1="http://schemas.microsoft.com/office/drawing/2015/9/8/chartex" xmlns:cx2="http://schemas.microsoft.com/office/drawing/2015/10/21/chartex" xmlns:cx3="http://schemas.microsoft.com/office/drawing/2016/5/9/chartex" xmlns:cx4="http://schemas.microsoft.com/office/drawing/2016/5/10/chartex" xmlns:cx5="http://schemas.microsoft.com/office/drawing/2016/5/11/chartex" xmlns:cx6="http://schemas.microsoft.com/office/drawing/2016/5/12/chartex" xmlns:cx7="http://schemas.microsoft.com/office/drawing/2016/5/13/chartex" xmlns:cx8="http://schemas.microsoft.com/office/drawing/2016/5/14/chartex" xmlns:mc="http://schemas.openxmlformats.org/markup-compatibility/2006" xmlns:aink="http://schemas.microsoft.com/office/drawing/2016/ink" xmlns:am3d="http://schemas.microsoft.com/office/drawing/2017/model3d" xmlns:o="urn:schemas-microsoft-com:office:office" xmlns:oel="http://schemas.microsoft.com/office/2019/extlst" xmlns:r="http://schemas.openxmlformats.org/officeDocument/2006/relationships" xmlns:m="http://schemas.openxmlformats.org/officeDocument/2006/math" xmlns:v="urn:schemas-microsoft-com:vml" xmlns:wp14="http://schemas.microsoft.com/office/word/2010/wordprocessingDrawing" xmlns:wp="http://schemas.openxmlformats.org/drawingml/2006/wordprocessingDrawing" xmlns:w10="urn:schemas-microsoft-com:office:word" xmlns:w="http://schemas.openxmlformats.org/wordprocessingml/2006/main" xmlns:w14="http://schemas.microsoft.com/office/word/2010/wordml" xmlns:w15="http://schemas.microsoft.com/office/word/2012/wordml" xmlns:w16cex="http://schemas.microsoft.com/office/word/2018/wordml/cex" xmlns:w16cid="http://schemas.microsoft.com/office/word/2016/wordml/cid" xmlns:w16="http://schemas.microsoft.com/office/word/2018/wordml" xmlns:w16sdtdh="http://schemas.microsoft.com/office/word/2020/wordml/sdtdatahash" xmlns:w16se="http://schemas.microsoft.com/office/word/2015/wordml/symex" xmlns:wpg="http://schemas.microsoft.com/office/word/2010/wordprocessingGroup" xmlns:wpi="http://schemas.microsoft.com/office/word/2010/wordprocessingInk" xmlns:wne="http://schemas.microsoft.com/office/word/2006/wordml" xmlns:wps="http://schemas.microsoft.com/office/word/2010/wordprocessingShape" mc:Ignorable="w14 w15 w16se w16cid w16 w16cex w16sdtdh wp14">
   <w:body>
     <w:p>
       <w:pPr>
-        <w:rPr>
-          <w:b/>
-        </w:rPr>
-      </w:pPr>
-      <w:r>
         <w:rPr>
           <w:b/>
           <w:sz w:val="26"/>
         </w:rPr>
+      </w:pPr>
+      <w:r>
+        <w:rPr>
+          <w:b/>
+          <w:sz w:val="26"/>
+          <w:highlight w:val="green"/>
+        </w:rPr>
         <w:t>5_2 Island Perimeter part II</w:t>
       </w:r>
+      <w:r>
+        <w:rPr>
+          <w:b/>
+          <w:sz w:val="26"/>
+          <w:highlight w:val="green"/>
+        </w:rPr>
+        <w:t>:</w:t>
+      </w:r>
+      <w:r>
+        <w:rPr>
+          <w:highlight w:val="green"/>
+        </w:rPr>
+        <w:t xml:space="preserve"> </w:t>
+      </w:r>
+      <w:hyperlink r:id="rId4" w:history="1">
+        <w:r>
+          <w:rPr>
+            <w:rStyle w:val="Hyperlink"/>
+            <w:b/>
+            <w:sz w:val="26"/>
+            <w:highlight w:val="green"/>
+          </w:rPr>
+          <w:t>https://leetcode.com/problems/island-perimeter/</w:t>
+        </w:r>
+      </w:hyperlink>
     </w:p>
     <w:p/>
     <w:p>
       <w:r>
-        <w:t>#include &lt;bits/stdc++.h&gt;</w:t>
+        <w:t>#include &lt;bits/</w:t>
+      </w:r>
+      <w:proofErr w:type="spellStart"/>
+      <w:r>
+        <w:t>stdc</w:t>
+      </w:r>
+      <w:proofErr w:type="spellEnd"/>
+      <w:r>
+        <w:t>++.h&gt;</w:t>
       </w:r>
     </w:p>
     <w:p>
@@ -45,28 +80,84 @@
     </w:p>
     <w:p>
       <w:r>
-        <w:t xml:space="preserve">    bool vis[105][105];</w:t>
-      </w:r>
-    </w:p>
-    <w:p>
-      <w:r>
-        <w:t xml:space="preserve">    int cnt = 0;</w:t>
-      </w:r>
-    </w:p>
-    <w:p>
-      <w:r>
-        <w:t xml:space="preserve">    vector&lt;pair&lt;int, int&gt;&gt; d = {{0,1}, {0,-1}, {1,0}, {-1,0}};</w:t>
+        <w:t xml:space="preserve">    bool </w:t>
+      </w:r>
+      <w:proofErr w:type="gramStart"/>
+      <w:r>
+        <w:t>vis[</w:t>
+      </w:r>
+      <w:proofErr w:type="gramEnd"/>
+      <w:r>
+        <w:t>105][105];</w:t>
+      </w:r>
+    </w:p>
+    <w:p>
+      <w:r>
+        <w:t xml:space="preserve">    int </w:t>
+      </w:r>
+      <w:proofErr w:type="spellStart"/>
+      <w:r>
+        <w:t>cnt</w:t>
+      </w:r>
+      <w:proofErr w:type="spellEnd"/>
+      <w:r>
+        <w:t xml:space="preserve"> = 0;</w:t>
+      </w:r>
+    </w:p>
+    <w:p>
+      <w:r>
+        <w:t xml:space="preserve">    vector&lt;pair&lt;int, int&gt;&gt; d = {{0,1}, {</w:t>
+      </w:r>
+      <w:proofErr w:type="gramStart"/>
+      <w:r>
+        <w:t>0,-</w:t>
+      </w:r>
+      <w:proofErr w:type="gramEnd"/>
+      <w:r>
+        <w:t>1}, {1,0}, {-1,0}};</w:t>
       </w:r>
     </w:p>
     <w:p/>
     <w:p>
       <w:r>
-        <w:t xml:space="preserve">    bool valid(int ci, int cj) {</w:t>
-      </w:r>
-    </w:p>
-    <w:p>
-      <w:r>
-        <w:t xml:space="preserve">        return ci &gt;= 0 &amp;&amp; ci &lt; n &amp;&amp; cj &gt;= 0 &amp;&amp; cj &lt; m;</w:t>
+        <w:t xml:space="preserve">    bool </w:t>
+      </w:r>
+      <w:proofErr w:type="gramStart"/>
+      <w:r>
+        <w:t>valid(</w:t>
+      </w:r>
+      <w:proofErr w:type="gramEnd"/>
+      <w:r>
+        <w:t xml:space="preserve">int ci, int </w:t>
+      </w:r>
+      <w:proofErr w:type="spellStart"/>
+      <w:r>
+        <w:t>cj</w:t>
+      </w:r>
+      <w:proofErr w:type="spellEnd"/>
+      <w:r>
+        <w:t>) {</w:t>
+      </w:r>
+    </w:p>
+    <w:p>
+      <w:r>
+        <w:t xml:space="preserve">        return ci &gt;= 0 &amp;&amp; ci &lt; n &amp;&amp; </w:t>
+      </w:r>
+      <w:proofErr w:type="spellStart"/>
+      <w:r>
+        <w:t>cj</w:t>
+      </w:r>
+      <w:proofErr w:type="spellEnd"/>
+      <w:r>
+        <w:t xml:space="preserve"> &gt;= 0 &amp;&amp; </w:t>
+      </w:r>
+      <w:proofErr w:type="spellStart"/>
+      <w:r>
+        <w:t>cj</w:t>
+      </w:r>
+      <w:proofErr w:type="spellEnd"/>
+      <w:r>
+        <w:t xml:space="preserve"> &lt; m;</w:t>
       </w:r>
     </w:p>
     <w:p>
@@ -77,47 +168,243 @@
     <w:p/>
     <w:p>
       <w:r>
-        <w:t xml:space="preserve">    void dfs(int si, int sj, vector&lt;vector&lt;int&gt;&gt; &amp;grid) {</w:t>
-      </w:r>
-    </w:p>
-    <w:p>
-      <w:r>
-        <w:t xml:space="preserve">        vis[si][sj] = true;</w:t>
-      </w:r>
-    </w:p>
-    <w:p>
-      <w:r>
-        <w:t xml:space="preserve">        for (int i = 0; i &lt; 4; i++) {</w:t>
-      </w:r>
-    </w:p>
-    <w:p>
-      <w:r>
-        <w:t xml:space="preserve">            int ci = si + d[i].first;</w:t>
-      </w:r>
-    </w:p>
-    <w:p>
-      <w:r>
-        <w:t xml:space="preserve">            int cj = sj + d[i].second;</w:t>
-      </w:r>
-    </w:p>
-    <w:p>
-      <w:r>
-        <w:t xml:space="preserve">            if (!valid(ci, cj) || grid[ci][cj] == 0) {</w:t>
-      </w:r>
-    </w:p>
-    <w:p>
-      <w:r>
-        <w:t xml:space="preserve">                cnt++; // Either out of bounds or water contributes to perimeter</w:t>
-      </w:r>
-    </w:p>
-    <w:p>
-      <w:r>
-        <w:t xml:space="preserve">            } else if (!vis[ci][cj] &amp;&amp; grid[ci][cj] == 1) {</w:t>
-      </w:r>
-    </w:p>
-    <w:p>
-      <w:r>
-        <w:t xml:space="preserve">                dfs(ci, cj, grid);</w:t>
+        <w:t xml:space="preserve">    void </w:t>
+      </w:r>
+      <w:proofErr w:type="spellStart"/>
+      <w:proofErr w:type="gramStart"/>
+      <w:r>
+        <w:t>dfs</w:t>
+      </w:r>
+      <w:proofErr w:type="spellEnd"/>
+      <w:r>
+        <w:t>(</w:t>
+      </w:r>
+      <w:proofErr w:type="gramEnd"/>
+      <w:r>
+        <w:t xml:space="preserve">int </w:t>
+      </w:r>
+      <w:proofErr w:type="spellStart"/>
+      <w:r>
+        <w:t>si</w:t>
+      </w:r>
+      <w:proofErr w:type="spellEnd"/>
+      <w:r>
+        <w:t xml:space="preserve">, int </w:t>
+      </w:r>
+      <w:proofErr w:type="spellStart"/>
+      <w:r>
+        <w:t>sj</w:t>
+      </w:r>
+      <w:proofErr w:type="spellEnd"/>
+      <w:r>
+        <w:t>, vector&lt;vector&lt;int&gt;&gt; &amp;grid) {</w:t>
+      </w:r>
+    </w:p>
+    <w:p>
+      <w:r>
+        <w:t xml:space="preserve">        vis[</w:t>
+      </w:r>
+      <w:proofErr w:type="spellStart"/>
+      <w:r>
+        <w:t>si</w:t>
+      </w:r>
+      <w:proofErr w:type="spellEnd"/>
+      <w:r>
+        <w:t>][</w:t>
+      </w:r>
+      <w:proofErr w:type="spellStart"/>
+      <w:r>
+        <w:t>sj</w:t>
+      </w:r>
+      <w:proofErr w:type="spellEnd"/>
+      <w:r>
+        <w:t>] = true;</w:t>
+      </w:r>
+    </w:p>
+    <w:p>
+      <w:r>
+        <w:t xml:space="preserve">        for (int </w:t>
+      </w:r>
+      <w:proofErr w:type="spellStart"/>
+      <w:r>
+        <w:t>i</w:t>
+      </w:r>
+      <w:proofErr w:type="spellEnd"/>
+      <w:r>
+        <w:t xml:space="preserve"> = 0; </w:t>
+      </w:r>
+      <w:proofErr w:type="spellStart"/>
+      <w:r>
+        <w:t>i</w:t>
+      </w:r>
+      <w:proofErr w:type="spellEnd"/>
+      <w:r>
+        <w:t xml:space="preserve"> &lt; 4; </w:t>
+      </w:r>
+      <w:proofErr w:type="spellStart"/>
+      <w:r>
+        <w:t>i</w:t>
+      </w:r>
+      <w:proofErr w:type="spellEnd"/>
+      <w:r>
+        <w:t>++) {</w:t>
+      </w:r>
+    </w:p>
+    <w:p>
+      <w:r>
+        <w:t xml:space="preserve">            int ci = </w:t>
+      </w:r>
+      <w:proofErr w:type="spellStart"/>
+      <w:r>
+        <w:t>si</w:t>
+      </w:r>
+      <w:proofErr w:type="spellEnd"/>
+      <w:r>
+        <w:t xml:space="preserve"> + d[</w:t>
+      </w:r>
+      <w:proofErr w:type="spellStart"/>
+      <w:r>
+        <w:t>i</w:t>
+      </w:r>
+      <w:proofErr w:type="spellEnd"/>
+      <w:proofErr w:type="gramStart"/>
+      <w:r>
+        <w:t>].first</w:t>
+      </w:r>
+      <w:proofErr w:type="gramEnd"/>
+      <w:r>
+        <w:t>;</w:t>
+      </w:r>
+    </w:p>
+    <w:p>
+      <w:r>
+        <w:t xml:space="preserve">            int </w:t>
+      </w:r>
+      <w:proofErr w:type="spellStart"/>
+      <w:r>
+        <w:t>cj</w:t>
+      </w:r>
+      <w:proofErr w:type="spellEnd"/>
+      <w:r>
+        <w:t xml:space="preserve"> = </w:t>
+      </w:r>
+      <w:proofErr w:type="spellStart"/>
+      <w:r>
+        <w:t>sj</w:t>
+      </w:r>
+      <w:proofErr w:type="spellEnd"/>
+      <w:r>
+        <w:t xml:space="preserve"> + d[</w:t>
+      </w:r>
+      <w:proofErr w:type="spellStart"/>
+      <w:r>
+        <w:t>i</w:t>
+      </w:r>
+      <w:proofErr w:type="spellEnd"/>
+      <w:proofErr w:type="gramStart"/>
+      <w:r>
+        <w:t>].second</w:t>
+      </w:r>
+      <w:proofErr w:type="gramEnd"/>
+      <w:r>
+        <w:t>;</w:t>
+      </w:r>
+    </w:p>
+    <w:p>
+      <w:r>
+        <w:t xml:space="preserve">            if </w:t>
+      </w:r>
+      <w:proofErr w:type="gramStart"/>
+      <w:r>
+        <w:t>(!valid</w:t>
+      </w:r>
+      <w:proofErr w:type="gramEnd"/>
+      <w:r>
+        <w:t xml:space="preserve">(ci, </w:t>
+      </w:r>
+      <w:proofErr w:type="spellStart"/>
+      <w:r>
+        <w:t>cj</w:t>
+      </w:r>
+      <w:proofErr w:type="spellEnd"/>
+      <w:r>
+        <w:t>) || grid[ci][</w:t>
+      </w:r>
+      <w:proofErr w:type="spellStart"/>
+      <w:r>
+        <w:t>cj</w:t>
+      </w:r>
+      <w:proofErr w:type="spellEnd"/>
+      <w:r>
+        <w:t>] == 0) {</w:t>
+      </w:r>
+    </w:p>
+    <w:p>
+      <w:r>
+        <w:t xml:space="preserve">                </w:t>
+      </w:r>
+      <w:proofErr w:type="spellStart"/>
+      <w:r>
+        <w:t>cnt</w:t>
+      </w:r>
+      <w:proofErr w:type="spellEnd"/>
+      <w:r>
+        <w:t>++; // Either out of bounds or water contributes to perimeter</w:t>
+      </w:r>
+    </w:p>
+    <w:p>
+      <w:r>
+        <w:t xml:space="preserve">            } else if </w:t>
+      </w:r>
+      <w:proofErr w:type="gramStart"/>
+      <w:r>
+        <w:t>(!vis</w:t>
+      </w:r>
+      <w:proofErr w:type="gramEnd"/>
+      <w:r>
+        <w:t>[ci][</w:t>
+      </w:r>
+      <w:proofErr w:type="spellStart"/>
+      <w:r>
+        <w:t>cj</w:t>
+      </w:r>
+      <w:proofErr w:type="spellEnd"/>
+      <w:r>
+        <w:t>] &amp;&amp; grid[ci][</w:t>
+      </w:r>
+      <w:proofErr w:type="spellStart"/>
+      <w:r>
+        <w:t>cj</w:t>
+      </w:r>
+      <w:proofErr w:type="spellEnd"/>
+      <w:r>
+        <w:t>] == 1) {</w:t>
+      </w:r>
+    </w:p>
+    <w:p>
+      <w:r>
+        <w:t xml:space="preserve">                </w:t>
+      </w:r>
+      <w:proofErr w:type="spellStart"/>
+      <w:proofErr w:type="gramStart"/>
+      <w:r>
+        <w:t>dfs</w:t>
+      </w:r>
+      <w:proofErr w:type="spellEnd"/>
+      <w:r>
+        <w:t>(</w:t>
+      </w:r>
+      <w:proofErr w:type="gramEnd"/>
+      <w:r>
+        <w:t xml:space="preserve">ci, </w:t>
+      </w:r>
+      <w:proofErr w:type="spellStart"/>
+      <w:r>
+        <w:t>cj</w:t>
+      </w:r>
+      <w:proofErr w:type="spellEnd"/>
+      <w:r>
+        <w:t>, grid);</w:t>
       </w:r>
     </w:p>
     <w:p>
@@ -139,47 +426,160 @@
     <w:p/>
     <w:p>
       <w:r>
-        <w:t xml:space="preserve">    int islandPerimeter(vector&lt;vector&lt;int&gt;&gt; &amp;grid) {</w:t>
-      </w:r>
-    </w:p>
-    <w:p>
-      <w:r>
-        <w:t xml:space="preserve">        n = grid.size();</w:t>
-      </w:r>
-    </w:p>
-    <w:p>
-      <w:r>
-        <w:t xml:space="preserve">        m = grid[0].size();</w:t>
-      </w:r>
-    </w:p>
-    <w:p>
-      <w:r>
-        <w:t xml:space="preserve">        memset(vis, false, sizeof(vis));</w:t>
-      </w:r>
-    </w:p>
-    <w:p>
-      <w:r>
-        <w:t xml:space="preserve">        for (int i = 0; i &lt; n; i++) {</w:t>
-      </w:r>
-    </w:p>
-    <w:p>
-      <w:r>
-        <w:t xml:space="preserve">            for (int j = 0; j &lt; m; j++) {</w:t>
-      </w:r>
-    </w:p>
-    <w:p>
-      <w:r>
-        <w:t xml:space="preserve">                if (grid[i][j] == 1) {</w:t>
-      </w:r>
-    </w:p>
-    <w:p>
-      <w:r>
-        <w:t xml:space="preserve">                    dfs(i, j, grid);</w:t>
-      </w:r>
-    </w:p>
-    <w:p>
-      <w:r>
-        <w:t xml:space="preserve">                    return cnt; // Only one island, so return after first DFS</w:t>
+        <w:t xml:space="preserve">    int </w:t>
+      </w:r>
+      <w:proofErr w:type="spellStart"/>
+      <w:r>
+        <w:t>islandPerimeter</w:t>
+      </w:r>
+      <w:proofErr w:type="spellEnd"/>
+      <w:r>
+        <w:t>(vector&lt;vector&lt;int&gt;&gt; &amp;grid) {</w:t>
+      </w:r>
+    </w:p>
+    <w:p>
+      <w:r>
+        <w:t xml:space="preserve">        n = </w:t>
+      </w:r>
+      <w:proofErr w:type="spellStart"/>
+      <w:proofErr w:type="gramStart"/>
+      <w:r>
+        <w:t>grid.size</w:t>
+      </w:r>
+      <w:proofErr w:type="spellEnd"/>
+      <w:proofErr w:type="gramEnd"/>
+      <w:r>
+        <w:t>();</w:t>
+      </w:r>
+    </w:p>
+    <w:p>
+      <w:r>
+        <w:t xml:space="preserve">        m = grid[0</w:t>
+      </w:r>
+      <w:proofErr w:type="gramStart"/>
+      <w:r>
+        <w:t>].size</w:t>
+      </w:r>
+      <w:proofErr w:type="gramEnd"/>
+      <w:r>
+        <w:t>();</w:t>
+      </w:r>
+    </w:p>
+    <w:p>
+      <w:r>
+        <w:t xml:space="preserve">        </w:t>
+      </w:r>
+      <w:proofErr w:type="spellStart"/>
+      <w:proofErr w:type="gramStart"/>
+      <w:r>
+        <w:t>memset</w:t>
+      </w:r>
+      <w:proofErr w:type="spellEnd"/>
+      <w:r>
+        <w:t>(</w:t>
+      </w:r>
+      <w:proofErr w:type="gramEnd"/>
+      <w:r>
+        <w:t xml:space="preserve">vis, false, </w:t>
+      </w:r>
+      <w:proofErr w:type="spellStart"/>
+      <w:r>
+        <w:t>sizeof</w:t>
+      </w:r>
+      <w:proofErr w:type="spellEnd"/>
+      <w:r>
+        <w:t>(vis));</w:t>
+      </w:r>
+    </w:p>
+    <w:p>
+      <w:r>
+        <w:t xml:space="preserve">        for (int </w:t>
+      </w:r>
+      <w:proofErr w:type="spellStart"/>
+      <w:r>
+        <w:t>i</w:t>
+      </w:r>
+      <w:proofErr w:type="spellEnd"/>
+      <w:r>
+        <w:t xml:space="preserve"> = 0; </w:t>
+      </w:r>
+      <w:proofErr w:type="spellStart"/>
+      <w:r>
+        <w:t>i</w:t>
+      </w:r>
+      <w:proofErr w:type="spellEnd"/>
+      <w:r>
+        <w:t xml:space="preserve"> &lt; n; </w:t>
+      </w:r>
+      <w:proofErr w:type="spellStart"/>
+      <w:r>
+        <w:t>i</w:t>
+      </w:r>
+      <w:proofErr w:type="spellEnd"/>
+      <w:r>
+        <w:t>++) {</w:t>
+      </w:r>
+    </w:p>
+    <w:p>
+      <w:r>
+        <w:t xml:space="preserve">            for (int j = 0; j &lt; m; </w:t>
+      </w:r>
+      <w:proofErr w:type="spellStart"/>
+      <w:r>
+        <w:t>j++</w:t>
+      </w:r>
+      <w:proofErr w:type="spellEnd"/>
+      <w:r>
+        <w:t>) {</w:t>
+      </w:r>
+    </w:p>
+    <w:p>
+      <w:r>
+        <w:t xml:space="preserve">                if (grid[</w:t>
+      </w:r>
+      <w:proofErr w:type="spellStart"/>
+      <w:r>
+        <w:t>i</w:t>
+      </w:r>
+      <w:proofErr w:type="spellEnd"/>
+      <w:r>
+        <w:t>][j] == 1) {</w:t>
+      </w:r>
+    </w:p>
+    <w:p>
+      <w:r>
+        <w:t xml:space="preserve">                    </w:t>
+      </w:r>
+      <w:proofErr w:type="spellStart"/>
+      <w:proofErr w:type="gramStart"/>
+      <w:r>
+        <w:t>dfs</w:t>
+      </w:r>
+      <w:proofErr w:type="spellEnd"/>
+      <w:r>
+        <w:t>(</w:t>
+      </w:r>
+      <w:proofErr w:type="spellStart"/>
+      <w:proofErr w:type="gramEnd"/>
+      <w:r>
+        <w:t>i</w:t>
+      </w:r>
+      <w:proofErr w:type="spellEnd"/>
+      <w:r>
+        <w:t>, j, grid);</w:t>
+      </w:r>
+    </w:p>
+    <w:p>
+      <w:r>
+        <w:t xml:space="preserve">                    return </w:t>
+      </w:r>
+      <w:proofErr w:type="spellStart"/>
+      <w:r>
+        <w:t>cnt</w:t>
+      </w:r>
+      <w:proofErr w:type="spellEnd"/>
+      <w:r>
+        <w:t>; // Only one island, so return after first DFS</w:t>
       </w:r>
     </w:p>
     <w:p>
@@ -215,7 +615,15 @@
     <w:p/>
     <w:p>
       <w:r>
-        <w:t>int main() {</w:t>
+        <w:t xml:space="preserve">int </w:t>
+      </w:r>
+      <w:proofErr w:type="gramStart"/>
+      <w:r>
+        <w:t>main(</w:t>
+      </w:r>
+      <w:proofErr w:type="gramEnd"/>
+      <w:r>
+        <w:t>) {</w:t>
       </w:r>
     </w:p>
     <w:p>
@@ -257,12 +665,38 @@
     </w:p>
     <w:p>
       <w:r>
-        <w:t xml:space="preserve">    int perimeter = sol.islandPerimeter(grid);</w:t>
-      </w:r>
-    </w:p>
-    <w:p>
-      <w:r>
-        <w:t xml:space="preserve">    cout &lt;&lt; "Island Perimeter: " &lt;&lt; perimeter &lt;&lt; endl;</w:t>
+        <w:t xml:space="preserve">    int perimeter = </w:t>
+      </w:r>
+      <w:proofErr w:type="spellStart"/>
+      <w:proofErr w:type="gramStart"/>
+      <w:r>
+        <w:t>sol.islandPerimeter</w:t>
+      </w:r>
+      <w:proofErr w:type="spellEnd"/>
+      <w:proofErr w:type="gramEnd"/>
+      <w:r>
+        <w:t>(grid);</w:t>
+      </w:r>
+    </w:p>
+    <w:p>
+      <w:r>
+        <w:t xml:space="preserve">    </w:t>
+      </w:r>
+      <w:proofErr w:type="spellStart"/>
+      <w:r>
+        <w:t>cout</w:t>
+      </w:r>
+      <w:proofErr w:type="spellEnd"/>
+      <w:r>
+        <w:t xml:space="preserve"> &lt;&lt; "Island Perimeter: " &lt;&lt; perimeter &lt;&lt; </w:t>
+      </w:r>
+      <w:proofErr w:type="spellStart"/>
+      <w:r>
+        <w:t>endl</w:t>
+      </w:r>
+      <w:proofErr w:type="spellEnd"/>
+      <w:r>
+        <w:t>;</w:t>
       </w:r>
     </w:p>
     <w:p/>
@@ -539,6 +973,7 @@
         </w:rPr>
         <w:t>200005</w:t>
       </w:r>
+      <w:proofErr w:type="gramStart"/>
       <w:r>
         <w:rPr>
           <w:rFonts w:ascii="Consolas" w:eastAsia="Times New Roman" w:hAnsi="Consolas" w:cs="Times New Roman"/>
@@ -548,6 +983,7 @@
         </w:rPr>
         <w:t>] ;</w:t>
       </w:r>
+      <w:proofErr w:type="gramEnd"/>
     </w:p>
     <w:p>
       <w:pPr>
@@ -605,6 +1041,7 @@
         </w:rPr>
         <w:t>&gt;</w:t>
       </w:r>
+      <w:proofErr w:type="spellStart"/>
       <w:r>
         <w:rPr>
           <w:rFonts w:ascii="Consolas" w:eastAsia="Times New Roman" w:hAnsi="Consolas" w:cs="Times New Roman"/>
@@ -614,6 +1051,7 @@
         </w:rPr>
         <w:t>adj_list</w:t>
       </w:r>
+      <w:proofErr w:type="spellEnd"/>
       <w:r>
         <w:rPr>
           <w:rFonts w:ascii="Consolas" w:eastAsia="Times New Roman" w:hAnsi="Consolas" w:cs="Times New Roman"/>
@@ -692,6 +1130,8 @@
         </w:rPr>
         <w:t xml:space="preserve"> </w:t>
       </w:r>
+      <w:proofErr w:type="spellStart"/>
+      <w:proofErr w:type="gramStart"/>
       <w:r>
         <w:rPr>
           <w:rFonts w:ascii="Consolas" w:eastAsia="Times New Roman" w:hAnsi="Consolas" w:cs="Times New Roman"/>
@@ -701,6 +1141,7 @@
         </w:rPr>
         <w:t>dfs</w:t>
       </w:r>
+      <w:proofErr w:type="spellEnd"/>
       <w:r>
         <w:rPr>
           <w:rFonts w:ascii="Consolas" w:eastAsia="Times New Roman" w:hAnsi="Consolas" w:cs="Times New Roman"/>
@@ -710,6 +1151,7 @@
         </w:rPr>
         <w:t>(</w:t>
       </w:r>
+      <w:proofErr w:type="gramEnd"/>
       <w:r>
         <w:rPr>
           <w:rFonts w:ascii="Consolas" w:eastAsia="Times New Roman" w:hAnsi="Consolas" w:cs="Times New Roman"/>
@@ -728,6 +1170,7 @@
         </w:rPr>
         <w:t xml:space="preserve"> </w:t>
       </w:r>
+      <w:proofErr w:type="spellStart"/>
       <w:r>
         <w:rPr>
           <w:rFonts w:ascii="Consolas" w:eastAsia="Times New Roman" w:hAnsi="Consolas" w:cs="Times New Roman"/>
@@ -737,6 +1180,7 @@
         </w:rPr>
         <w:t>src</w:t>
       </w:r>
+      <w:proofErr w:type="spellEnd"/>
       <w:r>
         <w:rPr>
           <w:rFonts w:ascii="Consolas" w:eastAsia="Times New Roman" w:hAnsi="Consolas" w:cs="Times New Roman"/>
@@ -785,6 +1229,7 @@
         </w:rPr>
         <w:t>[</w:t>
       </w:r>
+      <w:proofErr w:type="spellStart"/>
       <w:r>
         <w:rPr>
           <w:rFonts w:ascii="Consolas" w:eastAsia="Times New Roman" w:hAnsi="Consolas" w:cs="Times New Roman"/>
@@ -794,6 +1239,7 @@
         </w:rPr>
         <w:t>src</w:t>
       </w:r>
+      <w:proofErr w:type="spellEnd"/>
       <w:r>
         <w:rPr>
           <w:rFonts w:ascii="Consolas" w:eastAsia="Times New Roman" w:hAnsi="Consolas" w:cs="Times New Roman"/>
@@ -842,6 +1288,7 @@
         </w:rPr>
         <w:t xml:space="preserve">        </w:t>
       </w:r>
+      <w:proofErr w:type="spellStart"/>
       <w:r>
         <w:rPr>
           <w:rFonts w:ascii="Consolas" w:eastAsia="Times New Roman" w:hAnsi="Consolas" w:cs="Times New Roman"/>
@@ -851,6 +1298,7 @@
         </w:rPr>
         <w:t>cout</w:t>
       </w:r>
+      <w:proofErr w:type="spellEnd"/>
       <w:r>
         <w:rPr>
           <w:rFonts w:ascii="Consolas" w:eastAsia="Times New Roman" w:hAnsi="Consolas" w:cs="Times New Roman"/>
@@ -860,6 +1308,7 @@
         </w:rPr>
         <w:t>&lt;&lt;</w:t>
       </w:r>
+      <w:proofErr w:type="spellStart"/>
       <w:r>
         <w:rPr>
           <w:rFonts w:ascii="Consolas" w:eastAsia="Times New Roman" w:hAnsi="Consolas" w:cs="Times New Roman"/>
@@ -869,6 +1318,7 @@
         </w:rPr>
         <w:t>src</w:t>
       </w:r>
+      <w:proofErr w:type="spellEnd"/>
       <w:r>
         <w:rPr>
           <w:rFonts w:ascii="Consolas" w:eastAsia="Times New Roman" w:hAnsi="Consolas" w:cs="Times New Roman"/>
@@ -876,8 +1326,19 @@
           <w:sz w:val="17"/>
           <w:szCs w:val="17"/>
         </w:rPr>
-        <w:t>&lt;&lt;endl</w:t>
-      </w:r>
+        <w:t>&lt;&lt;</w:t>
+      </w:r>
+      <w:proofErr w:type="spellStart"/>
+      <w:r>
+        <w:rPr>
+          <w:rFonts w:ascii="Consolas" w:eastAsia="Times New Roman" w:hAnsi="Consolas" w:cs="Times New Roman"/>
+          <w:color w:val="DCDCAA"/>
+          <w:sz w:val="17"/>
+          <w:szCs w:val="17"/>
+        </w:rPr>
+        <w:t>endl</w:t>
+      </w:r>
+      <w:proofErr w:type="spellEnd"/>
       <w:r>
         <w:rPr>
           <w:rFonts w:ascii="Consolas" w:eastAsia="Times New Roman" w:hAnsi="Consolas" w:cs="Times New Roman"/>
@@ -908,6 +1369,7 @@
         </w:rPr>
         <w:t xml:space="preserve">        </w:t>
       </w:r>
+      <w:proofErr w:type="gramStart"/>
       <w:r>
         <w:rPr>
           <w:rFonts w:ascii="Consolas" w:eastAsia="Times New Roman" w:hAnsi="Consolas" w:cs="Times New Roman"/>
@@ -926,6 +1388,7 @@
         </w:rPr>
         <w:t>(</w:t>
       </w:r>
+      <w:proofErr w:type="gramEnd"/>
       <w:r>
         <w:rPr>
           <w:rFonts w:ascii="Consolas" w:eastAsia="Times New Roman" w:hAnsi="Consolas" w:cs="Times New Roman"/>
@@ -944,6 +1407,7 @@
         </w:rPr>
         <w:t xml:space="preserve"> </w:t>
       </w:r>
+      <w:proofErr w:type="spellStart"/>
       <w:r>
         <w:rPr>
           <w:rFonts w:ascii="Consolas" w:eastAsia="Times New Roman" w:hAnsi="Consolas" w:cs="Times New Roman"/>
@@ -953,6 +1417,7 @@
         </w:rPr>
         <w:t>i</w:t>
       </w:r>
+      <w:proofErr w:type="spellEnd"/>
       <w:r>
         <w:rPr>
           <w:rFonts w:ascii="Consolas" w:eastAsia="Times New Roman" w:hAnsi="Consolas" w:cs="Times New Roman"/>
@@ -998,6 +1463,7 @@
         </w:rPr>
         <w:t>&lt;</w:t>
       </w:r>
+      <w:proofErr w:type="spellStart"/>
       <w:r>
         <w:rPr>
           <w:rFonts w:ascii="Consolas" w:eastAsia="Times New Roman" w:hAnsi="Consolas" w:cs="Times New Roman"/>
@@ -1007,6 +1473,7 @@
         </w:rPr>
         <w:t>adj_list</w:t>
       </w:r>
+      <w:proofErr w:type="spellEnd"/>
       <w:r>
         <w:rPr>
           <w:rFonts w:ascii="Consolas" w:eastAsia="Times New Roman" w:hAnsi="Consolas" w:cs="Times New Roman"/>
@@ -1016,6 +1483,7 @@
         </w:rPr>
         <w:t>[</w:t>
       </w:r>
+      <w:proofErr w:type="spellStart"/>
       <w:r>
         <w:rPr>
           <w:rFonts w:ascii="Consolas" w:eastAsia="Times New Roman" w:hAnsi="Consolas" w:cs="Times New Roman"/>
@@ -1025,6 +1493,7 @@
         </w:rPr>
         <w:t>src</w:t>
       </w:r>
+      <w:proofErr w:type="spellEnd"/>
       <w:r>
         <w:rPr>
           <w:rFonts w:ascii="Consolas" w:eastAsia="Times New Roman" w:hAnsi="Consolas" w:cs="Times New Roman"/>
@@ -1052,6 +1521,7 @@
         </w:rPr>
         <w:t>();</w:t>
       </w:r>
+      <w:proofErr w:type="spellStart"/>
       <w:r>
         <w:rPr>
           <w:rFonts w:ascii="Consolas" w:eastAsia="Times New Roman" w:hAnsi="Consolas" w:cs="Times New Roman"/>
@@ -1061,6 +1531,7 @@
         </w:rPr>
         <w:t>i</w:t>
       </w:r>
+      <w:proofErr w:type="spellEnd"/>
       <w:r>
         <w:rPr>
           <w:rFonts w:ascii="Consolas" w:eastAsia="Times New Roman" w:hAnsi="Consolas" w:cs="Times New Roman"/>
@@ -1100,6 +1571,7 @@
         </w:rPr>
         <w:t>if</w:t>
       </w:r>
+      <w:proofErr w:type="gramStart"/>
       <w:r>
         <w:rPr>
           <w:rFonts w:ascii="Consolas" w:eastAsia="Times New Roman" w:hAnsi="Consolas" w:cs="Times New Roman"/>
@@ -1118,6 +1590,7 @@
         </w:rPr>
         <w:t>vis</w:t>
       </w:r>
+      <w:proofErr w:type="gramEnd"/>
       <w:r>
         <w:rPr>
           <w:rFonts w:ascii="Consolas" w:eastAsia="Times New Roman" w:hAnsi="Consolas" w:cs="Times New Roman"/>
@@ -1127,6 +1600,7 @@
         </w:rPr>
         <w:t>[</w:t>
       </w:r>
+      <w:proofErr w:type="spellStart"/>
       <w:r>
         <w:rPr>
           <w:rFonts w:ascii="Consolas" w:eastAsia="Times New Roman" w:hAnsi="Consolas" w:cs="Times New Roman"/>
@@ -1136,6 +1610,7 @@
         </w:rPr>
         <w:t>adj_list</w:t>
       </w:r>
+      <w:proofErr w:type="spellEnd"/>
       <w:r>
         <w:rPr>
           <w:rFonts w:ascii="Consolas" w:eastAsia="Times New Roman" w:hAnsi="Consolas" w:cs="Times New Roman"/>
@@ -1145,6 +1620,7 @@
         </w:rPr>
         <w:t>[</w:t>
       </w:r>
+      <w:proofErr w:type="spellStart"/>
       <w:r>
         <w:rPr>
           <w:rFonts w:ascii="Consolas" w:eastAsia="Times New Roman" w:hAnsi="Consolas" w:cs="Times New Roman"/>
@@ -1154,6 +1630,7 @@
         </w:rPr>
         <w:t>src</w:t>
       </w:r>
+      <w:proofErr w:type="spellEnd"/>
       <w:r>
         <w:rPr>
           <w:rFonts w:ascii="Consolas" w:eastAsia="Times New Roman" w:hAnsi="Consolas" w:cs="Times New Roman"/>
@@ -1172,6 +1649,7 @@
         </w:rPr>
         <w:t>[</w:t>
       </w:r>
+      <w:proofErr w:type="spellStart"/>
       <w:r>
         <w:rPr>
           <w:rFonts w:ascii="Consolas" w:eastAsia="Times New Roman" w:hAnsi="Consolas" w:cs="Times New Roman"/>
@@ -1181,6 +1659,7 @@
         </w:rPr>
         <w:t>i</w:t>
       </w:r>
+      <w:proofErr w:type="spellEnd"/>
       <w:r>
         <w:rPr>
           <w:rFonts w:ascii="Consolas" w:eastAsia="Times New Roman" w:hAnsi="Consolas" w:cs="Times New Roman"/>
@@ -1220,6 +1699,7 @@
         </w:rPr>
         <w:t xml:space="preserve">                </w:t>
       </w:r>
+      <w:proofErr w:type="spellStart"/>
       <w:r>
         <w:rPr>
           <w:rFonts w:ascii="Consolas" w:eastAsia="Times New Roman" w:hAnsi="Consolas" w:cs="Times New Roman"/>
@@ -1229,6 +1709,7 @@
         </w:rPr>
         <w:t>dfs</w:t>
       </w:r>
+      <w:proofErr w:type="spellEnd"/>
       <w:r>
         <w:rPr>
           <w:rFonts w:ascii="Consolas" w:eastAsia="Times New Roman" w:hAnsi="Consolas" w:cs="Times New Roman"/>
@@ -1238,6 +1719,7 @@
         </w:rPr>
         <w:t>(</w:t>
       </w:r>
+      <w:proofErr w:type="spellStart"/>
       <w:r>
         <w:rPr>
           <w:rFonts w:ascii="Consolas" w:eastAsia="Times New Roman" w:hAnsi="Consolas" w:cs="Times New Roman"/>
@@ -1247,6 +1729,7 @@
         </w:rPr>
         <w:t>adj_list</w:t>
       </w:r>
+      <w:proofErr w:type="spellEnd"/>
       <w:r>
         <w:rPr>
           <w:rFonts w:ascii="Consolas" w:eastAsia="Times New Roman" w:hAnsi="Consolas" w:cs="Times New Roman"/>
@@ -1256,6 +1739,7 @@
         </w:rPr>
         <w:t>[</w:t>
       </w:r>
+      <w:proofErr w:type="spellStart"/>
       <w:r>
         <w:rPr>
           <w:rFonts w:ascii="Consolas" w:eastAsia="Times New Roman" w:hAnsi="Consolas" w:cs="Times New Roman"/>
@@ -1265,6 +1749,7 @@
         </w:rPr>
         <w:t>src</w:t>
       </w:r>
+      <w:proofErr w:type="spellEnd"/>
       <w:r>
         <w:rPr>
           <w:rFonts w:ascii="Consolas" w:eastAsia="Times New Roman" w:hAnsi="Consolas" w:cs="Times New Roman"/>
@@ -1283,6 +1768,7 @@
         </w:rPr>
         <w:t>[</w:t>
       </w:r>
+      <w:proofErr w:type="spellStart"/>
       <w:r>
         <w:rPr>
           <w:rFonts w:ascii="Consolas" w:eastAsia="Times New Roman" w:hAnsi="Consolas" w:cs="Times New Roman"/>
@@ -1292,6 +1778,7 @@
         </w:rPr>
         <w:t>i</w:t>
       </w:r>
+      <w:proofErr w:type="spellEnd"/>
       <w:r>
         <w:rPr>
           <w:rFonts w:ascii="Consolas" w:eastAsia="Times New Roman" w:hAnsi="Consolas" w:cs="Times New Roman"/>
@@ -1403,6 +1890,8 @@
         </w:rPr>
         <w:t xml:space="preserve"> </w:t>
       </w:r>
+      <w:proofErr w:type="spellStart"/>
+      <w:proofErr w:type="gramStart"/>
       <w:r>
         <w:rPr>
           <w:rFonts w:ascii="Consolas" w:eastAsia="Times New Roman" w:hAnsi="Consolas" w:cs="Times New Roman"/>
@@ -1412,6 +1901,7 @@
         </w:rPr>
         <w:t>validPath</w:t>
       </w:r>
+      <w:proofErr w:type="spellEnd"/>
       <w:r>
         <w:rPr>
           <w:rFonts w:ascii="Consolas" w:eastAsia="Times New Roman" w:hAnsi="Consolas" w:cs="Times New Roman"/>
@@ -1421,6 +1911,7 @@
         </w:rPr>
         <w:t>(</w:t>
       </w:r>
+      <w:proofErr w:type="gramEnd"/>
       <w:r>
         <w:rPr>
           <w:rFonts w:ascii="Consolas" w:eastAsia="Times New Roman" w:hAnsi="Consolas" w:cs="Times New Roman"/>
@@ -1640,6 +2131,7 @@
         </w:rPr>
         <w:t xml:space="preserve">        </w:t>
       </w:r>
+      <w:proofErr w:type="gramStart"/>
       <w:r>
         <w:rPr>
           <w:rFonts w:ascii="Consolas" w:eastAsia="Times New Roman" w:hAnsi="Consolas" w:cs="Times New Roman"/>
@@ -1658,6 +2150,7 @@
         </w:rPr>
         <w:t>(</w:t>
       </w:r>
+      <w:proofErr w:type="gramEnd"/>
       <w:r>
         <w:rPr>
           <w:rFonts w:ascii="Consolas" w:eastAsia="Times New Roman" w:hAnsi="Consolas" w:cs="Times New Roman"/>
@@ -1676,6 +2169,7 @@
         </w:rPr>
         <w:t xml:space="preserve"> </w:t>
       </w:r>
+      <w:proofErr w:type="spellStart"/>
       <w:r>
         <w:rPr>
           <w:rFonts w:ascii="Consolas" w:eastAsia="Times New Roman" w:hAnsi="Consolas" w:cs="Times New Roman"/>
@@ -1685,6 +2179,7 @@
         </w:rPr>
         <w:t>i</w:t>
       </w:r>
+      <w:proofErr w:type="spellEnd"/>
       <w:r>
         <w:rPr>
           <w:rFonts w:ascii="Consolas" w:eastAsia="Times New Roman" w:hAnsi="Consolas" w:cs="Times New Roman"/>
@@ -1730,6 +2225,7 @@
         </w:rPr>
         <w:t>&lt;</w:t>
       </w:r>
+      <w:proofErr w:type="spellStart"/>
       <w:r>
         <w:rPr>
           <w:rFonts w:ascii="Consolas" w:eastAsia="Times New Roman" w:hAnsi="Consolas" w:cs="Times New Roman"/>
@@ -1757,6 +2253,7 @@
         </w:rPr>
         <w:t>size</w:t>
       </w:r>
+      <w:proofErr w:type="spellEnd"/>
       <w:r>
         <w:rPr>
           <w:rFonts w:ascii="Consolas" w:eastAsia="Times New Roman" w:hAnsi="Consolas" w:cs="Times New Roman"/>
@@ -1766,6 +2263,7 @@
         </w:rPr>
         <w:t>();</w:t>
       </w:r>
+      <w:proofErr w:type="spellStart"/>
       <w:r>
         <w:rPr>
           <w:rFonts w:ascii="Consolas" w:eastAsia="Times New Roman" w:hAnsi="Consolas" w:cs="Times New Roman"/>
@@ -1775,6 +2273,7 @@
         </w:rPr>
         <w:t>i</w:t>
       </w:r>
+      <w:proofErr w:type="spellEnd"/>
       <w:r>
         <w:rPr>
           <w:rFonts w:ascii="Consolas" w:eastAsia="Times New Roman" w:hAnsi="Consolas" w:cs="Times New Roman"/>
@@ -1859,6 +2358,7 @@
         </w:rPr>
         <w:t>[</w:t>
       </w:r>
+      <w:proofErr w:type="spellStart"/>
       <w:r>
         <w:rPr>
           <w:rFonts w:ascii="Consolas" w:eastAsia="Times New Roman" w:hAnsi="Consolas" w:cs="Times New Roman"/>
@@ -1868,6 +2368,7 @@
         </w:rPr>
         <w:t>i</w:t>
       </w:r>
+      <w:proofErr w:type="spellEnd"/>
       <w:r>
         <w:rPr>
           <w:rFonts w:ascii="Consolas" w:eastAsia="Times New Roman" w:hAnsi="Consolas" w:cs="Times New Roman"/>
@@ -1979,6 +2480,7 @@
         </w:rPr>
         <w:t>[</w:t>
       </w:r>
+      <w:proofErr w:type="spellStart"/>
       <w:r>
         <w:rPr>
           <w:rFonts w:ascii="Consolas" w:eastAsia="Times New Roman" w:hAnsi="Consolas" w:cs="Times New Roman"/>
@@ -1988,6 +2490,7 @@
         </w:rPr>
         <w:t>i</w:t>
       </w:r>
+      <w:proofErr w:type="spellEnd"/>
       <w:r>
         <w:rPr>
           <w:rFonts w:ascii="Consolas" w:eastAsia="Times New Roman" w:hAnsi="Consolas" w:cs="Times New Roman"/>
@@ -2045,6 +2548,7 @@
         </w:rPr>
         <w:t xml:space="preserve">            </w:t>
       </w:r>
+      <w:proofErr w:type="spellStart"/>
       <w:r>
         <w:rPr>
           <w:rFonts w:ascii="Consolas" w:eastAsia="Times New Roman" w:hAnsi="Consolas" w:cs="Times New Roman"/>
@@ -2054,6 +2558,7 @@
         </w:rPr>
         <w:t>adj_list</w:t>
       </w:r>
+      <w:proofErr w:type="spellEnd"/>
       <w:r>
         <w:rPr>
           <w:rFonts w:ascii="Consolas" w:eastAsia="Times New Roman" w:hAnsi="Consolas" w:cs="Times New Roman"/>
@@ -2072,6 +2577,7 @@
         </w:rPr>
         <w:t>a</w:t>
       </w:r>
+      <w:proofErr w:type="gramStart"/>
       <w:r>
         <w:rPr>
           <w:rFonts w:ascii="Consolas" w:eastAsia="Times New Roman" w:hAnsi="Consolas" w:cs="Times New Roman"/>
@@ -2081,6 +2587,7 @@
         </w:rPr>
         <w:t>].</w:t>
       </w:r>
+      <w:proofErr w:type="spellStart"/>
       <w:r>
         <w:rPr>
           <w:rFonts w:ascii="Consolas" w:eastAsia="Times New Roman" w:hAnsi="Consolas" w:cs="Times New Roman"/>
@@ -2088,8 +2595,19 @@
           <w:sz w:val="17"/>
           <w:szCs w:val="17"/>
         </w:rPr>
-        <w:t>push_back</w:t>
-      </w:r>
+        <w:t>push</w:t>
+      </w:r>
+      <w:proofErr w:type="gramEnd"/>
+      <w:r>
+        <w:rPr>
+          <w:rFonts w:ascii="Consolas" w:eastAsia="Times New Roman" w:hAnsi="Consolas" w:cs="Times New Roman"/>
+          <w:color w:val="DCDCAA"/>
+          <w:sz w:val="17"/>
+          <w:szCs w:val="17"/>
+        </w:rPr>
+        <w:t>_back</w:t>
+      </w:r>
+      <w:proofErr w:type="spellEnd"/>
       <w:r>
         <w:rPr>
           <w:rFonts w:ascii="Consolas" w:eastAsia="Times New Roman" w:hAnsi="Consolas" w:cs="Times New Roman"/>
@@ -2138,6 +2656,7 @@
         </w:rPr>
         <w:t xml:space="preserve">            </w:t>
       </w:r>
+      <w:proofErr w:type="spellStart"/>
       <w:r>
         <w:rPr>
           <w:rFonts w:ascii="Consolas" w:eastAsia="Times New Roman" w:hAnsi="Consolas" w:cs="Times New Roman"/>
@@ -2147,6 +2666,7 @@
         </w:rPr>
         <w:t>adj_list</w:t>
       </w:r>
+      <w:proofErr w:type="spellEnd"/>
       <w:r>
         <w:rPr>
           <w:rFonts w:ascii="Consolas" w:eastAsia="Times New Roman" w:hAnsi="Consolas" w:cs="Times New Roman"/>
@@ -2165,6 +2685,7 @@
         </w:rPr>
         <w:t>b</w:t>
       </w:r>
+      <w:proofErr w:type="gramStart"/>
       <w:r>
         <w:rPr>
           <w:rFonts w:ascii="Consolas" w:eastAsia="Times New Roman" w:hAnsi="Consolas" w:cs="Times New Roman"/>
@@ -2174,6 +2695,7 @@
         </w:rPr>
         <w:t>].</w:t>
       </w:r>
+      <w:proofErr w:type="spellStart"/>
       <w:r>
         <w:rPr>
           <w:rFonts w:ascii="Consolas" w:eastAsia="Times New Roman" w:hAnsi="Consolas" w:cs="Times New Roman"/>
@@ -2181,8 +2703,19 @@
           <w:sz w:val="17"/>
           <w:szCs w:val="17"/>
         </w:rPr>
-        <w:t>push_back</w:t>
-      </w:r>
+        <w:t>push</w:t>
+      </w:r>
+      <w:proofErr w:type="gramEnd"/>
+      <w:r>
+        <w:rPr>
+          <w:rFonts w:ascii="Consolas" w:eastAsia="Times New Roman" w:hAnsi="Consolas" w:cs="Times New Roman"/>
+          <w:color w:val="DCDCAA"/>
+          <w:sz w:val="17"/>
+          <w:szCs w:val="17"/>
+        </w:rPr>
+        <w:t>_back</w:t>
+      </w:r>
+      <w:proofErr w:type="spellEnd"/>
       <w:r>
         <w:rPr>
           <w:rFonts w:ascii="Consolas" w:eastAsia="Times New Roman" w:hAnsi="Consolas" w:cs="Times New Roman"/>
@@ -2253,6 +2786,8 @@
         <w:lastRenderedPageBreak/>
         <w:t xml:space="preserve">        </w:t>
       </w:r>
+      <w:proofErr w:type="spellStart"/>
+      <w:proofErr w:type="gramStart"/>
       <w:r>
         <w:rPr>
           <w:rFonts w:ascii="Consolas" w:eastAsia="Times New Roman" w:hAnsi="Consolas" w:cs="Times New Roman"/>
@@ -2262,6 +2797,7 @@
         </w:rPr>
         <w:t>memset</w:t>
       </w:r>
+      <w:proofErr w:type="spellEnd"/>
       <w:r>
         <w:rPr>
           <w:rFonts w:ascii="Consolas" w:eastAsia="Times New Roman" w:hAnsi="Consolas" w:cs="Times New Roman"/>
@@ -2271,6 +2807,7 @@
         </w:rPr>
         <w:t>(</w:t>
       </w:r>
+      <w:proofErr w:type="gramEnd"/>
       <w:r>
         <w:rPr>
           <w:rFonts w:ascii="Consolas" w:eastAsia="Times New Roman" w:hAnsi="Consolas" w:cs="Times New Roman"/>
@@ -2307,6 +2844,7 @@
         </w:rPr>
         <w:t xml:space="preserve">, </w:t>
       </w:r>
+      <w:proofErr w:type="spellStart"/>
       <w:r>
         <w:rPr>
           <w:rFonts w:ascii="Consolas" w:eastAsia="Times New Roman" w:hAnsi="Consolas" w:cs="Times New Roman"/>
@@ -2316,6 +2854,7 @@
         </w:rPr>
         <w:t>sizeof</w:t>
       </w:r>
+      <w:proofErr w:type="spellEnd"/>
       <w:r>
         <w:rPr>
           <w:rFonts w:ascii="Consolas" w:eastAsia="Times New Roman" w:hAnsi="Consolas" w:cs="Times New Roman"/>
@@ -2364,6 +2903,7 @@
         </w:rPr>
         <w:t xml:space="preserve">        </w:t>
       </w:r>
+      <w:proofErr w:type="spellStart"/>
       <w:r>
         <w:rPr>
           <w:rFonts w:ascii="Consolas" w:eastAsia="Times New Roman" w:hAnsi="Consolas" w:cs="Times New Roman"/>
@@ -2373,6 +2913,7 @@
         </w:rPr>
         <w:t>dfs</w:t>
       </w:r>
+      <w:proofErr w:type="spellEnd"/>
       <w:r>
         <w:rPr>
           <w:rFonts w:ascii="Consolas" w:eastAsia="Times New Roman" w:hAnsi="Consolas" w:cs="Times New Roman"/>
@@ -2874,6 +3415,7 @@
         </w:rPr>
         <w:t xml:space="preserve"> </w:t>
       </w:r>
+      <w:proofErr w:type="gramStart"/>
       <w:r>
         <w:rPr>
           <w:rFonts w:ascii="Consolas" w:eastAsia="Times New Roman" w:hAnsi="Consolas" w:cs="Times New Roman"/>
@@ -2892,6 +3434,7 @@
         </w:rPr>
         <w:t>[</w:t>
       </w:r>
+      <w:proofErr w:type="gramEnd"/>
       <w:r>
         <w:rPr>
           <w:rFonts w:ascii="Consolas" w:eastAsia="Times New Roman" w:hAnsi="Consolas" w:cs="Times New Roman"/>
@@ -2985,6 +3528,8 @@
         </w:rPr>
         <w:t>&lt;</w:t>
       </w:r>
+      <w:proofErr w:type="spellStart"/>
+      <w:proofErr w:type="gramStart"/>
       <w:r>
         <w:rPr>
           <w:rFonts w:ascii="Consolas" w:eastAsia="Times New Roman" w:hAnsi="Consolas" w:cs="Times New Roman"/>
@@ -3012,6 +3557,8 @@
         </w:rPr>
         <w:t>int</w:t>
       </w:r>
+      <w:proofErr w:type="spellEnd"/>
+      <w:proofErr w:type="gramEnd"/>
       <w:r>
         <w:rPr>
           <w:rFonts w:ascii="Consolas" w:eastAsia="Times New Roman" w:hAnsi="Consolas" w:cs="Times New Roman"/>
@@ -3222,6 +3769,8 @@
         </w:rPr>
         <w:t xml:space="preserve"> </w:t>
       </w:r>
+      <w:proofErr w:type="spellStart"/>
+      <w:proofErr w:type="gramStart"/>
       <w:r>
         <w:rPr>
           <w:rFonts w:ascii="Consolas" w:eastAsia="Times New Roman" w:hAnsi="Consolas" w:cs="Times New Roman"/>
@@ -3249,6 +3798,7 @@
         </w:rPr>
         <w:t>m</w:t>
       </w:r>
+      <w:proofErr w:type="gramEnd"/>
       <w:r>
         <w:rPr>
           <w:rFonts w:ascii="Consolas" w:eastAsia="Times New Roman" w:hAnsi="Consolas" w:cs="Times New Roman"/>
@@ -3285,6 +3835,7 @@
         </w:rPr>
         <w:t>mx</w:t>
       </w:r>
+      <w:proofErr w:type="spellEnd"/>
       <w:r>
         <w:rPr>
           <w:rFonts w:ascii="Consolas" w:eastAsia="Times New Roman" w:hAnsi="Consolas" w:cs="Times New Roman"/>
@@ -3345,6 +3896,7 @@
         </w:rPr>
         <w:t xml:space="preserve"> </w:t>
       </w:r>
+      <w:proofErr w:type="gramStart"/>
       <w:r>
         <w:rPr>
           <w:rFonts w:ascii="Consolas" w:eastAsia="Times New Roman" w:hAnsi="Consolas" w:cs="Times New Roman"/>
@@ -3363,6 +3915,7 @@
         </w:rPr>
         <w:t>(</w:t>
       </w:r>
+      <w:proofErr w:type="gramEnd"/>
       <w:r>
         <w:rPr>
           <w:rFonts w:ascii="Consolas" w:eastAsia="Times New Roman" w:hAnsi="Consolas" w:cs="Times New Roman"/>
@@ -3381,6 +3934,7 @@
         </w:rPr>
         <w:t xml:space="preserve"> </w:t>
       </w:r>
+      <w:proofErr w:type="spellStart"/>
       <w:r>
         <w:rPr>
           <w:rFonts w:ascii="Consolas" w:eastAsia="Times New Roman" w:hAnsi="Consolas" w:cs="Times New Roman"/>
@@ -3390,6 +3944,7 @@
         </w:rPr>
         <w:t>i</w:t>
       </w:r>
+      <w:proofErr w:type="spellEnd"/>
       <w:r>
         <w:rPr>
           <w:rFonts w:ascii="Consolas" w:eastAsia="Times New Roman" w:hAnsi="Consolas" w:cs="Times New Roman"/>
@@ -3477,6 +4032,7 @@
         </w:rPr>
         <w:t xml:space="preserve">        </w:t>
       </w:r>
+      <w:proofErr w:type="gramStart"/>
       <w:r>
         <w:rPr>
           <w:rFonts w:ascii="Consolas" w:eastAsia="Times New Roman" w:hAnsi="Consolas" w:cs="Times New Roman"/>
@@ -3495,6 +4051,8 @@
         </w:rPr>
         <w:t>(</w:t>
       </w:r>
+      <w:proofErr w:type="spellStart"/>
+      <w:proofErr w:type="gramEnd"/>
       <w:r>
         <w:rPr>
           <w:rFonts w:ascii="Consolas" w:eastAsia="Times New Roman" w:hAnsi="Consolas" w:cs="Times New Roman"/>
@@ -3504,6 +4062,7 @@
         </w:rPr>
         <w:t>i</w:t>
       </w:r>
+      <w:proofErr w:type="spellEnd"/>
       <w:r>
         <w:rPr>
           <w:rFonts w:ascii="Consolas" w:eastAsia="Times New Roman" w:hAnsi="Consolas" w:cs="Times New Roman"/>
@@ -3531,6 +4090,7 @@
         </w:rPr>
         <w:t xml:space="preserve"> || </w:t>
       </w:r>
+      <w:proofErr w:type="spellStart"/>
       <w:r>
         <w:rPr>
           <w:rFonts w:ascii="Consolas" w:eastAsia="Times New Roman" w:hAnsi="Consolas" w:cs="Times New Roman"/>
@@ -3540,6 +4100,7 @@
         </w:rPr>
         <w:t>i</w:t>
       </w:r>
+      <w:proofErr w:type="spellEnd"/>
       <w:r>
         <w:rPr>
           <w:rFonts w:ascii="Consolas" w:eastAsia="Times New Roman" w:hAnsi="Consolas" w:cs="Times New Roman"/>
@@ -3825,6 +4386,8 @@
         </w:rPr>
         <w:t xml:space="preserve"> </w:t>
       </w:r>
+      <w:proofErr w:type="spellStart"/>
+      <w:proofErr w:type="gramStart"/>
       <w:r>
         <w:rPr>
           <w:rFonts w:ascii="Consolas" w:eastAsia="Times New Roman" w:hAnsi="Consolas" w:cs="Times New Roman"/>
@@ -3834,6 +4397,7 @@
         </w:rPr>
         <w:t>dfs</w:t>
       </w:r>
+      <w:proofErr w:type="spellEnd"/>
       <w:r>
         <w:rPr>
           <w:rFonts w:ascii="Consolas" w:eastAsia="Times New Roman" w:hAnsi="Consolas" w:cs="Times New Roman"/>
@@ -3843,6 +4407,7 @@
         </w:rPr>
         <w:t>(</w:t>
       </w:r>
+      <w:proofErr w:type="gramEnd"/>
       <w:r>
         <w:rPr>
           <w:rFonts w:ascii="Consolas" w:eastAsia="Times New Roman" w:hAnsi="Consolas" w:cs="Times New Roman"/>
@@ -3861,6 +4426,7 @@
         </w:rPr>
         <w:t xml:space="preserve"> </w:t>
       </w:r>
+      <w:proofErr w:type="spellStart"/>
       <w:r>
         <w:rPr>
           <w:rFonts w:ascii="Consolas" w:eastAsia="Times New Roman" w:hAnsi="Consolas" w:cs="Times New Roman"/>
@@ -3870,6 +4436,7 @@
         </w:rPr>
         <w:t>si</w:t>
       </w:r>
+      <w:proofErr w:type="spellEnd"/>
       <w:r>
         <w:rPr>
           <w:rFonts w:ascii="Consolas" w:eastAsia="Times New Roman" w:hAnsi="Consolas" w:cs="Times New Roman"/>
@@ -3897,6 +4464,7 @@
         </w:rPr>
         <w:t xml:space="preserve"> </w:t>
       </w:r>
+      <w:proofErr w:type="spellStart"/>
       <w:r>
         <w:rPr>
           <w:rFonts w:ascii="Consolas" w:eastAsia="Times New Roman" w:hAnsi="Consolas" w:cs="Times New Roman"/>
@@ -3906,6 +4474,7 @@
         </w:rPr>
         <w:t>sj</w:t>
       </w:r>
+      <w:proofErr w:type="spellEnd"/>
       <w:r>
         <w:rPr>
           <w:rFonts w:ascii="Consolas" w:eastAsia="Times New Roman" w:hAnsi="Consolas" w:cs="Times New Roman"/>
@@ -4065,6 +4634,7 @@
         </w:rPr>
         <w:t>[</w:t>
       </w:r>
+      <w:proofErr w:type="spellStart"/>
       <w:r>
         <w:rPr>
           <w:rFonts w:ascii="Consolas" w:eastAsia="Times New Roman" w:hAnsi="Consolas" w:cs="Times New Roman"/>
@@ -4074,6 +4644,7 @@
         </w:rPr>
         <w:t>si</w:t>
       </w:r>
+      <w:proofErr w:type="spellEnd"/>
       <w:r>
         <w:rPr>
           <w:rFonts w:ascii="Consolas" w:eastAsia="Times New Roman" w:hAnsi="Consolas" w:cs="Times New Roman"/>
@@ -4083,6 +4654,7 @@
         </w:rPr>
         <w:t>][</w:t>
       </w:r>
+      <w:proofErr w:type="spellStart"/>
       <w:r>
         <w:rPr>
           <w:rFonts w:ascii="Consolas" w:eastAsia="Times New Roman" w:hAnsi="Consolas" w:cs="Times New Roman"/>
@@ -4092,6 +4664,7 @@
         </w:rPr>
         <w:t>sj</w:t>
       </w:r>
+      <w:proofErr w:type="spellEnd"/>
       <w:r>
         <w:rPr>
           <w:rFonts w:ascii="Consolas" w:eastAsia="Times New Roman" w:hAnsi="Consolas" w:cs="Times New Roman"/>
@@ -4140,6 +4713,7 @@
         </w:rPr>
         <w:t xml:space="preserve">        </w:t>
       </w:r>
+      <w:proofErr w:type="spellStart"/>
       <w:r>
         <w:rPr>
           <w:rFonts w:ascii="Consolas" w:eastAsia="Times New Roman" w:hAnsi="Consolas" w:cs="Times New Roman"/>
@@ -4149,6 +4723,7 @@
         </w:rPr>
         <w:t>cnt</w:t>
       </w:r>
+      <w:proofErr w:type="spellEnd"/>
       <w:r>
         <w:rPr>
           <w:rFonts w:ascii="Consolas" w:eastAsia="Times New Roman" w:hAnsi="Consolas" w:cs="Times New Roman"/>
@@ -4179,6 +4754,7 @@
         </w:rPr>
         <w:t xml:space="preserve">        </w:t>
       </w:r>
+      <w:proofErr w:type="gramStart"/>
       <w:r>
         <w:rPr>
           <w:rFonts w:ascii="Consolas" w:eastAsia="Times New Roman" w:hAnsi="Consolas" w:cs="Times New Roman"/>
@@ -4197,6 +4773,7 @@
         </w:rPr>
         <w:t>(</w:t>
       </w:r>
+      <w:proofErr w:type="gramEnd"/>
       <w:r>
         <w:rPr>
           <w:rFonts w:ascii="Consolas" w:eastAsia="Times New Roman" w:hAnsi="Consolas" w:cs="Times New Roman"/>
@@ -4215,6 +4792,7 @@
         </w:rPr>
         <w:t xml:space="preserve"> </w:t>
       </w:r>
+      <w:proofErr w:type="spellStart"/>
       <w:r>
         <w:rPr>
           <w:rFonts w:ascii="Consolas" w:eastAsia="Times New Roman" w:hAnsi="Consolas" w:cs="Times New Roman"/>
@@ -4224,6 +4802,7 @@
         </w:rPr>
         <w:t>i</w:t>
       </w:r>
+      <w:proofErr w:type="spellEnd"/>
       <w:r>
         <w:rPr>
           <w:rFonts w:ascii="Consolas" w:eastAsia="Times New Roman" w:hAnsi="Consolas" w:cs="Times New Roman"/>
@@ -4383,6 +4962,7 @@
         </w:rPr>
         <w:t xml:space="preserve"> = </w:t>
       </w:r>
+      <w:proofErr w:type="spellStart"/>
       <w:r>
         <w:rPr>
           <w:rFonts w:ascii="Consolas" w:eastAsia="Times New Roman" w:hAnsi="Consolas" w:cs="Times New Roman"/>
@@ -4392,6 +4972,7 @@
         </w:rPr>
         <w:t>si</w:t>
       </w:r>
+      <w:proofErr w:type="spellEnd"/>
       <w:r>
         <w:rPr>
           <w:rFonts w:ascii="Consolas" w:eastAsia="Times New Roman" w:hAnsi="Consolas" w:cs="Times New Roman"/>
@@ -4419,6 +5000,7 @@
         </w:rPr>
         <w:t>[</w:t>
       </w:r>
+      <w:proofErr w:type="spellStart"/>
       <w:r>
         <w:rPr>
           <w:rFonts w:ascii="Consolas" w:eastAsia="Times New Roman" w:hAnsi="Consolas" w:cs="Times New Roman"/>
@@ -4428,6 +5010,8 @@
         </w:rPr>
         <w:t>i</w:t>
       </w:r>
+      <w:proofErr w:type="spellEnd"/>
+      <w:proofErr w:type="gramStart"/>
       <w:r>
         <w:rPr>
           <w:rFonts w:ascii="Consolas" w:eastAsia="Times New Roman" w:hAnsi="Consolas" w:cs="Times New Roman"/>
@@ -4455,6 +5039,7 @@
         </w:rPr>
         <w:t>first</w:t>
       </w:r>
+      <w:proofErr w:type="gramEnd"/>
       <w:r>
         <w:rPr>
           <w:rFonts w:ascii="Consolas" w:eastAsia="Times New Roman" w:hAnsi="Consolas" w:cs="Times New Roman"/>
@@ -4503,6 +5088,7 @@
         </w:rPr>
         <w:t xml:space="preserve"> </w:t>
       </w:r>
+      <w:proofErr w:type="spellStart"/>
       <w:r>
         <w:rPr>
           <w:rFonts w:ascii="Consolas" w:eastAsia="Times New Roman" w:hAnsi="Consolas" w:cs="Times New Roman"/>
@@ -4512,6 +5098,7 @@
         </w:rPr>
         <w:t>cj</w:t>
       </w:r>
+      <w:proofErr w:type="spellEnd"/>
       <w:r>
         <w:rPr>
           <w:rFonts w:ascii="Consolas" w:eastAsia="Times New Roman" w:hAnsi="Consolas" w:cs="Times New Roman"/>
@@ -4521,6 +5108,7 @@
         </w:rPr>
         <w:t xml:space="preserve"> = </w:t>
       </w:r>
+      <w:proofErr w:type="spellStart"/>
       <w:r>
         <w:rPr>
           <w:rFonts w:ascii="Consolas" w:eastAsia="Times New Roman" w:hAnsi="Consolas" w:cs="Times New Roman"/>
@@ -4530,6 +5118,7 @@
         </w:rPr>
         <w:t>sj</w:t>
       </w:r>
+      <w:proofErr w:type="spellEnd"/>
       <w:r>
         <w:rPr>
           <w:rFonts w:ascii="Consolas" w:eastAsia="Times New Roman" w:hAnsi="Consolas" w:cs="Times New Roman"/>
@@ -4557,6 +5146,7 @@
         </w:rPr>
         <w:t>[</w:t>
       </w:r>
+      <w:proofErr w:type="spellStart"/>
       <w:r>
         <w:rPr>
           <w:rFonts w:ascii="Consolas" w:eastAsia="Times New Roman" w:hAnsi="Consolas" w:cs="Times New Roman"/>
@@ -4566,6 +5156,8 @@
         </w:rPr>
         <w:t>i</w:t>
       </w:r>
+      <w:proofErr w:type="spellEnd"/>
+      <w:proofErr w:type="gramStart"/>
       <w:r>
         <w:rPr>
           <w:rFonts w:ascii="Consolas" w:eastAsia="Times New Roman" w:hAnsi="Consolas" w:cs="Times New Roman"/>
@@ -4593,6 +5185,7 @@
         </w:rPr>
         <w:t>second</w:t>
       </w:r>
+      <w:proofErr w:type="gramEnd"/>
       <w:r>
         <w:rPr>
           <w:rFonts w:ascii="Consolas" w:eastAsia="Times New Roman" w:hAnsi="Consolas" w:cs="Times New Roman"/>
@@ -4659,6 +5252,8 @@
         </w:rPr>
         <w:t>(</w:t>
       </w:r>
+      <w:proofErr w:type="spellStart"/>
+      <w:proofErr w:type="gramStart"/>
       <w:r>
         <w:rPr>
           <w:rFonts w:ascii="Consolas" w:eastAsia="Times New Roman" w:hAnsi="Consolas" w:cs="Times New Roman"/>
@@ -4686,6 +5281,8 @@
         </w:rPr>
         <w:t>cj</w:t>
       </w:r>
+      <w:proofErr w:type="spellEnd"/>
+      <w:proofErr w:type="gramEnd"/>
       <w:r>
         <w:rPr>
           <w:rFonts w:ascii="Consolas" w:eastAsia="Times New Roman" w:hAnsi="Consolas" w:cs="Times New Roman"/>
@@ -4731,6 +5328,7 @@
         </w:rPr>
         <w:t>][</w:t>
       </w:r>
+      <w:proofErr w:type="spellStart"/>
       <w:r>
         <w:rPr>
           <w:rFonts w:ascii="Consolas" w:eastAsia="Times New Roman" w:hAnsi="Consolas" w:cs="Times New Roman"/>
@@ -4740,6 +5338,7 @@
         </w:rPr>
         <w:t>cj</w:t>
       </w:r>
+      <w:proofErr w:type="spellEnd"/>
       <w:r>
         <w:rPr>
           <w:rFonts w:ascii="Consolas" w:eastAsia="Times New Roman" w:hAnsi="Consolas" w:cs="Times New Roman"/>
@@ -4785,6 +5384,7 @@
         </w:rPr>
         <w:t>][</w:t>
       </w:r>
+      <w:proofErr w:type="spellStart"/>
       <w:r>
         <w:rPr>
           <w:rFonts w:ascii="Consolas" w:eastAsia="Times New Roman" w:hAnsi="Consolas" w:cs="Times New Roman"/>
@@ -4794,6 +5394,7 @@
         </w:rPr>
         <w:t>cj</w:t>
       </w:r>
+      <w:proofErr w:type="spellEnd"/>
       <w:r>
         <w:rPr>
           <w:rFonts w:ascii="Consolas" w:eastAsia="Times New Roman" w:hAnsi="Consolas" w:cs="Times New Roman"/>
@@ -4851,6 +5452,7 @@
         </w:rPr>
         <w:t xml:space="preserve">                </w:t>
       </w:r>
+      <w:proofErr w:type="spellStart"/>
       <w:r>
         <w:rPr>
           <w:rFonts w:ascii="Consolas" w:eastAsia="Times New Roman" w:hAnsi="Consolas" w:cs="Times New Roman"/>
@@ -4860,6 +5462,7 @@
         </w:rPr>
         <w:t>dfs</w:t>
       </w:r>
+      <w:proofErr w:type="spellEnd"/>
       <w:r>
         <w:rPr>
           <w:rFonts w:ascii="Consolas" w:eastAsia="Times New Roman" w:hAnsi="Consolas" w:cs="Times New Roman"/>
@@ -4869,6 +5472,8 @@
         </w:rPr>
         <w:t>(</w:t>
       </w:r>
+      <w:proofErr w:type="spellStart"/>
+      <w:proofErr w:type="gramStart"/>
       <w:r>
         <w:rPr>
           <w:rFonts w:ascii="Consolas" w:eastAsia="Times New Roman" w:hAnsi="Consolas" w:cs="Times New Roman"/>
@@ -4896,6 +5501,7 @@
         </w:rPr>
         <w:t>cj</w:t>
       </w:r>
+      <w:proofErr w:type="gramEnd"/>
       <w:r>
         <w:rPr>
           <w:rFonts w:ascii="Consolas" w:eastAsia="Times New Roman" w:hAnsi="Consolas" w:cs="Times New Roman"/>
@@ -4914,6 +5520,7 @@
         </w:rPr>
         <w:t>grid</w:t>
       </w:r>
+      <w:proofErr w:type="spellEnd"/>
       <w:r>
         <w:rPr>
           <w:rFonts w:ascii="Consolas" w:eastAsia="Times New Roman" w:hAnsi="Consolas" w:cs="Times New Roman"/>
@@ -5016,6 +5623,7 @@
         </w:rPr>
         <w:t xml:space="preserve"> </w:t>
       </w:r>
+      <w:proofErr w:type="spellStart"/>
       <w:r>
         <w:rPr>
           <w:rFonts w:ascii="Consolas" w:eastAsia="Times New Roman" w:hAnsi="Consolas" w:cs="Times New Roman"/>
@@ -5025,6 +5633,7 @@
         </w:rPr>
         <w:t>maxAreaOfIsland</w:t>
       </w:r>
+      <w:proofErr w:type="spellEnd"/>
       <w:r>
         <w:rPr>
           <w:rFonts w:ascii="Consolas" w:eastAsia="Times New Roman" w:hAnsi="Consolas" w:cs="Times New Roman"/>
@@ -5163,6 +5772,8 @@
         </w:rPr>
         <w:t xml:space="preserve"> = </w:t>
       </w:r>
+      <w:proofErr w:type="spellStart"/>
+      <w:proofErr w:type="gramStart"/>
       <w:r>
         <w:rPr>
           <w:rFonts w:ascii="Consolas" w:eastAsia="Times New Roman" w:hAnsi="Consolas" w:cs="Times New Roman"/>
@@ -5190,6 +5801,8 @@
         </w:rPr>
         <w:t>size</w:t>
       </w:r>
+      <w:proofErr w:type="spellEnd"/>
+      <w:proofErr w:type="gramEnd"/>
       <w:r>
         <w:rPr>
           <w:rFonts w:ascii="Consolas" w:eastAsia="Times New Roman" w:hAnsi="Consolas" w:cs="Times New Roman"/>
@@ -5265,6 +5878,7 @@
         </w:rPr>
         <w:t>0</w:t>
       </w:r>
+      <w:proofErr w:type="gramStart"/>
       <w:r>
         <w:rPr>
           <w:rFonts w:ascii="Consolas" w:eastAsia="Times New Roman" w:hAnsi="Consolas" w:cs="Times New Roman"/>
@@ -5292,6 +5906,7 @@
         </w:rPr>
         <w:t>size</w:t>
       </w:r>
+      <w:proofErr w:type="gramEnd"/>
       <w:r>
         <w:rPr>
           <w:rFonts w:ascii="Consolas" w:eastAsia="Times New Roman" w:hAnsi="Consolas" w:cs="Times New Roman"/>
@@ -5379,6 +5994,7 @@
         </w:rPr>
         <w:t xml:space="preserve">        </w:t>
       </w:r>
+      <w:proofErr w:type="spellStart"/>
       <w:r>
         <w:rPr>
           <w:rFonts w:ascii="Consolas" w:eastAsia="Times New Roman" w:hAnsi="Consolas" w:cs="Times New Roman"/>
@@ -5388,6 +6004,7 @@
         </w:rPr>
         <w:t>memset</w:t>
       </w:r>
+      <w:proofErr w:type="spellEnd"/>
       <w:r>
         <w:rPr>
           <w:rFonts w:ascii="Consolas" w:eastAsia="Times New Roman" w:hAnsi="Consolas" w:cs="Times New Roman"/>
@@ -5397,6 +6014,8 @@
         </w:rPr>
         <w:t>(</w:t>
       </w:r>
+      <w:proofErr w:type="spellStart"/>
+      <w:proofErr w:type="gramStart"/>
       <w:r>
         <w:rPr>
           <w:rFonts w:ascii="Consolas" w:eastAsia="Times New Roman" w:hAnsi="Consolas" w:cs="Times New Roman"/>
@@ -5424,6 +6043,7 @@
         </w:rPr>
         <w:t>false</w:t>
       </w:r>
+      <w:proofErr w:type="gramEnd"/>
       <w:r>
         <w:rPr>
           <w:rFonts w:ascii="Consolas" w:eastAsia="Times New Roman" w:hAnsi="Consolas" w:cs="Times New Roman"/>
@@ -5442,6 +6062,7 @@
         </w:rPr>
         <w:t>sizeof</w:t>
       </w:r>
+      <w:proofErr w:type="spellEnd"/>
       <w:r>
         <w:rPr>
           <w:rFonts w:ascii="Consolas" w:eastAsia="Times New Roman" w:hAnsi="Consolas" w:cs="Times New Roman"/>
@@ -5490,6 +6111,7 @@
         </w:rPr>
         <w:t xml:space="preserve">        </w:t>
       </w:r>
+      <w:proofErr w:type="gramStart"/>
       <w:r>
         <w:rPr>
           <w:rFonts w:ascii="Consolas" w:eastAsia="Times New Roman" w:hAnsi="Consolas" w:cs="Times New Roman"/>
@@ -5508,6 +6130,7 @@
         </w:rPr>
         <w:t>(</w:t>
       </w:r>
+      <w:proofErr w:type="gramEnd"/>
       <w:r>
         <w:rPr>
           <w:rFonts w:ascii="Consolas" w:eastAsia="Times New Roman" w:hAnsi="Consolas" w:cs="Times New Roman"/>
@@ -5526,6 +6149,7 @@
         </w:rPr>
         <w:t xml:space="preserve"> </w:t>
       </w:r>
+      <w:proofErr w:type="spellStart"/>
       <w:r>
         <w:rPr>
           <w:rFonts w:ascii="Consolas" w:eastAsia="Times New Roman" w:hAnsi="Consolas" w:cs="Times New Roman"/>
@@ -5535,6 +6159,7 @@
         </w:rPr>
         <w:t>i</w:t>
       </w:r>
+      <w:proofErr w:type="spellEnd"/>
       <w:r>
         <w:rPr>
           <w:rFonts w:ascii="Consolas" w:eastAsia="Times New Roman" w:hAnsi="Consolas" w:cs="Times New Roman"/>
@@ -5580,6 +6205,7 @@
         </w:rPr>
         <w:t>&lt;</w:t>
       </w:r>
+      <w:proofErr w:type="spellStart"/>
       <w:r>
         <w:rPr>
           <w:rFonts w:ascii="Consolas" w:eastAsia="Times New Roman" w:hAnsi="Consolas" w:cs="Times New Roman"/>
@@ -5607,6 +6233,7 @@
         </w:rPr>
         <w:t>i</w:t>
       </w:r>
+      <w:proofErr w:type="spellEnd"/>
       <w:r>
         <w:rPr>
           <w:rFonts w:ascii="Consolas" w:eastAsia="Times New Roman" w:hAnsi="Consolas" w:cs="Times New Roman"/>
@@ -5637,6 +6264,7 @@
         </w:rPr>
         <w:t xml:space="preserve">            </w:t>
       </w:r>
+      <w:proofErr w:type="gramStart"/>
       <w:r>
         <w:rPr>
           <w:rFonts w:ascii="Consolas" w:eastAsia="Times New Roman" w:hAnsi="Consolas" w:cs="Times New Roman"/>
@@ -5655,6 +6283,7 @@
         </w:rPr>
         <w:t>(</w:t>
       </w:r>
+      <w:proofErr w:type="gramEnd"/>
       <w:r>
         <w:rPr>
           <w:rFonts w:ascii="Consolas" w:eastAsia="Times New Roman" w:hAnsi="Consolas" w:cs="Times New Roman"/>
@@ -5727,6 +6356,7 @@
         </w:rPr>
         <w:t>&lt;</w:t>
       </w:r>
+      <w:proofErr w:type="spellStart"/>
       <w:r>
         <w:rPr>
           <w:rFonts w:ascii="Consolas" w:eastAsia="Times New Roman" w:hAnsi="Consolas" w:cs="Times New Roman"/>
@@ -5754,6 +6384,7 @@
         </w:rPr>
         <w:t>j</w:t>
       </w:r>
+      <w:proofErr w:type="spellEnd"/>
       <w:r>
         <w:rPr>
           <w:rFonts w:ascii="Consolas" w:eastAsia="Times New Roman" w:hAnsi="Consolas" w:cs="Times New Roman"/>
@@ -5793,6 +6424,7 @@
         </w:rPr>
         <w:t>if</w:t>
       </w:r>
+      <w:proofErr w:type="gramStart"/>
       <w:r>
         <w:rPr>
           <w:rFonts w:ascii="Consolas" w:eastAsia="Times New Roman" w:hAnsi="Consolas" w:cs="Times New Roman"/>
@@ -5811,6 +6443,7 @@
         </w:rPr>
         <w:t>vis</w:t>
       </w:r>
+      <w:proofErr w:type="gramEnd"/>
       <w:r>
         <w:rPr>
           <w:rFonts w:ascii="Consolas" w:eastAsia="Times New Roman" w:hAnsi="Consolas" w:cs="Times New Roman"/>
@@ -5820,6 +6453,7 @@
         </w:rPr>
         <w:t>[</w:t>
       </w:r>
+      <w:proofErr w:type="spellStart"/>
       <w:r>
         <w:rPr>
           <w:rFonts w:ascii="Consolas" w:eastAsia="Times New Roman" w:hAnsi="Consolas" w:cs="Times New Roman"/>
@@ -5829,6 +6463,7 @@
         </w:rPr>
         <w:t>i</w:t>
       </w:r>
+      <w:proofErr w:type="spellEnd"/>
       <w:r>
         <w:rPr>
           <w:rFonts w:ascii="Consolas" w:eastAsia="Times New Roman" w:hAnsi="Consolas" w:cs="Times New Roman"/>
@@ -5874,6 +6509,7 @@
         </w:rPr>
         <w:t>[</w:t>
       </w:r>
+      <w:proofErr w:type="spellStart"/>
       <w:r>
         <w:rPr>
           <w:rFonts w:ascii="Consolas" w:eastAsia="Times New Roman" w:hAnsi="Consolas" w:cs="Times New Roman"/>
@@ -5883,6 +6519,7 @@
         </w:rPr>
         <w:t>i</w:t>
       </w:r>
+      <w:proofErr w:type="spellEnd"/>
       <w:r>
         <w:rPr>
           <w:rFonts w:ascii="Consolas" w:eastAsia="Times New Roman" w:hAnsi="Consolas" w:cs="Times New Roman"/>
@@ -5979,6 +6616,7 @@
         </w:rPr>
         <w:t xml:space="preserve">                    </w:t>
       </w:r>
+      <w:proofErr w:type="spellStart"/>
       <w:r>
         <w:rPr>
           <w:rFonts w:ascii="Consolas" w:eastAsia="Times New Roman" w:hAnsi="Consolas" w:cs="Times New Roman"/>
@@ -5988,6 +6626,7 @@
         </w:rPr>
         <w:t>cnt</w:t>
       </w:r>
+      <w:proofErr w:type="spellEnd"/>
       <w:r>
         <w:rPr>
           <w:rFonts w:ascii="Consolas" w:eastAsia="Times New Roman" w:hAnsi="Consolas" w:cs="Times New Roman"/>
@@ -6037,6 +6676,7 @@
         <w:lastRenderedPageBreak/>
         <w:t xml:space="preserve">                    </w:t>
       </w:r>
+      <w:proofErr w:type="spellStart"/>
       <w:r>
         <w:rPr>
           <w:rFonts w:ascii="Consolas" w:eastAsia="Times New Roman" w:hAnsi="Consolas" w:cs="Times New Roman"/>
@@ -6046,6 +6686,7 @@
         </w:rPr>
         <w:t>dfs</w:t>
       </w:r>
+      <w:proofErr w:type="spellEnd"/>
       <w:r>
         <w:rPr>
           <w:rFonts w:ascii="Consolas" w:eastAsia="Times New Roman" w:hAnsi="Consolas" w:cs="Times New Roman"/>
@@ -6055,6 +6696,8 @@
         </w:rPr>
         <w:t>(</w:t>
       </w:r>
+      <w:proofErr w:type="spellStart"/>
+      <w:proofErr w:type="gramStart"/>
       <w:r>
         <w:rPr>
           <w:rFonts w:ascii="Consolas" w:eastAsia="Times New Roman" w:hAnsi="Consolas" w:cs="Times New Roman"/>
@@ -6082,6 +6725,7 @@
         </w:rPr>
         <w:t>j</w:t>
       </w:r>
+      <w:proofErr w:type="gramEnd"/>
       <w:r>
         <w:rPr>
           <w:rFonts w:ascii="Consolas" w:eastAsia="Times New Roman" w:hAnsi="Consolas" w:cs="Times New Roman"/>
@@ -6100,6 +6744,7 @@
         </w:rPr>
         <w:t>grid</w:t>
       </w:r>
+      <w:proofErr w:type="spellEnd"/>
       <w:r>
         <w:rPr>
           <w:rFonts w:ascii="Consolas" w:eastAsia="Times New Roman" w:hAnsi="Consolas" w:cs="Times New Roman"/>
@@ -6166,6 +6811,8 @@
         </w:rPr>
         <w:t>(</w:t>
       </w:r>
+      <w:proofErr w:type="spellStart"/>
+      <w:proofErr w:type="gramStart"/>
       <w:r>
         <w:rPr>
           <w:rFonts w:ascii="Consolas" w:eastAsia="Times New Roman" w:hAnsi="Consolas" w:cs="Times New Roman"/>
@@ -6193,6 +6840,8 @@
         </w:rPr>
         <w:t>mx</w:t>
       </w:r>
+      <w:proofErr w:type="spellEnd"/>
+      <w:proofErr w:type="gramEnd"/>
       <w:r>
         <w:rPr>
           <w:rFonts w:ascii="Consolas" w:eastAsia="Times New Roman" w:hAnsi="Consolas" w:cs="Times New Roman"/>
@@ -6450,6 +7099,7 @@
         </w:rPr>
         <w:t xml:space="preserve"> </w:t>
       </w:r>
+      <w:proofErr w:type="gramStart"/>
       <w:r>
         <w:rPr>
           <w:rFonts w:ascii="Consolas" w:eastAsia="Times New Roman" w:hAnsi="Consolas" w:cs="Times New Roman"/>
@@ -6468,6 +7118,7 @@
         </w:rPr>
         <w:t>[</w:t>
       </w:r>
+      <w:proofErr w:type="gramEnd"/>
       <w:r>
         <w:rPr>
           <w:rFonts w:ascii="Consolas" w:eastAsia="Times New Roman" w:hAnsi="Consolas" w:cs="Times New Roman"/>
@@ -6525,6 +7176,8 @@
         </w:rPr>
         <w:t>    vector&lt;pair&lt;</w:t>
       </w:r>
+      <w:proofErr w:type="spellStart"/>
+      <w:proofErr w:type="gramStart"/>
       <w:r>
         <w:rPr>
           <w:rFonts w:ascii="Consolas" w:eastAsia="Times New Roman" w:hAnsi="Consolas" w:cs="Times New Roman"/>
@@ -6552,6 +7205,8 @@
         </w:rPr>
         <w:t>int</w:t>
       </w:r>
+      <w:proofErr w:type="spellEnd"/>
+      <w:proofErr w:type="gramEnd"/>
       <w:r>
         <w:rPr>
           <w:rFonts w:ascii="Consolas" w:eastAsia="Times New Roman" w:hAnsi="Consolas" w:cs="Times New Roman"/>
@@ -6742,7 +7397,29 @@
           <w:sz w:val="16"/>
           <w:szCs w:val="16"/>
         </w:rPr>
-        <w:t xml:space="preserve"> n,m;</w:t>
+        <w:t xml:space="preserve"> </w:t>
+      </w:r>
+      <w:proofErr w:type="spellStart"/>
+      <w:proofErr w:type="gramStart"/>
+      <w:r>
+        <w:rPr>
+          <w:rFonts w:ascii="Consolas" w:eastAsia="Times New Roman" w:hAnsi="Consolas" w:cs="Times New Roman"/>
+          <w:color w:val="D4D4D4"/>
+          <w:sz w:val="16"/>
+          <w:szCs w:val="16"/>
+        </w:rPr>
+        <w:t>n,m</w:t>
+      </w:r>
+      <w:proofErr w:type="spellEnd"/>
+      <w:proofErr w:type="gramEnd"/>
+      <w:r>
+        <w:rPr>
+          <w:rFonts w:ascii="Consolas" w:eastAsia="Times New Roman" w:hAnsi="Consolas" w:cs="Times New Roman"/>
+          <w:color w:val="D4D4D4"/>
+          <w:sz w:val="16"/>
+          <w:szCs w:val="16"/>
+        </w:rPr>
+        <w:t>;</w:t>
       </w:r>
     </w:p>
     <w:p>
@@ -6795,6 +7472,7 @@
         </w:rPr>
         <w:t xml:space="preserve"> </w:t>
       </w:r>
+      <w:proofErr w:type="gramStart"/>
       <w:r>
         <w:rPr>
           <w:rFonts w:ascii="Consolas" w:eastAsia="Times New Roman" w:hAnsi="Consolas" w:cs="Times New Roman"/>
@@ -6813,6 +7491,7 @@
         </w:rPr>
         <w:t>(</w:t>
       </w:r>
+      <w:proofErr w:type="gramEnd"/>
       <w:r>
         <w:rPr>
           <w:rFonts w:ascii="Consolas" w:eastAsia="Times New Roman" w:hAnsi="Consolas" w:cs="Times New Roman"/>
@@ -6831,6 +7510,7 @@
         </w:rPr>
         <w:t xml:space="preserve"> </w:t>
       </w:r>
+      <w:proofErr w:type="spellStart"/>
       <w:r>
         <w:rPr>
           <w:rFonts w:ascii="Consolas" w:eastAsia="Times New Roman" w:hAnsi="Consolas" w:cs="Times New Roman"/>
@@ -6840,6 +7520,7 @@
         </w:rPr>
         <w:t>i</w:t>
       </w:r>
+      <w:proofErr w:type="spellEnd"/>
       <w:r>
         <w:rPr>
           <w:rFonts w:ascii="Consolas" w:eastAsia="Times New Roman" w:hAnsi="Consolas" w:cs="Times New Roman"/>
@@ -6927,6 +7608,7 @@
         </w:rPr>
         <w:t xml:space="preserve">        </w:t>
       </w:r>
+      <w:proofErr w:type="gramStart"/>
       <w:r>
         <w:rPr>
           <w:rFonts w:ascii="Consolas" w:eastAsia="Times New Roman" w:hAnsi="Consolas" w:cs="Times New Roman"/>
@@ -6943,7 +7625,28 @@
           <w:sz w:val="16"/>
           <w:szCs w:val="16"/>
         </w:rPr>
-        <w:t>(i&lt;</w:t>
+        <w:t>(</w:t>
+      </w:r>
+      <w:proofErr w:type="spellStart"/>
+      <w:proofErr w:type="gramEnd"/>
+      <w:r>
+        <w:rPr>
+          <w:rFonts w:ascii="Consolas" w:eastAsia="Times New Roman" w:hAnsi="Consolas" w:cs="Times New Roman"/>
+          <w:color w:val="D4D4D4"/>
+          <w:sz w:val="16"/>
+          <w:szCs w:val="16"/>
+        </w:rPr>
+        <w:t>i</w:t>
+      </w:r>
+      <w:proofErr w:type="spellEnd"/>
+      <w:r>
+        <w:rPr>
+          <w:rFonts w:ascii="Consolas" w:eastAsia="Times New Roman" w:hAnsi="Consolas" w:cs="Times New Roman"/>
+          <w:color w:val="D4D4D4"/>
+          <w:sz w:val="16"/>
+          <w:szCs w:val="16"/>
+        </w:rPr>
+        <w:t>&lt;</w:t>
       </w:r>
       <w:r>
         <w:rPr>
@@ -6961,7 +7664,27 @@
           <w:sz w:val="16"/>
           <w:szCs w:val="16"/>
         </w:rPr>
-        <w:t xml:space="preserve"> || i&gt;=n || j&lt;</w:t>
+        <w:t xml:space="preserve"> || </w:t>
+      </w:r>
+      <w:proofErr w:type="spellStart"/>
+      <w:r>
+        <w:rPr>
+          <w:rFonts w:ascii="Consolas" w:eastAsia="Times New Roman" w:hAnsi="Consolas" w:cs="Times New Roman"/>
+          <w:color w:val="D4D4D4"/>
+          <w:sz w:val="16"/>
+          <w:szCs w:val="16"/>
+        </w:rPr>
+        <w:t>i</w:t>
+      </w:r>
+      <w:proofErr w:type="spellEnd"/>
+      <w:r>
+        <w:rPr>
+          <w:rFonts w:ascii="Consolas" w:eastAsia="Times New Roman" w:hAnsi="Consolas" w:cs="Times New Roman"/>
+          <w:color w:val="D4D4D4"/>
+          <w:sz w:val="16"/>
+          <w:szCs w:val="16"/>
+        </w:rPr>
+        <w:t>&gt;=n || j&lt;</w:t>
       </w:r>
       <w:r>
         <w:rPr>
@@ -7167,6 +7890,8 @@
         </w:rPr>
         <w:t xml:space="preserve"> </w:t>
       </w:r>
+      <w:proofErr w:type="spellStart"/>
+      <w:proofErr w:type="gramStart"/>
       <w:r>
         <w:rPr>
           <w:rFonts w:ascii="Consolas" w:eastAsia="Times New Roman" w:hAnsi="Consolas" w:cs="Times New Roman"/>
@@ -7176,6 +7901,7 @@
         </w:rPr>
         <w:t>dfs</w:t>
       </w:r>
+      <w:proofErr w:type="spellEnd"/>
       <w:r>
         <w:rPr>
           <w:rFonts w:ascii="Consolas" w:eastAsia="Times New Roman" w:hAnsi="Consolas" w:cs="Times New Roman"/>
@@ -7185,6 +7911,7 @@
         </w:rPr>
         <w:t>(</w:t>
       </w:r>
+      <w:proofErr w:type="gramEnd"/>
       <w:r>
         <w:rPr>
           <w:rFonts w:ascii="Consolas" w:eastAsia="Times New Roman" w:hAnsi="Consolas" w:cs="Times New Roman"/>
@@ -7203,6 +7930,7 @@
         </w:rPr>
         <w:t xml:space="preserve"> </w:t>
       </w:r>
+      <w:proofErr w:type="spellStart"/>
       <w:r>
         <w:rPr>
           <w:rFonts w:ascii="Consolas" w:eastAsia="Times New Roman" w:hAnsi="Consolas" w:cs="Times New Roman"/>
@@ -7212,6 +7940,7 @@
         </w:rPr>
         <w:t>si</w:t>
       </w:r>
+      <w:proofErr w:type="spellEnd"/>
       <w:r>
         <w:rPr>
           <w:rFonts w:ascii="Consolas" w:eastAsia="Times New Roman" w:hAnsi="Consolas" w:cs="Times New Roman"/>
@@ -7239,6 +7968,7 @@
         </w:rPr>
         <w:t xml:space="preserve"> </w:t>
       </w:r>
+      <w:proofErr w:type="spellStart"/>
       <w:r>
         <w:rPr>
           <w:rFonts w:ascii="Consolas" w:eastAsia="Times New Roman" w:hAnsi="Consolas" w:cs="Times New Roman"/>
@@ -7248,6 +7978,7 @@
         </w:rPr>
         <w:t>sj</w:t>
       </w:r>
+      <w:proofErr w:type="spellEnd"/>
       <w:r>
         <w:rPr>
           <w:rFonts w:ascii="Consolas" w:eastAsia="Times New Roman" w:hAnsi="Consolas" w:cs="Times New Roman"/>
@@ -7405,7 +8136,47 @@
           <w:sz w:val="16"/>
           <w:szCs w:val="16"/>
         </w:rPr>
-        <w:t xml:space="preserve">[si][sj] = </w:t>
+        <w:t>[</w:t>
+      </w:r>
+      <w:proofErr w:type="spellStart"/>
+      <w:r>
+        <w:rPr>
+          <w:rFonts w:ascii="Consolas" w:eastAsia="Times New Roman" w:hAnsi="Consolas" w:cs="Times New Roman"/>
+          <w:color w:val="D4D4D4"/>
+          <w:sz w:val="16"/>
+          <w:szCs w:val="16"/>
+        </w:rPr>
+        <w:t>si</w:t>
+      </w:r>
+      <w:proofErr w:type="spellEnd"/>
+      <w:r>
+        <w:rPr>
+          <w:rFonts w:ascii="Consolas" w:eastAsia="Times New Roman" w:hAnsi="Consolas" w:cs="Times New Roman"/>
+          <w:color w:val="D4D4D4"/>
+          <w:sz w:val="16"/>
+          <w:szCs w:val="16"/>
+        </w:rPr>
+        <w:t>][</w:t>
+      </w:r>
+      <w:proofErr w:type="spellStart"/>
+      <w:r>
+        <w:rPr>
+          <w:rFonts w:ascii="Consolas" w:eastAsia="Times New Roman" w:hAnsi="Consolas" w:cs="Times New Roman"/>
+          <w:color w:val="D4D4D4"/>
+          <w:sz w:val="16"/>
+          <w:szCs w:val="16"/>
+        </w:rPr>
+        <w:t>sj</w:t>
+      </w:r>
+      <w:proofErr w:type="spellEnd"/>
+      <w:r>
+        <w:rPr>
+          <w:rFonts w:ascii="Consolas" w:eastAsia="Times New Roman" w:hAnsi="Consolas" w:cs="Times New Roman"/>
+          <w:color w:val="D4D4D4"/>
+          <w:sz w:val="16"/>
+          <w:szCs w:val="16"/>
+        </w:rPr>
+        <w:t xml:space="preserve">] = </w:t>
       </w:r>
       <w:r>
         <w:rPr>
@@ -7446,6 +8217,7 @@
         </w:rPr>
         <w:t xml:space="preserve">        </w:t>
       </w:r>
+      <w:proofErr w:type="gramStart"/>
       <w:r>
         <w:rPr>
           <w:rFonts w:ascii="Consolas" w:eastAsia="Times New Roman" w:hAnsi="Consolas" w:cs="Times New Roman"/>
@@ -7464,6 +8236,7 @@
         </w:rPr>
         <w:t>(</w:t>
       </w:r>
+      <w:proofErr w:type="gramEnd"/>
       <w:r>
         <w:rPr>
           <w:rFonts w:ascii="Consolas" w:eastAsia="Times New Roman" w:hAnsi="Consolas" w:cs="Times New Roman"/>
@@ -7480,7 +8253,27 @@
           <w:sz w:val="16"/>
           <w:szCs w:val="16"/>
         </w:rPr>
-        <w:t xml:space="preserve"> i=</w:t>
+        <w:t xml:space="preserve"> </w:t>
+      </w:r>
+      <w:proofErr w:type="spellStart"/>
+      <w:r>
+        <w:rPr>
+          <w:rFonts w:ascii="Consolas" w:eastAsia="Times New Roman" w:hAnsi="Consolas" w:cs="Times New Roman"/>
+          <w:color w:val="D4D4D4"/>
+          <w:sz w:val="16"/>
+          <w:szCs w:val="16"/>
+        </w:rPr>
+        <w:t>i</w:t>
+      </w:r>
+      <w:proofErr w:type="spellEnd"/>
+      <w:r>
+        <w:rPr>
+          <w:rFonts w:ascii="Consolas" w:eastAsia="Times New Roman" w:hAnsi="Consolas" w:cs="Times New Roman"/>
+          <w:color w:val="D4D4D4"/>
+          <w:sz w:val="16"/>
+          <w:szCs w:val="16"/>
+        </w:rPr>
+        <w:t>=</w:t>
       </w:r>
       <w:r>
         <w:rPr>
@@ -7576,7 +8369,27 @@
           <w:sz w:val="16"/>
           <w:szCs w:val="16"/>
         </w:rPr>
-        <w:t xml:space="preserve"> ci = si + </w:t>
+        <w:t xml:space="preserve"> ci = </w:t>
+      </w:r>
+      <w:proofErr w:type="spellStart"/>
+      <w:r>
+        <w:rPr>
+          <w:rFonts w:ascii="Consolas" w:eastAsia="Times New Roman" w:hAnsi="Consolas" w:cs="Times New Roman"/>
+          <w:color w:val="D4D4D4"/>
+          <w:sz w:val="16"/>
+          <w:szCs w:val="16"/>
+        </w:rPr>
+        <w:t>si</w:t>
+      </w:r>
+      <w:proofErr w:type="spellEnd"/>
+      <w:r>
+        <w:rPr>
+          <w:rFonts w:ascii="Consolas" w:eastAsia="Times New Roman" w:hAnsi="Consolas" w:cs="Times New Roman"/>
+          <w:color w:val="D4D4D4"/>
+          <w:sz w:val="16"/>
+          <w:szCs w:val="16"/>
+        </w:rPr>
+        <w:t xml:space="preserve"> + </w:t>
       </w:r>
       <w:r>
         <w:rPr>
@@ -7594,7 +8407,28 @@
           <w:sz w:val="16"/>
           <w:szCs w:val="16"/>
         </w:rPr>
-        <w:t>[i].</w:t>
+        <w:t>[</w:t>
+      </w:r>
+      <w:proofErr w:type="spellStart"/>
+      <w:r>
+        <w:rPr>
+          <w:rFonts w:ascii="Consolas" w:eastAsia="Times New Roman" w:hAnsi="Consolas" w:cs="Times New Roman"/>
+          <w:color w:val="D4D4D4"/>
+          <w:sz w:val="16"/>
+          <w:szCs w:val="16"/>
+        </w:rPr>
+        <w:t>i</w:t>
+      </w:r>
+      <w:proofErr w:type="spellEnd"/>
+      <w:proofErr w:type="gramStart"/>
+      <w:r>
+        <w:rPr>
+          <w:rFonts w:ascii="Consolas" w:eastAsia="Times New Roman" w:hAnsi="Consolas" w:cs="Times New Roman"/>
+          <w:color w:val="D4D4D4"/>
+          <w:sz w:val="16"/>
+          <w:szCs w:val="16"/>
+        </w:rPr>
+        <w:t>].</w:t>
       </w:r>
       <w:r>
         <w:rPr>
@@ -7605,6 +8439,7 @@
         </w:rPr>
         <w:t>first</w:t>
       </w:r>
+      <w:proofErr w:type="gramEnd"/>
       <w:r>
         <w:rPr>
           <w:rFonts w:ascii="Consolas" w:eastAsia="Times New Roman" w:hAnsi="Consolas" w:cs="Times New Roman"/>
@@ -7651,7 +8486,47 @@
           <w:sz w:val="16"/>
           <w:szCs w:val="16"/>
         </w:rPr>
-        <w:t xml:space="preserve"> cj = sj + </w:t>
+        <w:t xml:space="preserve"> </w:t>
+      </w:r>
+      <w:proofErr w:type="spellStart"/>
+      <w:r>
+        <w:rPr>
+          <w:rFonts w:ascii="Consolas" w:eastAsia="Times New Roman" w:hAnsi="Consolas" w:cs="Times New Roman"/>
+          <w:color w:val="D4D4D4"/>
+          <w:sz w:val="16"/>
+          <w:szCs w:val="16"/>
+        </w:rPr>
+        <w:t>cj</w:t>
+      </w:r>
+      <w:proofErr w:type="spellEnd"/>
+      <w:r>
+        <w:rPr>
+          <w:rFonts w:ascii="Consolas" w:eastAsia="Times New Roman" w:hAnsi="Consolas" w:cs="Times New Roman"/>
+          <w:color w:val="D4D4D4"/>
+          <w:sz w:val="16"/>
+          <w:szCs w:val="16"/>
+        </w:rPr>
+        <w:t xml:space="preserve"> = </w:t>
+      </w:r>
+      <w:proofErr w:type="spellStart"/>
+      <w:r>
+        <w:rPr>
+          <w:rFonts w:ascii="Consolas" w:eastAsia="Times New Roman" w:hAnsi="Consolas" w:cs="Times New Roman"/>
+          <w:color w:val="D4D4D4"/>
+          <w:sz w:val="16"/>
+          <w:szCs w:val="16"/>
+        </w:rPr>
+        <w:t>sj</w:t>
+      </w:r>
+      <w:proofErr w:type="spellEnd"/>
+      <w:r>
+        <w:rPr>
+          <w:rFonts w:ascii="Consolas" w:eastAsia="Times New Roman" w:hAnsi="Consolas" w:cs="Times New Roman"/>
+          <w:color w:val="D4D4D4"/>
+          <w:sz w:val="16"/>
+          <w:szCs w:val="16"/>
+        </w:rPr>
+        <w:t xml:space="preserve"> + </w:t>
       </w:r>
       <w:r>
         <w:rPr>
@@ -7669,7 +8544,28 @@
           <w:sz w:val="16"/>
           <w:szCs w:val="16"/>
         </w:rPr>
-        <w:t>[i].</w:t>
+        <w:t>[</w:t>
+      </w:r>
+      <w:proofErr w:type="spellStart"/>
+      <w:r>
+        <w:rPr>
+          <w:rFonts w:ascii="Consolas" w:eastAsia="Times New Roman" w:hAnsi="Consolas" w:cs="Times New Roman"/>
+          <w:color w:val="D4D4D4"/>
+          <w:sz w:val="16"/>
+          <w:szCs w:val="16"/>
+        </w:rPr>
+        <w:t>i</w:t>
+      </w:r>
+      <w:proofErr w:type="spellEnd"/>
+      <w:proofErr w:type="gramStart"/>
+      <w:r>
+        <w:rPr>
+          <w:rFonts w:ascii="Consolas" w:eastAsia="Times New Roman" w:hAnsi="Consolas" w:cs="Times New Roman"/>
+          <w:color w:val="D4D4D4"/>
+          <w:sz w:val="16"/>
+          <w:szCs w:val="16"/>
+        </w:rPr>
+        <w:t>].</w:t>
       </w:r>
       <w:r>
         <w:rPr>
@@ -7680,6 +8576,7 @@
         </w:rPr>
         <w:t>second</w:t>
       </w:r>
+      <w:proofErr w:type="gramEnd"/>
       <w:r>
         <w:rPr>
           <w:rFonts w:ascii="Consolas" w:eastAsia="Times New Roman" w:hAnsi="Consolas" w:cs="Times New Roman"/>
@@ -7744,7 +8641,29 @@
           <w:sz w:val="16"/>
           <w:szCs w:val="16"/>
         </w:rPr>
-        <w:t>(ci,cj) &amp;&amp; !</w:t>
+        <w:t>(</w:t>
+      </w:r>
+      <w:proofErr w:type="spellStart"/>
+      <w:proofErr w:type="gramStart"/>
+      <w:r>
+        <w:rPr>
+          <w:rFonts w:ascii="Consolas" w:eastAsia="Times New Roman" w:hAnsi="Consolas" w:cs="Times New Roman"/>
+          <w:color w:val="D4D4D4"/>
+          <w:sz w:val="16"/>
+          <w:szCs w:val="16"/>
+        </w:rPr>
+        <w:t>ci,cj</w:t>
+      </w:r>
+      <w:proofErr w:type="spellEnd"/>
+      <w:proofErr w:type="gramEnd"/>
+      <w:r>
+        <w:rPr>
+          <w:rFonts w:ascii="Consolas" w:eastAsia="Times New Roman" w:hAnsi="Consolas" w:cs="Times New Roman"/>
+          <w:color w:val="D4D4D4"/>
+          <w:sz w:val="16"/>
+          <w:szCs w:val="16"/>
+        </w:rPr>
+        <w:t>) &amp;&amp; !</w:t>
       </w:r>
       <w:r>
         <w:rPr>
@@ -7762,7 +8681,27 @@
           <w:sz w:val="16"/>
           <w:szCs w:val="16"/>
         </w:rPr>
-        <w:t xml:space="preserve">[ci][cj] &amp;&amp; </w:t>
+        <w:t>[ci][</w:t>
+      </w:r>
+      <w:proofErr w:type="spellStart"/>
+      <w:r>
+        <w:rPr>
+          <w:rFonts w:ascii="Consolas" w:eastAsia="Times New Roman" w:hAnsi="Consolas" w:cs="Times New Roman"/>
+          <w:color w:val="D4D4D4"/>
+          <w:sz w:val="16"/>
+          <w:szCs w:val="16"/>
+        </w:rPr>
+        <w:t>cj</w:t>
+      </w:r>
+      <w:proofErr w:type="spellEnd"/>
+      <w:r>
+        <w:rPr>
+          <w:rFonts w:ascii="Consolas" w:eastAsia="Times New Roman" w:hAnsi="Consolas" w:cs="Times New Roman"/>
+          <w:color w:val="D4D4D4"/>
+          <w:sz w:val="16"/>
+          <w:szCs w:val="16"/>
+        </w:rPr>
+        <w:t xml:space="preserve">] &amp;&amp; </w:t>
       </w:r>
       <w:r>
         <w:rPr>
@@ -7780,7 +8719,27 @@
           <w:sz w:val="16"/>
           <w:szCs w:val="16"/>
         </w:rPr>
-        <w:t>[ci][cj]==</w:t>
+        <w:t>[ci][</w:t>
+      </w:r>
+      <w:proofErr w:type="spellStart"/>
+      <w:r>
+        <w:rPr>
+          <w:rFonts w:ascii="Consolas" w:eastAsia="Times New Roman" w:hAnsi="Consolas" w:cs="Times New Roman"/>
+          <w:color w:val="D4D4D4"/>
+          <w:sz w:val="16"/>
+          <w:szCs w:val="16"/>
+        </w:rPr>
+        <w:t>cj</w:t>
+      </w:r>
+      <w:proofErr w:type="spellEnd"/>
+      <w:r>
+        <w:rPr>
+          <w:rFonts w:ascii="Consolas" w:eastAsia="Times New Roman" w:hAnsi="Consolas" w:cs="Times New Roman"/>
+          <w:color w:val="D4D4D4"/>
+          <w:sz w:val="16"/>
+          <w:szCs w:val="16"/>
+        </w:rPr>
+        <w:t>]==</w:t>
       </w:r>
       <w:r>
         <w:rPr>
@@ -7821,6 +8780,7 @@
         </w:rPr>
         <w:t xml:space="preserve">                </w:t>
       </w:r>
+      <w:proofErr w:type="spellStart"/>
       <w:r>
         <w:rPr>
           <w:rFonts w:ascii="Consolas" w:eastAsia="Times New Roman" w:hAnsi="Consolas" w:cs="Times New Roman"/>
@@ -7830,14 +8790,46 @@
         </w:rPr>
         <w:t>dfs</w:t>
       </w:r>
-      <w:r>
-        <w:rPr>
-          <w:rFonts w:ascii="Consolas" w:eastAsia="Times New Roman" w:hAnsi="Consolas" w:cs="Times New Roman"/>
-          <w:color w:val="D4D4D4"/>
-          <w:sz w:val="16"/>
-          <w:szCs w:val="16"/>
-        </w:rPr>
-        <w:t>(ci,cj,grid);</w:t>
+      <w:proofErr w:type="spellEnd"/>
+      <w:r>
+        <w:rPr>
+          <w:rFonts w:ascii="Consolas" w:eastAsia="Times New Roman" w:hAnsi="Consolas" w:cs="Times New Roman"/>
+          <w:color w:val="D4D4D4"/>
+          <w:sz w:val="16"/>
+          <w:szCs w:val="16"/>
+        </w:rPr>
+        <w:t>(</w:t>
+      </w:r>
+      <w:proofErr w:type="spellStart"/>
+      <w:proofErr w:type="gramStart"/>
+      <w:r>
+        <w:rPr>
+          <w:rFonts w:ascii="Consolas" w:eastAsia="Times New Roman" w:hAnsi="Consolas" w:cs="Times New Roman"/>
+          <w:color w:val="D4D4D4"/>
+          <w:sz w:val="16"/>
+          <w:szCs w:val="16"/>
+        </w:rPr>
+        <w:t>ci,cj</w:t>
+      </w:r>
+      <w:proofErr w:type="gramEnd"/>
+      <w:r>
+        <w:rPr>
+          <w:rFonts w:ascii="Consolas" w:eastAsia="Times New Roman" w:hAnsi="Consolas" w:cs="Times New Roman"/>
+          <w:color w:val="D4D4D4"/>
+          <w:sz w:val="16"/>
+          <w:szCs w:val="16"/>
+        </w:rPr>
+        <w:t>,grid</w:t>
+      </w:r>
+      <w:proofErr w:type="spellEnd"/>
+      <w:r>
+        <w:rPr>
+          <w:rFonts w:ascii="Consolas" w:eastAsia="Times New Roman" w:hAnsi="Consolas" w:cs="Times New Roman"/>
+          <w:color w:val="D4D4D4"/>
+          <w:sz w:val="16"/>
+          <w:szCs w:val="16"/>
+        </w:rPr>
+        <w:t>);</w:t>
       </w:r>
     </w:p>
     <w:p>
@@ -7932,6 +8924,7 @@
         </w:rPr>
         <w:t xml:space="preserve"> </w:t>
       </w:r>
+      <w:proofErr w:type="spellStart"/>
       <w:r>
         <w:rPr>
           <w:rFonts w:ascii="Consolas" w:eastAsia="Times New Roman" w:hAnsi="Consolas" w:cs="Times New Roman"/>
@@ -7941,6 +8934,7 @@
         </w:rPr>
         <w:t>numIslands</w:t>
       </w:r>
+      <w:proofErr w:type="spellEnd"/>
       <w:r>
         <w:rPr>
           <w:rFonts w:ascii="Consolas" w:eastAsia="Times New Roman" w:hAnsi="Consolas" w:cs="Times New Roman"/>
@@ -8061,6 +9055,8 @@
         </w:rPr>
         <w:t xml:space="preserve">        n = </w:t>
       </w:r>
+      <w:proofErr w:type="spellStart"/>
+      <w:proofErr w:type="gramStart"/>
       <w:r>
         <w:rPr>
           <w:rFonts w:ascii="Consolas" w:eastAsia="Times New Roman" w:hAnsi="Consolas" w:cs="Times New Roman"/>
@@ -8088,6 +9084,8 @@
         </w:rPr>
         <w:t>size</w:t>
       </w:r>
+      <w:proofErr w:type="spellEnd"/>
+      <w:proofErr w:type="gramEnd"/>
       <w:r>
         <w:rPr>
           <w:rFonts w:ascii="Consolas" w:eastAsia="Times New Roman" w:hAnsi="Consolas" w:cs="Times New Roman"/>
@@ -8145,6 +9143,7 @@
         </w:rPr>
         <w:t>0</w:t>
       </w:r>
+      <w:proofErr w:type="gramStart"/>
       <w:r>
         <w:rPr>
           <w:rFonts w:ascii="Consolas" w:eastAsia="Times New Roman" w:hAnsi="Consolas" w:cs="Times New Roman"/>
@@ -8163,6 +9162,7 @@
         </w:rPr>
         <w:t>size</w:t>
       </w:r>
+      <w:proofErr w:type="gramEnd"/>
       <w:r>
         <w:rPr>
           <w:rFonts w:ascii="Consolas" w:eastAsia="Times New Roman" w:hAnsi="Consolas" w:cs="Times New Roman"/>
@@ -8209,7 +9209,27 @@
           <w:sz w:val="16"/>
           <w:szCs w:val="16"/>
         </w:rPr>
-        <w:t xml:space="preserve"> cnt = </w:t>
+        <w:t xml:space="preserve"> </w:t>
+      </w:r>
+      <w:proofErr w:type="spellStart"/>
+      <w:r>
+        <w:rPr>
+          <w:rFonts w:ascii="Consolas" w:eastAsia="Times New Roman" w:hAnsi="Consolas" w:cs="Times New Roman"/>
+          <w:color w:val="D4D4D4"/>
+          <w:sz w:val="16"/>
+          <w:szCs w:val="16"/>
+        </w:rPr>
+        <w:t>cnt</w:t>
+      </w:r>
+      <w:proofErr w:type="spellEnd"/>
+      <w:r>
+        <w:rPr>
+          <w:rFonts w:ascii="Consolas" w:eastAsia="Times New Roman" w:hAnsi="Consolas" w:cs="Times New Roman"/>
+          <w:color w:val="D4D4D4"/>
+          <w:sz w:val="16"/>
+          <w:szCs w:val="16"/>
+        </w:rPr>
+        <w:t xml:space="preserve"> = </w:t>
       </w:r>
       <w:r>
         <w:rPr>
@@ -8250,6 +9270,7 @@
         </w:rPr>
         <w:t xml:space="preserve">        </w:t>
       </w:r>
+      <w:proofErr w:type="spellStart"/>
       <w:r>
         <w:rPr>
           <w:rFonts w:ascii="Consolas" w:eastAsia="Times New Roman" w:hAnsi="Consolas" w:cs="Times New Roman"/>
@@ -8259,14 +9280,26 @@
         </w:rPr>
         <w:t>memset</w:t>
       </w:r>
-      <w:r>
-        <w:rPr>
-          <w:rFonts w:ascii="Consolas" w:eastAsia="Times New Roman" w:hAnsi="Consolas" w:cs="Times New Roman"/>
-          <w:color w:val="D4D4D4"/>
-          <w:sz w:val="16"/>
-          <w:szCs w:val="16"/>
-        </w:rPr>
-        <w:t>(vis,</w:t>
+      <w:proofErr w:type="spellEnd"/>
+      <w:r>
+        <w:rPr>
+          <w:rFonts w:ascii="Consolas" w:eastAsia="Times New Roman" w:hAnsi="Consolas" w:cs="Times New Roman"/>
+          <w:color w:val="D4D4D4"/>
+          <w:sz w:val="16"/>
+          <w:szCs w:val="16"/>
+        </w:rPr>
+        <w:t>(</w:t>
+      </w:r>
+      <w:proofErr w:type="spellStart"/>
+      <w:proofErr w:type="gramStart"/>
+      <w:r>
+        <w:rPr>
+          <w:rFonts w:ascii="Consolas" w:eastAsia="Times New Roman" w:hAnsi="Consolas" w:cs="Times New Roman"/>
+          <w:color w:val="D4D4D4"/>
+          <w:sz w:val="16"/>
+          <w:szCs w:val="16"/>
+        </w:rPr>
+        <w:t>vis,</w:t>
       </w:r>
       <w:r>
         <w:rPr>
@@ -8277,6 +9310,7 @@
         </w:rPr>
         <w:t>false</w:t>
       </w:r>
+      <w:proofErr w:type="gramEnd"/>
       <w:r>
         <w:rPr>
           <w:rFonts w:ascii="Consolas" w:eastAsia="Times New Roman" w:hAnsi="Consolas" w:cs="Times New Roman"/>
@@ -8295,6 +9329,7 @@
         </w:rPr>
         <w:t>sizeof</w:t>
       </w:r>
+      <w:proofErr w:type="spellEnd"/>
       <w:r>
         <w:rPr>
           <w:rFonts w:ascii="Consolas" w:eastAsia="Times New Roman" w:hAnsi="Consolas" w:cs="Times New Roman"/>
@@ -8325,6 +9360,7 @@
         </w:rPr>
         <w:t xml:space="preserve">        </w:t>
       </w:r>
+      <w:proofErr w:type="gramStart"/>
       <w:r>
         <w:rPr>
           <w:rFonts w:ascii="Consolas" w:eastAsia="Times New Roman" w:hAnsi="Consolas" w:cs="Times New Roman"/>
@@ -8343,6 +9379,7 @@
         </w:rPr>
         <w:t>(</w:t>
       </w:r>
+      <w:proofErr w:type="gramEnd"/>
       <w:r>
         <w:rPr>
           <w:rFonts w:ascii="Consolas" w:eastAsia="Times New Roman" w:hAnsi="Consolas" w:cs="Times New Roman"/>
@@ -8359,7 +9396,27 @@
           <w:sz w:val="16"/>
           <w:szCs w:val="16"/>
         </w:rPr>
-        <w:t xml:space="preserve"> i=</w:t>
+        <w:t xml:space="preserve"> </w:t>
+      </w:r>
+      <w:proofErr w:type="spellStart"/>
+      <w:r>
+        <w:rPr>
+          <w:rFonts w:ascii="Consolas" w:eastAsia="Times New Roman" w:hAnsi="Consolas" w:cs="Times New Roman"/>
+          <w:color w:val="D4D4D4"/>
+          <w:sz w:val="16"/>
+          <w:szCs w:val="16"/>
+        </w:rPr>
+        <w:t>i</w:t>
+      </w:r>
+      <w:proofErr w:type="spellEnd"/>
+      <w:r>
+        <w:rPr>
+          <w:rFonts w:ascii="Consolas" w:eastAsia="Times New Roman" w:hAnsi="Consolas" w:cs="Times New Roman"/>
+          <w:color w:val="D4D4D4"/>
+          <w:sz w:val="16"/>
+          <w:szCs w:val="16"/>
+        </w:rPr>
+        <w:t>=</w:t>
       </w:r>
       <w:r>
         <w:rPr>
@@ -8377,7 +9434,27 @@
           <w:sz w:val="16"/>
           <w:szCs w:val="16"/>
         </w:rPr>
-        <w:t>;i&lt;n;i++)</w:t>
+        <w:t>;i&lt;</w:t>
+      </w:r>
+      <w:proofErr w:type="spellStart"/>
+      <w:r>
+        <w:rPr>
+          <w:rFonts w:ascii="Consolas" w:eastAsia="Times New Roman" w:hAnsi="Consolas" w:cs="Times New Roman"/>
+          <w:color w:val="D4D4D4"/>
+          <w:sz w:val="16"/>
+          <w:szCs w:val="16"/>
+        </w:rPr>
+        <w:t>n;i</w:t>
+      </w:r>
+      <w:proofErr w:type="spellEnd"/>
+      <w:r>
+        <w:rPr>
+          <w:rFonts w:ascii="Consolas" w:eastAsia="Times New Roman" w:hAnsi="Consolas" w:cs="Times New Roman"/>
+          <w:color w:val="D4D4D4"/>
+          <w:sz w:val="16"/>
+          <w:szCs w:val="16"/>
+        </w:rPr>
+        <w:t>++)</w:t>
       </w:r>
     </w:p>
     <w:p>
@@ -8400,6 +9477,7 @@
         </w:rPr>
         <w:t xml:space="preserve">            </w:t>
       </w:r>
+      <w:proofErr w:type="gramStart"/>
       <w:r>
         <w:rPr>
           <w:rFonts w:ascii="Consolas" w:eastAsia="Times New Roman" w:hAnsi="Consolas" w:cs="Times New Roman"/>
@@ -8418,6 +9496,7 @@
         </w:rPr>
         <w:t>(</w:t>
       </w:r>
+      <w:proofErr w:type="gramEnd"/>
       <w:r>
         <w:rPr>
           <w:rFonts w:ascii="Consolas" w:eastAsia="Times New Roman" w:hAnsi="Consolas" w:cs="Times New Roman"/>
@@ -8452,7 +9531,27 @@
           <w:sz w:val="16"/>
           <w:szCs w:val="16"/>
         </w:rPr>
-        <w:t>;j&lt;m;j++)</w:t>
+        <w:t>;j&lt;</w:t>
+      </w:r>
+      <w:proofErr w:type="spellStart"/>
+      <w:r>
+        <w:rPr>
+          <w:rFonts w:ascii="Consolas" w:eastAsia="Times New Roman" w:hAnsi="Consolas" w:cs="Times New Roman"/>
+          <w:color w:val="D4D4D4"/>
+          <w:sz w:val="16"/>
+          <w:szCs w:val="16"/>
+        </w:rPr>
+        <w:t>m;j</w:t>
+      </w:r>
+      <w:proofErr w:type="spellEnd"/>
+      <w:r>
+        <w:rPr>
+          <w:rFonts w:ascii="Consolas" w:eastAsia="Times New Roman" w:hAnsi="Consolas" w:cs="Times New Roman"/>
+          <w:color w:val="D4D4D4"/>
+          <w:sz w:val="16"/>
+          <w:szCs w:val="16"/>
+        </w:rPr>
+        <w:t>++)</w:t>
       </w:r>
     </w:p>
     <w:p>
@@ -8484,6 +9583,7 @@
         </w:rPr>
         <w:t>if</w:t>
       </w:r>
+      <w:proofErr w:type="gramStart"/>
       <w:r>
         <w:rPr>
           <w:rFonts w:ascii="Consolas" w:eastAsia="Times New Roman" w:hAnsi="Consolas" w:cs="Times New Roman"/>
@@ -8502,14 +9602,35 @@
         </w:rPr>
         <w:t>vis</w:t>
       </w:r>
-      <w:r>
-        <w:rPr>
-          <w:rFonts w:ascii="Consolas" w:eastAsia="Times New Roman" w:hAnsi="Consolas" w:cs="Times New Roman"/>
-          <w:color w:val="D4D4D4"/>
-          <w:sz w:val="16"/>
-          <w:szCs w:val="16"/>
-        </w:rPr>
-        <w:t xml:space="preserve">[i][j] &amp;&amp; </w:t>
+      <w:proofErr w:type="gramEnd"/>
+      <w:r>
+        <w:rPr>
+          <w:rFonts w:ascii="Consolas" w:eastAsia="Times New Roman" w:hAnsi="Consolas" w:cs="Times New Roman"/>
+          <w:color w:val="D4D4D4"/>
+          <w:sz w:val="16"/>
+          <w:szCs w:val="16"/>
+        </w:rPr>
+        <w:t>[</w:t>
+      </w:r>
+      <w:proofErr w:type="spellStart"/>
+      <w:r>
+        <w:rPr>
+          <w:rFonts w:ascii="Consolas" w:eastAsia="Times New Roman" w:hAnsi="Consolas" w:cs="Times New Roman"/>
+          <w:color w:val="D4D4D4"/>
+          <w:sz w:val="16"/>
+          <w:szCs w:val="16"/>
+        </w:rPr>
+        <w:t>i</w:t>
+      </w:r>
+      <w:proofErr w:type="spellEnd"/>
+      <w:r>
+        <w:rPr>
+          <w:rFonts w:ascii="Consolas" w:eastAsia="Times New Roman" w:hAnsi="Consolas" w:cs="Times New Roman"/>
+          <w:color w:val="D4D4D4"/>
+          <w:sz w:val="16"/>
+          <w:szCs w:val="16"/>
+        </w:rPr>
+        <w:t xml:space="preserve">][j] &amp;&amp; </w:t>
       </w:r>
       <w:r>
         <w:rPr>
@@ -8527,7 +9648,27 @@
           <w:sz w:val="16"/>
           <w:szCs w:val="16"/>
         </w:rPr>
-        <w:t>[i][j]==</w:t>
+        <w:t>[</w:t>
+      </w:r>
+      <w:proofErr w:type="spellStart"/>
+      <w:r>
+        <w:rPr>
+          <w:rFonts w:ascii="Consolas" w:eastAsia="Times New Roman" w:hAnsi="Consolas" w:cs="Times New Roman"/>
+          <w:color w:val="D4D4D4"/>
+          <w:sz w:val="16"/>
+          <w:szCs w:val="16"/>
+        </w:rPr>
+        <w:t>i</w:t>
+      </w:r>
+      <w:proofErr w:type="spellEnd"/>
+      <w:r>
+        <w:rPr>
+          <w:rFonts w:ascii="Consolas" w:eastAsia="Times New Roman" w:hAnsi="Consolas" w:cs="Times New Roman"/>
+          <w:color w:val="D4D4D4"/>
+          <w:sz w:val="16"/>
+          <w:szCs w:val="16"/>
+        </w:rPr>
+        <w:t>][j]==</w:t>
       </w:r>
       <w:r>
         <w:rPr>
@@ -8589,6 +9730,7 @@
         </w:rPr>
         <w:t xml:space="preserve">                    </w:t>
       </w:r>
+      <w:proofErr w:type="spellStart"/>
       <w:r>
         <w:rPr>
           <w:rFonts w:ascii="Consolas" w:eastAsia="Times New Roman" w:hAnsi="Consolas" w:cs="Times New Roman"/>
@@ -8598,14 +9740,46 @@
         </w:rPr>
         <w:t>dfs</w:t>
       </w:r>
-      <w:r>
-        <w:rPr>
-          <w:rFonts w:ascii="Consolas" w:eastAsia="Times New Roman" w:hAnsi="Consolas" w:cs="Times New Roman"/>
-          <w:color w:val="D4D4D4"/>
-          <w:sz w:val="16"/>
-          <w:szCs w:val="16"/>
-        </w:rPr>
-        <w:t>(i,j,grid);</w:t>
+      <w:proofErr w:type="spellEnd"/>
+      <w:r>
+        <w:rPr>
+          <w:rFonts w:ascii="Consolas" w:eastAsia="Times New Roman" w:hAnsi="Consolas" w:cs="Times New Roman"/>
+          <w:color w:val="D4D4D4"/>
+          <w:sz w:val="16"/>
+          <w:szCs w:val="16"/>
+        </w:rPr>
+        <w:t>(</w:t>
+      </w:r>
+      <w:proofErr w:type="spellStart"/>
+      <w:proofErr w:type="gramStart"/>
+      <w:r>
+        <w:rPr>
+          <w:rFonts w:ascii="Consolas" w:eastAsia="Times New Roman" w:hAnsi="Consolas" w:cs="Times New Roman"/>
+          <w:color w:val="D4D4D4"/>
+          <w:sz w:val="16"/>
+          <w:szCs w:val="16"/>
+        </w:rPr>
+        <w:t>i,j</w:t>
+      </w:r>
+      <w:proofErr w:type="gramEnd"/>
+      <w:r>
+        <w:rPr>
+          <w:rFonts w:ascii="Consolas" w:eastAsia="Times New Roman" w:hAnsi="Consolas" w:cs="Times New Roman"/>
+          <w:color w:val="D4D4D4"/>
+          <w:sz w:val="16"/>
+          <w:szCs w:val="16"/>
+        </w:rPr>
+        <w:t>,grid</w:t>
+      </w:r>
+      <w:proofErr w:type="spellEnd"/>
+      <w:r>
+        <w:rPr>
+          <w:rFonts w:ascii="Consolas" w:eastAsia="Times New Roman" w:hAnsi="Consolas" w:cs="Times New Roman"/>
+          <w:color w:val="D4D4D4"/>
+          <w:sz w:val="16"/>
+          <w:szCs w:val="16"/>
+        </w:rPr>
+        <w:t>);</w:t>
       </w:r>
     </w:p>
     <w:p>
@@ -8626,7 +9800,27 @@
           <w:sz w:val="16"/>
           <w:szCs w:val="16"/>
         </w:rPr>
-        <w:t>                    cnt++;</w:t>
+        <w:t xml:space="preserve">                    </w:t>
+      </w:r>
+      <w:proofErr w:type="spellStart"/>
+      <w:r>
+        <w:rPr>
+          <w:rFonts w:ascii="Consolas" w:eastAsia="Times New Roman" w:hAnsi="Consolas" w:cs="Times New Roman"/>
+          <w:color w:val="D4D4D4"/>
+          <w:sz w:val="16"/>
+          <w:szCs w:val="16"/>
+        </w:rPr>
+        <w:t>cnt</w:t>
+      </w:r>
+      <w:proofErr w:type="spellEnd"/>
+      <w:r>
+        <w:rPr>
+          <w:rFonts w:ascii="Consolas" w:eastAsia="Times New Roman" w:hAnsi="Consolas" w:cs="Times New Roman"/>
+          <w:color w:val="D4D4D4"/>
+          <w:sz w:val="16"/>
+          <w:szCs w:val="16"/>
+        </w:rPr>
+        <w:t>++;</w:t>
       </w:r>
     </w:p>
     <w:p>
@@ -8686,7 +9880,27 @@
           <w:sz w:val="16"/>
           <w:szCs w:val="16"/>
         </w:rPr>
-        <w:t xml:space="preserve"> cnt;</w:t>
+        <w:t xml:space="preserve"> </w:t>
+      </w:r>
+      <w:proofErr w:type="spellStart"/>
+      <w:r>
+        <w:rPr>
+          <w:rFonts w:ascii="Consolas" w:eastAsia="Times New Roman" w:hAnsi="Consolas" w:cs="Times New Roman"/>
+          <w:color w:val="D4D4D4"/>
+          <w:sz w:val="16"/>
+          <w:szCs w:val="16"/>
+        </w:rPr>
+        <w:t>cnt</w:t>
+      </w:r>
+      <w:proofErr w:type="spellEnd"/>
+      <w:r>
+        <w:rPr>
+          <w:rFonts w:ascii="Consolas" w:eastAsia="Times New Roman" w:hAnsi="Consolas" w:cs="Times New Roman"/>
+          <w:color w:val="D4D4D4"/>
+          <w:sz w:val="16"/>
+          <w:szCs w:val="16"/>
+        </w:rPr>
+        <w:t>;</w:t>
       </w:r>
     </w:p>
     <w:p>
@@ -8954,6 +10168,7 @@
         </w:rPr>
         <w:t xml:space="preserve"> </w:t>
       </w:r>
+      <w:proofErr w:type="gramStart"/>
       <w:r>
         <w:rPr>
           <w:rFonts w:ascii="Consolas" w:eastAsia="Times New Roman" w:hAnsi="Consolas" w:cs="Times New Roman"/>
@@ -8972,6 +10187,7 @@
         </w:rPr>
         <w:t>[</w:t>
       </w:r>
+      <w:proofErr w:type="gramEnd"/>
       <w:r>
         <w:rPr>
           <w:rFonts w:ascii="Consolas" w:eastAsia="Times New Roman" w:hAnsi="Consolas" w:cs="Times New Roman"/>
@@ -9065,6 +10281,8 @@
         </w:rPr>
         <w:t>&lt;</w:t>
       </w:r>
+      <w:proofErr w:type="spellStart"/>
+      <w:proofErr w:type="gramStart"/>
       <w:r>
         <w:rPr>
           <w:rFonts w:ascii="Consolas" w:eastAsia="Times New Roman" w:hAnsi="Consolas" w:cs="Times New Roman"/>
@@ -9092,6 +10310,8 @@
         </w:rPr>
         <w:t>int</w:t>
       </w:r>
+      <w:proofErr w:type="spellEnd"/>
+      <w:proofErr w:type="gramEnd"/>
       <w:r>
         <w:rPr>
           <w:rFonts w:ascii="Consolas" w:eastAsia="Times New Roman" w:hAnsi="Consolas" w:cs="Times New Roman"/>
@@ -9302,6 +10522,8 @@
         </w:rPr>
         <w:t xml:space="preserve"> </w:t>
       </w:r>
+      <w:proofErr w:type="spellStart"/>
+      <w:proofErr w:type="gramStart"/>
       <w:r>
         <w:rPr>
           <w:rFonts w:ascii="Consolas" w:eastAsia="Times New Roman" w:hAnsi="Consolas" w:cs="Times New Roman"/>
@@ -9329,6 +10551,8 @@
         </w:rPr>
         <w:t>m</w:t>
       </w:r>
+      <w:proofErr w:type="spellEnd"/>
+      <w:proofErr w:type="gramEnd"/>
       <w:r>
         <w:rPr>
           <w:rFonts w:ascii="Consolas" w:eastAsia="Times New Roman" w:hAnsi="Consolas" w:cs="Times New Roman"/>
@@ -9446,6 +10670,7 @@
         </w:rPr>
         <w:t xml:space="preserve"> </w:t>
       </w:r>
+      <w:proofErr w:type="gramStart"/>
       <w:r>
         <w:rPr>
           <w:rFonts w:ascii="Consolas" w:eastAsia="Times New Roman" w:hAnsi="Consolas" w:cs="Times New Roman"/>
@@ -9464,6 +10689,7 @@
         </w:rPr>
         <w:t>(</w:t>
       </w:r>
+      <w:proofErr w:type="gramEnd"/>
       <w:r>
         <w:rPr>
           <w:rFonts w:ascii="Consolas" w:eastAsia="Times New Roman" w:hAnsi="Consolas" w:cs="Times New Roman"/>
@@ -9482,6 +10708,7 @@
         </w:rPr>
         <w:t xml:space="preserve"> </w:t>
       </w:r>
+      <w:proofErr w:type="spellStart"/>
       <w:r>
         <w:rPr>
           <w:rFonts w:ascii="Consolas" w:eastAsia="Times New Roman" w:hAnsi="Consolas" w:cs="Times New Roman"/>
@@ -9491,6 +10718,7 @@
         </w:rPr>
         <w:t>i</w:t>
       </w:r>
+      <w:proofErr w:type="spellEnd"/>
       <w:r>
         <w:rPr>
           <w:rFonts w:ascii="Consolas" w:eastAsia="Times New Roman" w:hAnsi="Consolas" w:cs="Times New Roman"/>
@@ -9578,6 +10806,7 @@
         </w:rPr>
         <w:t xml:space="preserve">        </w:t>
       </w:r>
+      <w:proofErr w:type="gramStart"/>
       <w:r>
         <w:rPr>
           <w:rFonts w:ascii="Consolas" w:eastAsia="Times New Roman" w:hAnsi="Consolas" w:cs="Times New Roman"/>
@@ -9596,6 +10825,8 @@
         </w:rPr>
         <w:t>(</w:t>
       </w:r>
+      <w:proofErr w:type="spellStart"/>
+      <w:proofErr w:type="gramEnd"/>
       <w:r>
         <w:rPr>
           <w:rFonts w:ascii="Consolas" w:eastAsia="Times New Roman" w:hAnsi="Consolas" w:cs="Times New Roman"/>
@@ -9605,6 +10836,7 @@
         </w:rPr>
         <w:t>i</w:t>
       </w:r>
+      <w:proofErr w:type="spellEnd"/>
       <w:r>
         <w:rPr>
           <w:rFonts w:ascii="Consolas" w:eastAsia="Times New Roman" w:hAnsi="Consolas" w:cs="Times New Roman"/>
@@ -9632,6 +10864,7 @@
         </w:rPr>
         <w:t xml:space="preserve"> || </w:t>
       </w:r>
+      <w:proofErr w:type="spellStart"/>
       <w:r>
         <w:rPr>
           <w:rFonts w:ascii="Consolas" w:eastAsia="Times New Roman" w:hAnsi="Consolas" w:cs="Times New Roman"/>
@@ -9641,6 +10874,7 @@
         </w:rPr>
         <w:t>i</w:t>
       </w:r>
+      <w:proofErr w:type="spellEnd"/>
       <w:r>
         <w:rPr>
           <w:rFonts w:ascii="Consolas" w:eastAsia="Times New Roman" w:hAnsi="Consolas" w:cs="Times New Roman"/>
@@ -9926,6 +11160,8 @@
         </w:rPr>
         <w:t xml:space="preserve"> </w:t>
       </w:r>
+      <w:proofErr w:type="spellStart"/>
+      <w:proofErr w:type="gramStart"/>
       <w:r>
         <w:rPr>
           <w:rFonts w:ascii="Consolas" w:eastAsia="Times New Roman" w:hAnsi="Consolas" w:cs="Times New Roman"/>
@@ -9935,6 +11171,7 @@
         </w:rPr>
         <w:t>dfs</w:t>
       </w:r>
+      <w:proofErr w:type="spellEnd"/>
       <w:r>
         <w:rPr>
           <w:rFonts w:ascii="Consolas" w:eastAsia="Times New Roman" w:hAnsi="Consolas" w:cs="Times New Roman"/>
@@ -9944,6 +11181,7 @@
         </w:rPr>
         <w:t>(</w:t>
       </w:r>
+      <w:proofErr w:type="gramEnd"/>
       <w:r>
         <w:rPr>
           <w:rFonts w:ascii="Consolas" w:eastAsia="Times New Roman" w:hAnsi="Consolas" w:cs="Times New Roman"/>
@@ -9962,6 +11200,7 @@
         </w:rPr>
         <w:t xml:space="preserve"> </w:t>
       </w:r>
+      <w:proofErr w:type="spellStart"/>
       <w:r>
         <w:rPr>
           <w:rFonts w:ascii="Consolas" w:eastAsia="Times New Roman" w:hAnsi="Consolas" w:cs="Times New Roman"/>
@@ -9971,6 +11210,7 @@
         </w:rPr>
         <w:t>si</w:t>
       </w:r>
+      <w:proofErr w:type="spellEnd"/>
       <w:r>
         <w:rPr>
           <w:rFonts w:ascii="Consolas" w:eastAsia="Times New Roman" w:hAnsi="Consolas" w:cs="Times New Roman"/>
@@ -9998,6 +11238,7 @@
         </w:rPr>
         <w:t xml:space="preserve"> </w:t>
       </w:r>
+      <w:proofErr w:type="spellStart"/>
       <w:r>
         <w:rPr>
           <w:rFonts w:ascii="Consolas" w:eastAsia="Times New Roman" w:hAnsi="Consolas" w:cs="Times New Roman"/>
@@ -10007,6 +11248,7 @@
         </w:rPr>
         <w:t>sj</w:t>
       </w:r>
+      <w:proofErr w:type="spellEnd"/>
       <w:r>
         <w:rPr>
           <w:rFonts w:ascii="Consolas" w:eastAsia="Times New Roman" w:hAnsi="Consolas" w:cs="Times New Roman"/>
@@ -10256,6 +11498,7 @@
         </w:rPr>
         <w:t>[</w:t>
       </w:r>
+      <w:proofErr w:type="spellStart"/>
       <w:r>
         <w:rPr>
           <w:rFonts w:ascii="Consolas" w:eastAsia="Times New Roman" w:hAnsi="Consolas" w:cs="Times New Roman"/>
@@ -10265,6 +11508,7 @@
         </w:rPr>
         <w:t>si</w:t>
       </w:r>
+      <w:proofErr w:type="spellEnd"/>
       <w:r>
         <w:rPr>
           <w:rFonts w:ascii="Consolas" w:eastAsia="Times New Roman" w:hAnsi="Consolas" w:cs="Times New Roman"/>
@@ -10274,6 +11518,7 @@
         </w:rPr>
         <w:t>][</w:t>
       </w:r>
+      <w:proofErr w:type="spellStart"/>
       <w:r>
         <w:rPr>
           <w:rFonts w:ascii="Consolas" w:eastAsia="Times New Roman" w:hAnsi="Consolas" w:cs="Times New Roman"/>
@@ -10283,6 +11528,7 @@
         </w:rPr>
         <w:t>sj</w:t>
       </w:r>
+      <w:proofErr w:type="spellEnd"/>
       <w:r>
         <w:rPr>
           <w:rFonts w:ascii="Consolas" w:eastAsia="Times New Roman" w:hAnsi="Consolas" w:cs="Times New Roman"/>
@@ -10367,6 +11613,7 @@
         </w:rPr>
         <w:t>[</w:t>
       </w:r>
+      <w:proofErr w:type="spellStart"/>
       <w:r>
         <w:rPr>
           <w:rFonts w:ascii="Consolas" w:eastAsia="Times New Roman" w:hAnsi="Consolas" w:cs="Times New Roman"/>
@@ -10376,6 +11623,7 @@
         </w:rPr>
         <w:t>si</w:t>
       </w:r>
+      <w:proofErr w:type="spellEnd"/>
       <w:r>
         <w:rPr>
           <w:rFonts w:ascii="Consolas" w:eastAsia="Times New Roman" w:hAnsi="Consolas" w:cs="Times New Roman"/>
@@ -10385,6 +11633,7 @@
         </w:rPr>
         <w:t>][</w:t>
       </w:r>
+      <w:proofErr w:type="spellStart"/>
       <w:r>
         <w:rPr>
           <w:rFonts w:ascii="Consolas" w:eastAsia="Times New Roman" w:hAnsi="Consolas" w:cs="Times New Roman"/>
@@ -10394,6 +11643,7 @@
         </w:rPr>
         <w:t>sj</w:t>
       </w:r>
+      <w:proofErr w:type="spellEnd"/>
       <w:r>
         <w:rPr>
           <w:rFonts w:ascii="Consolas" w:eastAsia="Times New Roman" w:hAnsi="Consolas" w:cs="Times New Roman"/>
@@ -10508,6 +11758,7 @@
         </w:rPr>
         <w:t xml:space="preserve">        </w:t>
       </w:r>
+      <w:proofErr w:type="gramStart"/>
       <w:r>
         <w:rPr>
           <w:rFonts w:ascii="Consolas" w:eastAsia="Times New Roman" w:hAnsi="Consolas" w:cs="Times New Roman"/>
@@ -10526,6 +11777,7 @@
         </w:rPr>
         <w:t>(</w:t>
       </w:r>
+      <w:proofErr w:type="gramEnd"/>
       <w:r>
         <w:rPr>
           <w:rFonts w:ascii="Consolas" w:eastAsia="Times New Roman" w:hAnsi="Consolas" w:cs="Times New Roman"/>
@@ -10544,6 +11796,7 @@
         </w:rPr>
         <w:t xml:space="preserve"> </w:t>
       </w:r>
+      <w:proofErr w:type="spellStart"/>
       <w:r>
         <w:rPr>
           <w:rFonts w:ascii="Consolas" w:eastAsia="Times New Roman" w:hAnsi="Consolas" w:cs="Times New Roman"/>
@@ -10553,6 +11806,7 @@
         </w:rPr>
         <w:t>i</w:t>
       </w:r>
+      <w:proofErr w:type="spellEnd"/>
       <w:r>
         <w:rPr>
           <w:rFonts w:ascii="Consolas" w:eastAsia="Times New Roman" w:hAnsi="Consolas" w:cs="Times New Roman"/>
@@ -10712,6 +11966,7 @@
         </w:rPr>
         <w:t xml:space="preserve"> = </w:t>
       </w:r>
+      <w:proofErr w:type="spellStart"/>
       <w:r>
         <w:rPr>
           <w:rFonts w:ascii="Consolas" w:eastAsia="Times New Roman" w:hAnsi="Consolas" w:cs="Times New Roman"/>
@@ -10721,6 +11976,7 @@
         </w:rPr>
         <w:t>si</w:t>
       </w:r>
+      <w:proofErr w:type="spellEnd"/>
       <w:r>
         <w:rPr>
           <w:rFonts w:ascii="Consolas" w:eastAsia="Times New Roman" w:hAnsi="Consolas" w:cs="Times New Roman"/>
@@ -10748,6 +12004,7 @@
         </w:rPr>
         <w:t>[</w:t>
       </w:r>
+      <w:proofErr w:type="spellStart"/>
       <w:r>
         <w:rPr>
           <w:rFonts w:ascii="Consolas" w:eastAsia="Times New Roman" w:hAnsi="Consolas" w:cs="Times New Roman"/>
@@ -10757,6 +12014,8 @@
         </w:rPr>
         <w:t>i</w:t>
       </w:r>
+      <w:proofErr w:type="spellEnd"/>
+      <w:proofErr w:type="gramStart"/>
       <w:r>
         <w:rPr>
           <w:rFonts w:ascii="Consolas" w:eastAsia="Times New Roman" w:hAnsi="Consolas" w:cs="Times New Roman"/>
@@ -10784,6 +12043,7 @@
         </w:rPr>
         <w:t>first</w:t>
       </w:r>
+      <w:proofErr w:type="gramEnd"/>
       <w:r>
         <w:rPr>
           <w:rFonts w:ascii="Consolas" w:eastAsia="Times New Roman" w:hAnsi="Consolas" w:cs="Times New Roman"/>
@@ -10832,6 +12092,7 @@
         </w:rPr>
         <w:t xml:space="preserve"> </w:t>
       </w:r>
+      <w:proofErr w:type="spellStart"/>
       <w:r>
         <w:rPr>
           <w:rFonts w:ascii="Consolas" w:eastAsia="Times New Roman" w:hAnsi="Consolas" w:cs="Times New Roman"/>
@@ -10841,6 +12102,7 @@
         </w:rPr>
         <w:t>cj</w:t>
       </w:r>
+      <w:proofErr w:type="spellEnd"/>
       <w:r>
         <w:rPr>
           <w:rFonts w:ascii="Consolas" w:eastAsia="Times New Roman" w:hAnsi="Consolas" w:cs="Times New Roman"/>
@@ -10850,6 +12112,7 @@
         </w:rPr>
         <w:t xml:space="preserve"> = </w:t>
       </w:r>
+      <w:proofErr w:type="spellStart"/>
       <w:r>
         <w:rPr>
           <w:rFonts w:ascii="Consolas" w:eastAsia="Times New Roman" w:hAnsi="Consolas" w:cs="Times New Roman"/>
@@ -10859,6 +12122,7 @@
         </w:rPr>
         <w:t>sj</w:t>
       </w:r>
+      <w:proofErr w:type="spellEnd"/>
       <w:r>
         <w:rPr>
           <w:rFonts w:ascii="Consolas" w:eastAsia="Times New Roman" w:hAnsi="Consolas" w:cs="Times New Roman"/>
@@ -10886,6 +12150,7 @@
         </w:rPr>
         <w:t>[</w:t>
       </w:r>
+      <w:proofErr w:type="spellStart"/>
       <w:r>
         <w:rPr>
           <w:rFonts w:ascii="Consolas" w:eastAsia="Times New Roman" w:hAnsi="Consolas" w:cs="Times New Roman"/>
@@ -10895,6 +12160,8 @@
         </w:rPr>
         <w:t>i</w:t>
       </w:r>
+      <w:proofErr w:type="spellEnd"/>
+      <w:proofErr w:type="gramStart"/>
       <w:r>
         <w:rPr>
           <w:rFonts w:ascii="Consolas" w:eastAsia="Times New Roman" w:hAnsi="Consolas" w:cs="Times New Roman"/>
@@ -10922,6 +12189,7 @@
         </w:rPr>
         <w:t>second</w:t>
       </w:r>
+      <w:proofErr w:type="gramEnd"/>
       <w:r>
         <w:rPr>
           <w:rFonts w:ascii="Consolas" w:eastAsia="Times New Roman" w:hAnsi="Consolas" w:cs="Times New Roman"/>
@@ -10988,6 +12256,8 @@
         </w:rPr>
         <w:t>(</w:t>
       </w:r>
+      <w:proofErr w:type="spellStart"/>
+      <w:proofErr w:type="gramStart"/>
       <w:r>
         <w:rPr>
           <w:rFonts w:ascii="Consolas" w:eastAsia="Times New Roman" w:hAnsi="Consolas" w:cs="Times New Roman"/>
@@ -11015,6 +12285,8 @@
         </w:rPr>
         <w:t>cj</w:t>
       </w:r>
+      <w:proofErr w:type="spellEnd"/>
+      <w:proofErr w:type="gramEnd"/>
       <w:r>
         <w:rPr>
           <w:rFonts w:ascii="Consolas" w:eastAsia="Times New Roman" w:hAnsi="Consolas" w:cs="Times New Roman"/>
@@ -11060,6 +12332,7 @@
         </w:rPr>
         <w:t>][</w:t>
       </w:r>
+      <w:proofErr w:type="spellStart"/>
       <w:r>
         <w:rPr>
           <w:rFonts w:ascii="Consolas" w:eastAsia="Times New Roman" w:hAnsi="Consolas" w:cs="Times New Roman"/>
@@ -11069,6 +12342,7 @@
         </w:rPr>
         <w:t>cj</w:t>
       </w:r>
+      <w:proofErr w:type="spellEnd"/>
       <w:r>
         <w:rPr>
           <w:rFonts w:ascii="Consolas" w:eastAsia="Times New Roman" w:hAnsi="Consolas" w:cs="Times New Roman"/>
@@ -11114,6 +12388,7 @@
         </w:rPr>
         <w:t>][</w:t>
       </w:r>
+      <w:proofErr w:type="spellStart"/>
       <w:r>
         <w:rPr>
           <w:rFonts w:ascii="Consolas" w:eastAsia="Times New Roman" w:hAnsi="Consolas" w:cs="Times New Roman"/>
@@ -11123,6 +12398,7 @@
         </w:rPr>
         <w:t>cj</w:t>
       </w:r>
+      <w:proofErr w:type="spellEnd"/>
       <w:r>
         <w:rPr>
           <w:rFonts w:ascii="Consolas" w:eastAsia="Times New Roman" w:hAnsi="Consolas" w:cs="Times New Roman"/>
@@ -11180,6 +12456,7 @@
         </w:rPr>
         <w:t xml:space="preserve">                </w:t>
       </w:r>
+      <w:proofErr w:type="spellStart"/>
       <w:r>
         <w:rPr>
           <w:rFonts w:ascii="Consolas" w:eastAsia="Times New Roman" w:hAnsi="Consolas" w:cs="Times New Roman"/>
@@ -11189,6 +12466,7 @@
         </w:rPr>
         <w:t>dfs</w:t>
       </w:r>
+      <w:proofErr w:type="spellEnd"/>
       <w:r>
         <w:rPr>
           <w:rFonts w:ascii="Consolas" w:eastAsia="Times New Roman" w:hAnsi="Consolas" w:cs="Times New Roman"/>
@@ -11198,6 +12476,7 @@
         </w:rPr>
         <w:t>(</w:t>
       </w:r>
+      <w:proofErr w:type="gramStart"/>
       <w:r>
         <w:rPr>
           <w:rFonts w:ascii="Consolas" w:eastAsia="Times New Roman" w:hAnsi="Consolas" w:cs="Times New Roman"/>
@@ -11225,6 +12504,7 @@
         </w:rPr>
         <w:t>cj</w:t>
       </w:r>
+      <w:proofErr w:type="gramEnd"/>
       <w:r>
         <w:rPr>
           <w:rFonts w:ascii="Consolas" w:eastAsia="Times New Roman" w:hAnsi="Consolas" w:cs="Times New Roman"/>
@@ -11363,6 +12643,7 @@
         </w:rPr>
         <w:t xml:space="preserve"> </w:t>
       </w:r>
+      <w:proofErr w:type="spellStart"/>
       <w:r>
         <w:rPr>
           <w:rFonts w:ascii="Consolas" w:eastAsia="Times New Roman" w:hAnsi="Consolas" w:cs="Times New Roman"/>
@@ -11372,6 +12653,7 @@
         </w:rPr>
         <w:t>countSubIslands</w:t>
       </w:r>
+      <w:proofErr w:type="spellEnd"/>
       <w:r>
         <w:rPr>
           <w:rFonts w:ascii="Consolas" w:eastAsia="Times New Roman" w:hAnsi="Consolas" w:cs="Times New Roman"/>
@@ -11600,6 +12882,7 @@
         </w:rPr>
         <w:t xml:space="preserve"> </w:t>
       </w:r>
+      <w:proofErr w:type="spellStart"/>
       <w:r>
         <w:rPr>
           <w:rFonts w:ascii="Consolas" w:eastAsia="Times New Roman" w:hAnsi="Consolas" w:cs="Times New Roman"/>
@@ -11609,6 +12892,7 @@
         </w:rPr>
         <w:t>cnt</w:t>
       </w:r>
+      <w:proofErr w:type="spellEnd"/>
       <w:r>
         <w:rPr>
           <w:rFonts w:ascii="Consolas" w:eastAsia="Times New Roman" w:hAnsi="Consolas" w:cs="Times New Roman"/>
@@ -11777,6 +13061,7 @@
         </w:rPr>
         <w:t>0</w:t>
       </w:r>
+      <w:proofErr w:type="gramStart"/>
       <w:r>
         <w:rPr>
           <w:rFonts w:ascii="Consolas" w:eastAsia="Times New Roman" w:hAnsi="Consolas" w:cs="Times New Roman"/>
@@ -11804,6 +13089,7 @@
         </w:rPr>
         <w:t>size</w:t>
       </w:r>
+      <w:proofErr w:type="gramEnd"/>
       <w:r>
         <w:rPr>
           <w:rFonts w:ascii="Consolas" w:eastAsia="Times New Roman" w:hAnsi="Consolas" w:cs="Times New Roman"/>
@@ -11834,6 +13120,7 @@
         </w:rPr>
         <w:t xml:space="preserve">        </w:t>
       </w:r>
+      <w:proofErr w:type="spellStart"/>
       <w:r>
         <w:rPr>
           <w:rFonts w:ascii="Consolas" w:eastAsia="Times New Roman" w:hAnsi="Consolas" w:cs="Times New Roman"/>
@@ -11843,6 +13130,7 @@
         </w:rPr>
         <w:t>memset</w:t>
       </w:r>
+      <w:proofErr w:type="spellEnd"/>
       <w:r>
         <w:rPr>
           <w:rFonts w:ascii="Consolas" w:eastAsia="Times New Roman" w:hAnsi="Consolas" w:cs="Times New Roman"/>
@@ -11852,6 +13140,8 @@
         </w:rPr>
         <w:t>(</w:t>
       </w:r>
+      <w:proofErr w:type="spellStart"/>
+      <w:proofErr w:type="gramStart"/>
       <w:r>
         <w:rPr>
           <w:rFonts w:ascii="Consolas" w:eastAsia="Times New Roman" w:hAnsi="Consolas" w:cs="Times New Roman"/>
@@ -11879,6 +13169,7 @@
         </w:rPr>
         <w:t>false</w:t>
       </w:r>
+      <w:proofErr w:type="gramEnd"/>
       <w:r>
         <w:rPr>
           <w:rFonts w:ascii="Consolas" w:eastAsia="Times New Roman" w:hAnsi="Consolas" w:cs="Times New Roman"/>
@@ -11897,6 +13188,7 @@
         </w:rPr>
         <w:t>sizeof</w:t>
       </w:r>
+      <w:proofErr w:type="spellEnd"/>
       <w:r>
         <w:rPr>
           <w:rFonts w:ascii="Consolas" w:eastAsia="Times New Roman" w:hAnsi="Consolas" w:cs="Times New Roman"/>
@@ -11945,6 +13237,7 @@
         </w:rPr>
         <w:t xml:space="preserve">        </w:t>
       </w:r>
+      <w:proofErr w:type="gramStart"/>
       <w:r>
         <w:rPr>
           <w:rFonts w:ascii="Consolas" w:eastAsia="Times New Roman" w:hAnsi="Consolas" w:cs="Times New Roman"/>
@@ -11963,6 +13256,7 @@
         </w:rPr>
         <w:t>(</w:t>
       </w:r>
+      <w:proofErr w:type="gramEnd"/>
       <w:r>
         <w:rPr>
           <w:rFonts w:ascii="Consolas" w:eastAsia="Times New Roman" w:hAnsi="Consolas" w:cs="Times New Roman"/>
@@ -11981,6 +13275,7 @@
         </w:rPr>
         <w:t xml:space="preserve"> </w:t>
       </w:r>
+      <w:proofErr w:type="spellStart"/>
       <w:r>
         <w:rPr>
           <w:rFonts w:ascii="Consolas" w:eastAsia="Times New Roman" w:hAnsi="Consolas" w:cs="Times New Roman"/>
@@ -11990,6 +13285,7 @@
         </w:rPr>
         <w:t>i</w:t>
       </w:r>
+      <w:proofErr w:type="spellEnd"/>
       <w:r>
         <w:rPr>
           <w:rFonts w:ascii="Consolas" w:eastAsia="Times New Roman" w:hAnsi="Consolas" w:cs="Times New Roman"/>
@@ -12035,6 +13331,7 @@
         </w:rPr>
         <w:t>&lt;</w:t>
       </w:r>
+      <w:proofErr w:type="spellStart"/>
       <w:r>
         <w:rPr>
           <w:rFonts w:ascii="Consolas" w:eastAsia="Times New Roman" w:hAnsi="Consolas" w:cs="Times New Roman"/>
@@ -12062,6 +13359,7 @@
         </w:rPr>
         <w:t>i</w:t>
       </w:r>
+      <w:proofErr w:type="spellEnd"/>
       <w:r>
         <w:rPr>
           <w:rFonts w:ascii="Consolas" w:eastAsia="Times New Roman" w:hAnsi="Consolas" w:cs="Times New Roman"/>
@@ -12092,6 +13390,7 @@
         </w:rPr>
         <w:t xml:space="preserve">            </w:t>
       </w:r>
+      <w:proofErr w:type="gramStart"/>
       <w:r>
         <w:rPr>
           <w:rFonts w:ascii="Consolas" w:eastAsia="Times New Roman" w:hAnsi="Consolas" w:cs="Times New Roman"/>
@@ -12110,6 +13409,7 @@
         </w:rPr>
         <w:t>(</w:t>
       </w:r>
+      <w:proofErr w:type="gramEnd"/>
       <w:r>
         <w:rPr>
           <w:rFonts w:ascii="Consolas" w:eastAsia="Times New Roman" w:hAnsi="Consolas" w:cs="Times New Roman"/>
@@ -12182,6 +13482,7 @@
         </w:rPr>
         <w:t>&lt;</w:t>
       </w:r>
+      <w:proofErr w:type="spellStart"/>
       <w:r>
         <w:rPr>
           <w:rFonts w:ascii="Consolas" w:eastAsia="Times New Roman" w:hAnsi="Consolas" w:cs="Times New Roman"/>
@@ -12209,6 +13510,7 @@
         </w:rPr>
         <w:t>j</w:t>
       </w:r>
+      <w:proofErr w:type="spellEnd"/>
       <w:r>
         <w:rPr>
           <w:rFonts w:ascii="Consolas" w:eastAsia="Times New Roman" w:hAnsi="Consolas" w:cs="Times New Roman"/>
@@ -12248,6 +13550,7 @@
         </w:rPr>
         <w:t>if</w:t>
       </w:r>
+      <w:proofErr w:type="gramStart"/>
       <w:r>
         <w:rPr>
           <w:rFonts w:ascii="Consolas" w:eastAsia="Times New Roman" w:hAnsi="Consolas" w:cs="Times New Roman"/>
@@ -12266,6 +13569,7 @@
         </w:rPr>
         <w:t>vis</w:t>
       </w:r>
+      <w:proofErr w:type="gramEnd"/>
       <w:r>
         <w:rPr>
           <w:rFonts w:ascii="Consolas" w:eastAsia="Times New Roman" w:hAnsi="Consolas" w:cs="Times New Roman"/>
@@ -12275,6 +13579,7 @@
         </w:rPr>
         <w:t>[</w:t>
       </w:r>
+      <w:proofErr w:type="spellStart"/>
       <w:r>
         <w:rPr>
           <w:rFonts w:ascii="Consolas" w:eastAsia="Times New Roman" w:hAnsi="Consolas" w:cs="Times New Roman"/>
@@ -12284,6 +13589,7 @@
         </w:rPr>
         <w:t>i</w:t>
       </w:r>
+      <w:proofErr w:type="spellEnd"/>
       <w:r>
         <w:rPr>
           <w:rFonts w:ascii="Consolas" w:eastAsia="Times New Roman" w:hAnsi="Consolas" w:cs="Times New Roman"/>
@@ -12329,6 +13635,7 @@
         </w:rPr>
         <w:t>[</w:t>
       </w:r>
+      <w:proofErr w:type="spellStart"/>
       <w:r>
         <w:rPr>
           <w:rFonts w:ascii="Consolas" w:eastAsia="Times New Roman" w:hAnsi="Consolas" w:cs="Times New Roman"/>
@@ -12338,6 +13645,7 @@
         </w:rPr>
         <w:t>i</w:t>
       </w:r>
+      <w:proofErr w:type="spellEnd"/>
       <w:r>
         <w:rPr>
           <w:rFonts w:ascii="Consolas" w:eastAsia="Times New Roman" w:hAnsi="Consolas" w:cs="Times New Roman"/>
@@ -12491,6 +13799,7 @@
         </w:rPr>
         <w:t xml:space="preserve">                    </w:t>
       </w:r>
+      <w:proofErr w:type="spellStart"/>
       <w:r>
         <w:rPr>
           <w:rFonts w:ascii="Consolas" w:eastAsia="Times New Roman" w:hAnsi="Consolas" w:cs="Times New Roman"/>
@@ -12500,6 +13809,7 @@
         </w:rPr>
         <w:t>dfs</w:t>
       </w:r>
+      <w:proofErr w:type="spellEnd"/>
       <w:r>
         <w:rPr>
           <w:rFonts w:ascii="Consolas" w:eastAsia="Times New Roman" w:hAnsi="Consolas" w:cs="Times New Roman"/>
@@ -12509,6 +13819,7 @@
         </w:rPr>
         <w:t>(</w:t>
       </w:r>
+      <w:proofErr w:type="gramStart"/>
       <w:r>
         <w:rPr>
           <w:rFonts w:ascii="Consolas" w:eastAsia="Times New Roman" w:hAnsi="Consolas" w:cs="Times New Roman"/>
@@ -12536,6 +13847,7 @@
         </w:rPr>
         <w:t>j</w:t>
       </w:r>
+      <w:proofErr w:type="gramEnd"/>
       <w:r>
         <w:rPr>
           <w:rFonts w:ascii="Consolas" w:eastAsia="Times New Roman" w:hAnsi="Consolas" w:cs="Times New Roman"/>
@@ -12602,6 +13914,7 @@
         </w:rPr>
         <w:t xml:space="preserve">                    </w:t>
       </w:r>
+      <w:proofErr w:type="gramStart"/>
       <w:r>
         <w:rPr>
           <w:rFonts w:ascii="Consolas" w:eastAsia="Times New Roman" w:hAnsi="Consolas" w:cs="Times New Roman"/>
@@ -12620,6 +13933,7 @@
         </w:rPr>
         <w:t>(</w:t>
       </w:r>
+      <w:proofErr w:type="gramEnd"/>
       <w:r>
         <w:rPr>
           <w:rFonts w:ascii="Consolas" w:eastAsia="Times New Roman" w:hAnsi="Consolas" w:cs="Times New Roman"/>
@@ -12677,6 +13991,7 @@
         </w:rPr>
         <w:t xml:space="preserve">                        </w:t>
       </w:r>
+      <w:proofErr w:type="spellStart"/>
       <w:r>
         <w:rPr>
           <w:rFonts w:ascii="Consolas" w:eastAsia="Times New Roman" w:hAnsi="Consolas" w:cs="Times New Roman"/>
@@ -12686,6 +14001,7 @@
         </w:rPr>
         <w:t>cnt</w:t>
       </w:r>
+      <w:proofErr w:type="spellEnd"/>
       <w:r>
         <w:rPr>
           <w:rFonts w:ascii="Consolas" w:eastAsia="Times New Roman" w:hAnsi="Consolas" w:cs="Times New Roman"/>
@@ -12755,6 +14071,7 @@
         </w:rPr>
         <w:t xml:space="preserve"> </w:t>
       </w:r>
+      <w:proofErr w:type="spellStart"/>
       <w:r>
         <w:rPr>
           <w:rFonts w:ascii="Consolas" w:eastAsia="Times New Roman" w:hAnsi="Consolas" w:cs="Times New Roman"/>
@@ -12764,6 +14081,7 @@
         </w:rPr>
         <w:t>cnt</w:t>
       </w:r>
+      <w:proofErr w:type="spellEnd"/>
       <w:r>
         <w:rPr>
           <w:rFonts w:ascii="Consolas" w:eastAsia="Times New Roman" w:hAnsi="Consolas" w:cs="Times New Roman"/>
@@ -13051,6 +14369,7 @@
         </w:rPr>
         <w:t xml:space="preserve"> </w:t>
       </w:r>
+      <w:proofErr w:type="gramStart"/>
       <w:r>
         <w:rPr>
           <w:rFonts w:ascii="Consolas" w:eastAsia="Times New Roman" w:hAnsi="Consolas" w:cs="Times New Roman"/>
@@ -13069,6 +14388,7 @@
         </w:rPr>
         <w:t>[</w:t>
       </w:r>
+      <w:proofErr w:type="gramEnd"/>
       <w:r>
         <w:rPr>
           <w:rFonts w:ascii="Consolas" w:eastAsia="Times New Roman" w:hAnsi="Consolas" w:cs="Times New Roman"/>
@@ -13162,6 +14482,8 @@
         </w:rPr>
         <w:t>&lt;</w:t>
       </w:r>
+      <w:proofErr w:type="spellStart"/>
+      <w:proofErr w:type="gramStart"/>
       <w:r>
         <w:rPr>
           <w:rFonts w:ascii="Consolas" w:eastAsia="Times New Roman" w:hAnsi="Consolas" w:cs="Times New Roman"/>
@@ -13189,6 +14511,8 @@
         </w:rPr>
         <w:t>int</w:t>
       </w:r>
+      <w:proofErr w:type="spellEnd"/>
+      <w:proofErr w:type="gramEnd"/>
       <w:r>
         <w:rPr>
           <w:rFonts w:ascii="Consolas" w:eastAsia="Times New Roman" w:hAnsi="Consolas" w:cs="Times New Roman"/>
@@ -13399,6 +14723,8 @@
         </w:rPr>
         <w:t xml:space="preserve"> </w:t>
       </w:r>
+      <w:proofErr w:type="spellStart"/>
+      <w:proofErr w:type="gramStart"/>
       <w:r>
         <w:rPr>
           <w:rFonts w:ascii="Consolas" w:eastAsia="Times New Roman" w:hAnsi="Consolas" w:cs="Times New Roman"/>
@@ -13426,6 +14752,8 @@
         </w:rPr>
         <w:t>m</w:t>
       </w:r>
+      <w:proofErr w:type="spellEnd"/>
+      <w:proofErr w:type="gramEnd"/>
       <w:r>
         <w:rPr>
           <w:rFonts w:ascii="Consolas" w:eastAsia="Times New Roman" w:hAnsi="Consolas" w:cs="Times New Roman"/>
@@ -13543,6 +14871,7 @@
         </w:rPr>
         <w:t xml:space="preserve"> </w:t>
       </w:r>
+      <w:proofErr w:type="gramStart"/>
       <w:r>
         <w:rPr>
           <w:rFonts w:ascii="Consolas" w:eastAsia="Times New Roman" w:hAnsi="Consolas" w:cs="Times New Roman"/>
@@ -13561,6 +14890,7 @@
         </w:rPr>
         <w:t>(</w:t>
       </w:r>
+      <w:proofErr w:type="gramEnd"/>
       <w:r>
         <w:rPr>
           <w:rFonts w:ascii="Consolas" w:eastAsia="Times New Roman" w:hAnsi="Consolas" w:cs="Times New Roman"/>
@@ -13579,6 +14909,7 @@
         </w:rPr>
         <w:t xml:space="preserve"> </w:t>
       </w:r>
+      <w:proofErr w:type="spellStart"/>
       <w:r>
         <w:rPr>
           <w:rFonts w:ascii="Consolas" w:eastAsia="Times New Roman" w:hAnsi="Consolas" w:cs="Times New Roman"/>
@@ -13588,6 +14919,7 @@
         </w:rPr>
         <w:t>i</w:t>
       </w:r>
+      <w:proofErr w:type="spellEnd"/>
       <w:r>
         <w:rPr>
           <w:rFonts w:ascii="Consolas" w:eastAsia="Times New Roman" w:hAnsi="Consolas" w:cs="Times New Roman"/>
@@ -13675,6 +15007,7 @@
         </w:rPr>
         <w:t xml:space="preserve">        </w:t>
       </w:r>
+      <w:proofErr w:type="gramStart"/>
       <w:r>
         <w:rPr>
           <w:rFonts w:ascii="Consolas" w:eastAsia="Times New Roman" w:hAnsi="Consolas" w:cs="Times New Roman"/>
@@ -13693,6 +15026,8 @@
         </w:rPr>
         <w:t>(</w:t>
       </w:r>
+      <w:proofErr w:type="spellStart"/>
+      <w:proofErr w:type="gramEnd"/>
       <w:r>
         <w:rPr>
           <w:rFonts w:ascii="Consolas" w:eastAsia="Times New Roman" w:hAnsi="Consolas" w:cs="Times New Roman"/>
@@ -13702,6 +15037,7 @@
         </w:rPr>
         <w:t>i</w:t>
       </w:r>
+      <w:proofErr w:type="spellEnd"/>
       <w:r>
         <w:rPr>
           <w:rFonts w:ascii="Consolas" w:eastAsia="Times New Roman" w:hAnsi="Consolas" w:cs="Times New Roman"/>
@@ -13729,6 +15065,7 @@
         </w:rPr>
         <w:t xml:space="preserve"> || </w:t>
       </w:r>
+      <w:proofErr w:type="spellStart"/>
       <w:r>
         <w:rPr>
           <w:rFonts w:ascii="Consolas" w:eastAsia="Times New Roman" w:hAnsi="Consolas" w:cs="Times New Roman"/>
@@ -13738,6 +15075,7 @@
         </w:rPr>
         <w:t>i</w:t>
       </w:r>
+      <w:proofErr w:type="spellEnd"/>
       <w:r>
         <w:rPr>
           <w:rFonts w:ascii="Consolas" w:eastAsia="Times New Roman" w:hAnsi="Consolas" w:cs="Times New Roman"/>
@@ -14023,6 +15361,8 @@
         </w:rPr>
         <w:t xml:space="preserve"> </w:t>
       </w:r>
+      <w:proofErr w:type="spellStart"/>
+      <w:proofErr w:type="gramStart"/>
       <w:r>
         <w:rPr>
           <w:rFonts w:ascii="Consolas" w:eastAsia="Times New Roman" w:hAnsi="Consolas" w:cs="Times New Roman"/>
@@ -14032,6 +15372,7 @@
         </w:rPr>
         <w:t>dfs</w:t>
       </w:r>
+      <w:proofErr w:type="spellEnd"/>
       <w:r>
         <w:rPr>
           <w:rFonts w:ascii="Consolas" w:eastAsia="Times New Roman" w:hAnsi="Consolas" w:cs="Times New Roman"/>
@@ -14041,6 +15382,7 @@
         </w:rPr>
         <w:t>(</w:t>
       </w:r>
+      <w:proofErr w:type="gramEnd"/>
       <w:r>
         <w:rPr>
           <w:rFonts w:ascii="Consolas" w:eastAsia="Times New Roman" w:hAnsi="Consolas" w:cs="Times New Roman"/>
@@ -14059,6 +15401,7 @@
         </w:rPr>
         <w:t xml:space="preserve"> </w:t>
       </w:r>
+      <w:proofErr w:type="spellStart"/>
       <w:r>
         <w:rPr>
           <w:rFonts w:ascii="Consolas" w:eastAsia="Times New Roman" w:hAnsi="Consolas" w:cs="Times New Roman"/>
@@ -14068,6 +15411,7 @@
         </w:rPr>
         <w:t>si</w:t>
       </w:r>
+      <w:proofErr w:type="spellEnd"/>
       <w:r>
         <w:rPr>
           <w:rFonts w:ascii="Consolas" w:eastAsia="Times New Roman" w:hAnsi="Consolas" w:cs="Times New Roman"/>
@@ -14095,6 +15439,7 @@
         </w:rPr>
         <w:t xml:space="preserve"> </w:t>
       </w:r>
+      <w:proofErr w:type="spellStart"/>
       <w:r>
         <w:rPr>
           <w:rFonts w:ascii="Consolas" w:eastAsia="Times New Roman" w:hAnsi="Consolas" w:cs="Times New Roman"/>
@@ -14104,6 +15449,7 @@
         </w:rPr>
         <w:t>sj</w:t>
       </w:r>
+      <w:proofErr w:type="spellEnd"/>
       <w:r>
         <w:rPr>
           <w:rFonts w:ascii="Consolas" w:eastAsia="Times New Roman" w:hAnsi="Consolas" w:cs="Times New Roman"/>
@@ -14263,6 +15609,7 @@
         </w:rPr>
         <w:t>[</w:t>
       </w:r>
+      <w:proofErr w:type="spellStart"/>
       <w:r>
         <w:rPr>
           <w:rFonts w:ascii="Consolas" w:eastAsia="Times New Roman" w:hAnsi="Consolas" w:cs="Times New Roman"/>
@@ -14272,6 +15619,7 @@
         </w:rPr>
         <w:t>si</w:t>
       </w:r>
+      <w:proofErr w:type="spellEnd"/>
       <w:r>
         <w:rPr>
           <w:rFonts w:ascii="Consolas" w:eastAsia="Times New Roman" w:hAnsi="Consolas" w:cs="Times New Roman"/>
@@ -14281,6 +15629,7 @@
         </w:rPr>
         <w:t>][</w:t>
       </w:r>
+      <w:proofErr w:type="spellStart"/>
       <w:r>
         <w:rPr>
           <w:rFonts w:ascii="Consolas" w:eastAsia="Times New Roman" w:hAnsi="Consolas" w:cs="Times New Roman"/>
@@ -14290,6 +15639,7 @@
         </w:rPr>
         <w:t>sj</w:t>
       </w:r>
+      <w:proofErr w:type="spellEnd"/>
       <w:r>
         <w:rPr>
           <w:rFonts w:ascii="Consolas" w:eastAsia="Times New Roman" w:hAnsi="Consolas" w:cs="Times New Roman"/>
@@ -14359,6 +15709,7 @@
         </w:rPr>
         <w:t xml:space="preserve">        </w:t>
       </w:r>
+      <w:proofErr w:type="gramStart"/>
       <w:r>
         <w:rPr>
           <w:rFonts w:ascii="Consolas" w:eastAsia="Times New Roman" w:hAnsi="Consolas" w:cs="Times New Roman"/>
@@ -14377,6 +15728,7 @@
         </w:rPr>
         <w:t>(</w:t>
       </w:r>
+      <w:proofErr w:type="gramEnd"/>
       <w:r>
         <w:rPr>
           <w:rFonts w:ascii="Consolas" w:eastAsia="Times New Roman" w:hAnsi="Consolas" w:cs="Times New Roman"/>
@@ -14395,6 +15747,7 @@
         </w:rPr>
         <w:t xml:space="preserve"> </w:t>
       </w:r>
+      <w:proofErr w:type="spellStart"/>
       <w:r>
         <w:rPr>
           <w:rFonts w:ascii="Consolas" w:eastAsia="Times New Roman" w:hAnsi="Consolas" w:cs="Times New Roman"/>
@@ -14404,6 +15757,7 @@
         </w:rPr>
         <w:t>i</w:t>
       </w:r>
+      <w:proofErr w:type="spellEnd"/>
       <w:r>
         <w:rPr>
           <w:rFonts w:ascii="Consolas" w:eastAsia="Times New Roman" w:hAnsi="Consolas" w:cs="Times New Roman"/>
@@ -14563,6 +15917,7 @@
         </w:rPr>
         <w:t xml:space="preserve"> = </w:t>
       </w:r>
+      <w:proofErr w:type="spellStart"/>
       <w:r>
         <w:rPr>
           <w:rFonts w:ascii="Consolas" w:eastAsia="Times New Roman" w:hAnsi="Consolas" w:cs="Times New Roman"/>
@@ -14572,6 +15927,7 @@
         </w:rPr>
         <w:t>si</w:t>
       </w:r>
+      <w:proofErr w:type="spellEnd"/>
       <w:r>
         <w:rPr>
           <w:rFonts w:ascii="Consolas" w:eastAsia="Times New Roman" w:hAnsi="Consolas" w:cs="Times New Roman"/>
@@ -14599,6 +15955,7 @@
         </w:rPr>
         <w:t>[</w:t>
       </w:r>
+      <w:proofErr w:type="spellStart"/>
       <w:r>
         <w:rPr>
           <w:rFonts w:ascii="Consolas" w:eastAsia="Times New Roman" w:hAnsi="Consolas" w:cs="Times New Roman"/>
@@ -14608,6 +15965,8 @@
         </w:rPr>
         <w:t>i</w:t>
       </w:r>
+      <w:proofErr w:type="spellEnd"/>
+      <w:proofErr w:type="gramStart"/>
       <w:r>
         <w:rPr>
           <w:rFonts w:ascii="Consolas" w:eastAsia="Times New Roman" w:hAnsi="Consolas" w:cs="Times New Roman"/>
@@ -14635,6 +15994,7 @@
         </w:rPr>
         <w:t>first</w:t>
       </w:r>
+      <w:proofErr w:type="gramEnd"/>
       <w:r>
         <w:rPr>
           <w:rFonts w:ascii="Consolas" w:eastAsia="Times New Roman" w:hAnsi="Consolas" w:cs="Times New Roman"/>
@@ -14683,6 +16043,7 @@
         </w:rPr>
         <w:t xml:space="preserve"> </w:t>
       </w:r>
+      <w:proofErr w:type="spellStart"/>
       <w:r>
         <w:rPr>
           <w:rFonts w:ascii="Consolas" w:eastAsia="Times New Roman" w:hAnsi="Consolas" w:cs="Times New Roman"/>
@@ -14692,6 +16053,7 @@
         </w:rPr>
         <w:t>cj</w:t>
       </w:r>
+      <w:proofErr w:type="spellEnd"/>
       <w:r>
         <w:rPr>
           <w:rFonts w:ascii="Consolas" w:eastAsia="Times New Roman" w:hAnsi="Consolas" w:cs="Times New Roman"/>
@@ -14701,6 +16063,7 @@
         </w:rPr>
         <w:t xml:space="preserve"> = </w:t>
       </w:r>
+      <w:proofErr w:type="spellStart"/>
       <w:r>
         <w:rPr>
           <w:rFonts w:ascii="Consolas" w:eastAsia="Times New Roman" w:hAnsi="Consolas" w:cs="Times New Roman"/>
@@ -14710,6 +16073,7 @@
         </w:rPr>
         <w:t>sj</w:t>
       </w:r>
+      <w:proofErr w:type="spellEnd"/>
       <w:r>
         <w:rPr>
           <w:rFonts w:ascii="Consolas" w:eastAsia="Times New Roman" w:hAnsi="Consolas" w:cs="Times New Roman"/>
@@ -14737,6 +16101,7 @@
         </w:rPr>
         <w:t>[</w:t>
       </w:r>
+      <w:proofErr w:type="spellStart"/>
       <w:r>
         <w:rPr>
           <w:rFonts w:ascii="Consolas" w:eastAsia="Times New Roman" w:hAnsi="Consolas" w:cs="Times New Roman"/>
@@ -14746,6 +16111,8 @@
         </w:rPr>
         <w:t>i</w:t>
       </w:r>
+      <w:proofErr w:type="spellEnd"/>
+      <w:proofErr w:type="gramStart"/>
       <w:r>
         <w:rPr>
           <w:rFonts w:ascii="Consolas" w:eastAsia="Times New Roman" w:hAnsi="Consolas" w:cs="Times New Roman"/>
@@ -14773,6 +16140,7 @@
         </w:rPr>
         <w:t>second</w:t>
       </w:r>
+      <w:proofErr w:type="gramEnd"/>
       <w:r>
         <w:rPr>
           <w:rFonts w:ascii="Consolas" w:eastAsia="Times New Roman" w:hAnsi="Consolas" w:cs="Times New Roman"/>
@@ -14812,6 +16180,7 @@
         </w:rPr>
         <w:t>if</w:t>
       </w:r>
+      <w:proofErr w:type="gramStart"/>
       <w:r>
         <w:rPr>
           <w:rFonts w:ascii="Consolas" w:eastAsia="Times New Roman" w:hAnsi="Consolas" w:cs="Times New Roman"/>
@@ -14830,6 +16199,7 @@
         </w:rPr>
         <w:t>valid</w:t>
       </w:r>
+      <w:proofErr w:type="gramEnd"/>
       <w:r>
         <w:rPr>
           <w:rFonts w:ascii="Consolas" w:eastAsia="Times New Roman" w:hAnsi="Consolas" w:cs="Times New Roman"/>
@@ -14839,6 +16209,7 @@
         </w:rPr>
         <w:t>(</w:t>
       </w:r>
+      <w:proofErr w:type="spellStart"/>
       <w:r>
         <w:rPr>
           <w:rFonts w:ascii="Consolas" w:eastAsia="Times New Roman" w:hAnsi="Consolas" w:cs="Times New Roman"/>
@@ -14866,6 +16237,7 @@
         </w:rPr>
         <w:t>cj</w:t>
       </w:r>
+      <w:proofErr w:type="spellEnd"/>
       <w:r>
         <w:rPr>
           <w:rFonts w:ascii="Consolas" w:eastAsia="Times New Roman" w:hAnsi="Consolas" w:cs="Times New Roman"/>
@@ -14989,6 +16361,8 @@
         </w:rPr>
         <w:t>(</w:t>
       </w:r>
+      <w:proofErr w:type="spellStart"/>
+      <w:proofErr w:type="gramStart"/>
       <w:r>
         <w:rPr>
           <w:rFonts w:ascii="Consolas" w:eastAsia="Times New Roman" w:hAnsi="Consolas" w:cs="Times New Roman"/>
@@ -15016,6 +16390,8 @@
         </w:rPr>
         <w:t>cj</w:t>
       </w:r>
+      <w:proofErr w:type="spellEnd"/>
+      <w:proofErr w:type="gramEnd"/>
       <w:r>
         <w:rPr>
           <w:rFonts w:ascii="Consolas" w:eastAsia="Times New Roman" w:hAnsi="Consolas" w:cs="Times New Roman"/>
@@ -15061,6 +16437,7 @@
         </w:rPr>
         <w:t>][</w:t>
       </w:r>
+      <w:proofErr w:type="spellStart"/>
       <w:r>
         <w:rPr>
           <w:rFonts w:ascii="Consolas" w:eastAsia="Times New Roman" w:hAnsi="Consolas" w:cs="Times New Roman"/>
@@ -15070,6 +16447,7 @@
         </w:rPr>
         <w:t>cj</w:t>
       </w:r>
+      <w:proofErr w:type="spellEnd"/>
       <w:r>
         <w:rPr>
           <w:rFonts w:ascii="Consolas" w:eastAsia="Times New Roman" w:hAnsi="Consolas" w:cs="Times New Roman"/>
@@ -15115,6 +16493,7 @@
         </w:rPr>
         <w:t>][</w:t>
       </w:r>
+      <w:proofErr w:type="spellStart"/>
       <w:r>
         <w:rPr>
           <w:rFonts w:ascii="Consolas" w:eastAsia="Times New Roman" w:hAnsi="Consolas" w:cs="Times New Roman"/>
@@ -15124,6 +16503,7 @@
         </w:rPr>
         <w:t>cj</w:t>
       </w:r>
+      <w:proofErr w:type="spellEnd"/>
       <w:r>
         <w:rPr>
           <w:rFonts w:ascii="Consolas" w:eastAsia="Times New Roman" w:hAnsi="Consolas" w:cs="Times New Roman"/>
@@ -15181,6 +16561,7 @@
         </w:rPr>
         <w:t xml:space="preserve">                </w:t>
       </w:r>
+      <w:proofErr w:type="spellStart"/>
       <w:r>
         <w:rPr>
           <w:rFonts w:ascii="Consolas" w:eastAsia="Times New Roman" w:hAnsi="Consolas" w:cs="Times New Roman"/>
@@ -15190,6 +16571,7 @@
         </w:rPr>
         <w:t>dfs</w:t>
       </w:r>
+      <w:proofErr w:type="spellEnd"/>
       <w:r>
         <w:rPr>
           <w:rFonts w:ascii="Consolas" w:eastAsia="Times New Roman" w:hAnsi="Consolas" w:cs="Times New Roman"/>
@@ -15199,6 +16581,8 @@
         </w:rPr>
         <w:t>(</w:t>
       </w:r>
+      <w:proofErr w:type="spellStart"/>
+      <w:proofErr w:type="gramStart"/>
       <w:r>
         <w:rPr>
           <w:rFonts w:ascii="Consolas" w:eastAsia="Times New Roman" w:hAnsi="Consolas" w:cs="Times New Roman"/>
@@ -15226,6 +16610,7 @@
         </w:rPr>
         <w:t>cj</w:t>
       </w:r>
+      <w:proofErr w:type="gramEnd"/>
       <w:r>
         <w:rPr>
           <w:rFonts w:ascii="Consolas" w:eastAsia="Times New Roman" w:hAnsi="Consolas" w:cs="Times New Roman"/>
@@ -15244,6 +16629,7 @@
         </w:rPr>
         <w:t>grid</w:t>
       </w:r>
+      <w:proofErr w:type="spellEnd"/>
       <w:r>
         <w:rPr>
           <w:rFonts w:ascii="Consolas" w:eastAsia="Times New Roman" w:hAnsi="Consolas" w:cs="Times New Roman"/>
@@ -15334,6 +16720,7 @@
         </w:rPr>
         <w:t xml:space="preserve"> </w:t>
       </w:r>
+      <w:proofErr w:type="spellStart"/>
       <w:r>
         <w:rPr>
           <w:rFonts w:ascii="Consolas" w:eastAsia="Times New Roman" w:hAnsi="Consolas" w:cs="Times New Roman"/>
@@ -15343,6 +16730,7 @@
         </w:rPr>
         <w:t>closedIsland</w:t>
       </w:r>
+      <w:proofErr w:type="spellEnd"/>
       <w:r>
         <w:rPr>
           <w:rFonts w:ascii="Consolas" w:eastAsia="Times New Roman" w:hAnsi="Consolas" w:cs="Times New Roman"/>
@@ -15481,6 +16869,7 @@
         </w:rPr>
         <w:t xml:space="preserve"> </w:t>
       </w:r>
+      <w:proofErr w:type="spellStart"/>
       <w:r>
         <w:rPr>
           <w:rFonts w:ascii="Consolas" w:eastAsia="Times New Roman" w:hAnsi="Consolas" w:cs="Times New Roman"/>
@@ -15490,6 +16879,7 @@
         </w:rPr>
         <w:t>cnt</w:t>
       </w:r>
+      <w:proofErr w:type="spellEnd"/>
       <w:r>
         <w:rPr>
           <w:rFonts w:ascii="Consolas" w:eastAsia="Times New Roman" w:hAnsi="Consolas" w:cs="Times New Roman"/>
@@ -15556,6 +16946,8 @@
         </w:rPr>
         <w:t xml:space="preserve"> = </w:t>
       </w:r>
+      <w:proofErr w:type="spellStart"/>
+      <w:proofErr w:type="gramStart"/>
       <w:r>
         <w:rPr>
           <w:rFonts w:ascii="Consolas" w:eastAsia="Times New Roman" w:hAnsi="Consolas" w:cs="Times New Roman"/>
@@ -15583,6 +16975,8 @@
         </w:rPr>
         <w:t>size</w:t>
       </w:r>
+      <w:proofErr w:type="spellEnd"/>
+      <w:proofErr w:type="gramEnd"/>
       <w:r>
         <w:rPr>
           <w:rFonts w:ascii="Consolas" w:eastAsia="Times New Roman" w:hAnsi="Consolas" w:cs="Times New Roman"/>
@@ -15658,6 +17052,7 @@
         </w:rPr>
         <w:t>0</w:t>
       </w:r>
+      <w:proofErr w:type="gramStart"/>
       <w:r>
         <w:rPr>
           <w:rFonts w:ascii="Consolas" w:eastAsia="Times New Roman" w:hAnsi="Consolas" w:cs="Times New Roman"/>
@@ -15685,6 +17080,7 @@
         </w:rPr>
         <w:t>size</w:t>
       </w:r>
+      <w:proofErr w:type="gramEnd"/>
       <w:r>
         <w:rPr>
           <w:rFonts w:ascii="Consolas" w:eastAsia="Times New Roman" w:hAnsi="Consolas" w:cs="Times New Roman"/>
@@ -15715,6 +17111,7 @@
         </w:rPr>
         <w:t xml:space="preserve">        </w:t>
       </w:r>
+      <w:proofErr w:type="spellStart"/>
       <w:r>
         <w:rPr>
           <w:rFonts w:ascii="Consolas" w:eastAsia="Times New Roman" w:hAnsi="Consolas" w:cs="Times New Roman"/>
@@ -15724,6 +17121,7 @@
         </w:rPr>
         <w:t>memset</w:t>
       </w:r>
+      <w:proofErr w:type="spellEnd"/>
       <w:r>
         <w:rPr>
           <w:rFonts w:ascii="Consolas" w:eastAsia="Times New Roman" w:hAnsi="Consolas" w:cs="Times New Roman"/>
@@ -15733,6 +17131,8 @@
         </w:rPr>
         <w:t>(</w:t>
       </w:r>
+      <w:proofErr w:type="spellStart"/>
+      <w:proofErr w:type="gramStart"/>
       <w:r>
         <w:rPr>
           <w:rFonts w:ascii="Consolas" w:eastAsia="Times New Roman" w:hAnsi="Consolas" w:cs="Times New Roman"/>
@@ -15760,6 +17160,7 @@
         </w:rPr>
         <w:t>false</w:t>
       </w:r>
+      <w:proofErr w:type="gramEnd"/>
       <w:r>
         <w:rPr>
           <w:rFonts w:ascii="Consolas" w:eastAsia="Times New Roman" w:hAnsi="Consolas" w:cs="Times New Roman"/>
@@ -15778,6 +17179,7 @@
         </w:rPr>
         <w:t>sizeof</w:t>
       </w:r>
+      <w:proofErr w:type="spellEnd"/>
       <w:r>
         <w:rPr>
           <w:rFonts w:ascii="Consolas" w:eastAsia="Times New Roman" w:hAnsi="Consolas" w:cs="Times New Roman"/>
@@ -15826,6 +17228,7 @@
         </w:rPr>
         <w:t xml:space="preserve">        </w:t>
       </w:r>
+      <w:proofErr w:type="gramStart"/>
       <w:r>
         <w:rPr>
           <w:rFonts w:ascii="Consolas" w:eastAsia="Times New Roman" w:hAnsi="Consolas" w:cs="Times New Roman"/>
@@ -15844,6 +17247,7 @@
         </w:rPr>
         <w:t>(</w:t>
       </w:r>
+      <w:proofErr w:type="gramEnd"/>
       <w:r>
         <w:rPr>
           <w:rFonts w:ascii="Consolas" w:eastAsia="Times New Roman" w:hAnsi="Consolas" w:cs="Times New Roman"/>
@@ -15862,6 +17266,7 @@
         </w:rPr>
         <w:t xml:space="preserve"> </w:t>
       </w:r>
+      <w:proofErr w:type="spellStart"/>
       <w:r>
         <w:rPr>
           <w:rFonts w:ascii="Consolas" w:eastAsia="Times New Roman" w:hAnsi="Consolas" w:cs="Times New Roman"/>
@@ -15871,6 +17276,7 @@
         </w:rPr>
         <w:t>i</w:t>
       </w:r>
+      <w:proofErr w:type="spellEnd"/>
       <w:r>
         <w:rPr>
           <w:rFonts w:ascii="Consolas" w:eastAsia="Times New Roman" w:hAnsi="Consolas" w:cs="Times New Roman"/>
@@ -15916,6 +17322,7 @@
         </w:rPr>
         <w:t>&lt;</w:t>
       </w:r>
+      <w:proofErr w:type="spellStart"/>
       <w:r>
         <w:rPr>
           <w:rFonts w:ascii="Consolas" w:eastAsia="Times New Roman" w:hAnsi="Consolas" w:cs="Times New Roman"/>
@@ -15943,6 +17350,7 @@
         </w:rPr>
         <w:t>i</w:t>
       </w:r>
+      <w:proofErr w:type="spellEnd"/>
       <w:r>
         <w:rPr>
           <w:rFonts w:ascii="Consolas" w:eastAsia="Times New Roman" w:hAnsi="Consolas" w:cs="Times New Roman"/>
@@ -15973,6 +17381,7 @@
         </w:rPr>
         <w:t xml:space="preserve">            </w:t>
       </w:r>
+      <w:proofErr w:type="gramStart"/>
       <w:r>
         <w:rPr>
           <w:rFonts w:ascii="Consolas" w:eastAsia="Times New Roman" w:hAnsi="Consolas" w:cs="Times New Roman"/>
@@ -15991,6 +17400,7 @@
         </w:rPr>
         <w:t>(</w:t>
       </w:r>
+      <w:proofErr w:type="gramEnd"/>
       <w:r>
         <w:rPr>
           <w:rFonts w:ascii="Consolas" w:eastAsia="Times New Roman" w:hAnsi="Consolas" w:cs="Times New Roman"/>
@@ -16063,6 +17473,7 @@
         </w:rPr>
         <w:t>&lt;</w:t>
       </w:r>
+      <w:proofErr w:type="spellStart"/>
       <w:r>
         <w:rPr>
           <w:rFonts w:ascii="Consolas" w:eastAsia="Times New Roman" w:hAnsi="Consolas" w:cs="Times New Roman"/>
@@ -16090,6 +17501,7 @@
         </w:rPr>
         <w:t>j</w:t>
       </w:r>
+      <w:proofErr w:type="spellEnd"/>
       <w:r>
         <w:rPr>
           <w:rFonts w:ascii="Consolas" w:eastAsia="Times New Roman" w:hAnsi="Consolas" w:cs="Times New Roman"/>
@@ -16129,6 +17541,7 @@
         </w:rPr>
         <w:t>if</w:t>
       </w:r>
+      <w:proofErr w:type="gramStart"/>
       <w:r>
         <w:rPr>
           <w:rFonts w:ascii="Consolas" w:eastAsia="Times New Roman" w:hAnsi="Consolas" w:cs="Times New Roman"/>
@@ -16147,6 +17560,7 @@
         </w:rPr>
         <w:t>vis</w:t>
       </w:r>
+      <w:proofErr w:type="gramEnd"/>
       <w:r>
         <w:rPr>
           <w:rFonts w:ascii="Consolas" w:eastAsia="Times New Roman" w:hAnsi="Consolas" w:cs="Times New Roman"/>
@@ -16156,6 +17570,7 @@
         </w:rPr>
         <w:t>[</w:t>
       </w:r>
+      <w:proofErr w:type="spellStart"/>
       <w:r>
         <w:rPr>
           <w:rFonts w:ascii="Consolas" w:eastAsia="Times New Roman" w:hAnsi="Consolas" w:cs="Times New Roman"/>
@@ -16165,6 +17580,7 @@
         </w:rPr>
         <w:t>i</w:t>
       </w:r>
+      <w:proofErr w:type="spellEnd"/>
       <w:r>
         <w:rPr>
           <w:rFonts w:ascii="Consolas" w:eastAsia="Times New Roman" w:hAnsi="Consolas" w:cs="Times New Roman"/>
@@ -16210,6 +17626,7 @@
         </w:rPr>
         <w:t>[</w:t>
       </w:r>
+      <w:proofErr w:type="spellStart"/>
       <w:r>
         <w:rPr>
           <w:rFonts w:ascii="Consolas" w:eastAsia="Times New Roman" w:hAnsi="Consolas" w:cs="Times New Roman"/>
@@ -16219,6 +17636,7 @@
         </w:rPr>
         <w:t>i</w:t>
       </w:r>
+      <w:proofErr w:type="spellEnd"/>
       <w:r>
         <w:rPr>
           <w:rFonts w:ascii="Consolas" w:eastAsia="Times New Roman" w:hAnsi="Consolas" w:cs="Times New Roman"/>
@@ -16372,6 +17790,7 @@
         </w:rPr>
         <w:t xml:space="preserve">                    </w:t>
       </w:r>
+      <w:proofErr w:type="spellStart"/>
       <w:r>
         <w:rPr>
           <w:rFonts w:ascii="Consolas" w:eastAsia="Times New Roman" w:hAnsi="Consolas" w:cs="Times New Roman"/>
@@ -16381,6 +17800,7 @@
         </w:rPr>
         <w:t>dfs</w:t>
       </w:r>
+      <w:proofErr w:type="spellEnd"/>
       <w:r>
         <w:rPr>
           <w:rFonts w:ascii="Consolas" w:eastAsia="Times New Roman" w:hAnsi="Consolas" w:cs="Times New Roman"/>
@@ -16390,6 +17810,8 @@
         </w:rPr>
         <w:t>(</w:t>
       </w:r>
+      <w:proofErr w:type="spellStart"/>
+      <w:proofErr w:type="gramStart"/>
       <w:r>
         <w:rPr>
           <w:rFonts w:ascii="Consolas" w:eastAsia="Times New Roman" w:hAnsi="Consolas" w:cs="Times New Roman"/>
@@ -16417,6 +17839,7 @@
         </w:rPr>
         <w:t>j</w:t>
       </w:r>
+      <w:proofErr w:type="gramEnd"/>
       <w:r>
         <w:rPr>
           <w:rFonts w:ascii="Consolas" w:eastAsia="Times New Roman" w:hAnsi="Consolas" w:cs="Times New Roman"/>
@@ -16435,6 +17858,7 @@
         </w:rPr>
         <w:t>grid</w:t>
       </w:r>
+      <w:proofErr w:type="spellEnd"/>
       <w:r>
         <w:rPr>
           <w:rFonts w:ascii="Consolas" w:eastAsia="Times New Roman" w:hAnsi="Consolas" w:cs="Times New Roman"/>
@@ -16522,6 +17946,7 @@
         </w:rPr>
         <w:t xml:space="preserve">                        </w:t>
       </w:r>
+      <w:proofErr w:type="spellStart"/>
       <w:r>
         <w:rPr>
           <w:rFonts w:ascii="Consolas" w:eastAsia="Times New Roman" w:hAnsi="Consolas" w:cs="Times New Roman"/>
@@ -16531,6 +17956,7 @@
         </w:rPr>
         <w:t>cnt</w:t>
       </w:r>
+      <w:proofErr w:type="spellEnd"/>
       <w:r>
         <w:rPr>
           <w:rFonts w:ascii="Consolas" w:eastAsia="Times New Roman" w:hAnsi="Consolas" w:cs="Times New Roman"/>
@@ -16600,6 +18026,7 @@
         </w:rPr>
         <w:t xml:space="preserve"> </w:t>
       </w:r>
+      <w:proofErr w:type="spellStart"/>
       <w:r>
         <w:rPr>
           <w:rFonts w:ascii="Consolas" w:eastAsia="Times New Roman" w:hAnsi="Consolas" w:cs="Times New Roman"/>
@@ -16609,6 +18036,7 @@
         </w:rPr>
         <w:t>cnt</w:t>
       </w:r>
+      <w:proofErr w:type="spellEnd"/>
       <w:r>
         <w:rPr>
           <w:rFonts w:ascii="Consolas" w:eastAsia="Times New Roman" w:hAnsi="Consolas" w:cs="Times New Roman"/>
@@ -16676,7 +18104,7 @@
 </file>
 
 <file path=word/styles.xml><?xml version="1.0" encoding="utf-8"?>
-<w:styles xmlns:r="http://schemas.openxmlformats.org/officeDocument/2006/relationships" xmlns:w="http://schemas.openxmlformats.org/wordprocessingml/2006/main">
+<w:styles xmlns:mc="http://schemas.openxmlformats.org/markup-compatibility/2006" xmlns:r="http://schemas.openxmlformats.org/officeDocument/2006/relationships" xmlns:w="http://schemas.openxmlformats.org/wordprocessingml/2006/main" xmlns:w14="http://schemas.microsoft.com/office/word/2010/wordml" xmlns:w15="http://schemas.microsoft.com/office/word/2012/wordml" xmlns:w16cex="http://schemas.microsoft.com/office/word/2018/wordml/cex" xmlns:w16cid="http://schemas.microsoft.com/office/word/2016/wordml/cid" xmlns:w16="http://schemas.microsoft.com/office/word/2018/wordml" xmlns:w16sdtdh="http://schemas.microsoft.com/office/word/2020/wordml/sdtdatahash" xmlns:w16se="http://schemas.microsoft.com/office/word/2015/wordml/symex" mc:Ignorable="w14 w15 w16se w16cid w16 w16cex w16sdtdh">
   <w:docDefaults>
     <w:rPrDefault>
       <w:rPr>
@@ -16692,144 +18120,383 @@
       </w:pPr>
     </w:pPrDefault>
   </w:docDefaults>
-  <w:latentStyles w:defLockedState="0" w:defUIPriority="99" w:defSemiHidden="1" w:defUnhideWhenUsed="1" w:defQFormat="0" w:count="267">
-    <w:lsdException w:name="Normal" w:semiHidden="0" w:uiPriority="0" w:unhideWhenUsed="0" w:qFormat="1"/>
-    <w:lsdException w:name="heading 1" w:semiHidden="0" w:uiPriority="9" w:unhideWhenUsed="0" w:qFormat="1"/>
-    <w:lsdException w:name="heading 2" w:uiPriority="9" w:qFormat="1"/>
-    <w:lsdException w:name="heading 3" w:uiPriority="9" w:qFormat="1"/>
-    <w:lsdException w:name="heading 4" w:uiPriority="9" w:qFormat="1"/>
-    <w:lsdException w:name="heading 5" w:uiPriority="9" w:qFormat="1"/>
-    <w:lsdException w:name="heading 6" w:uiPriority="9" w:qFormat="1"/>
-    <w:lsdException w:name="heading 7" w:uiPriority="9" w:qFormat="1"/>
-    <w:lsdException w:name="heading 8" w:uiPriority="9" w:qFormat="1"/>
-    <w:lsdException w:name="heading 9" w:uiPriority="9" w:qFormat="1"/>
-    <w:lsdException w:name="toc 1" w:uiPriority="39"/>
-    <w:lsdException w:name="toc 2" w:uiPriority="39"/>
-    <w:lsdException w:name="toc 3" w:uiPriority="39"/>
-    <w:lsdException w:name="toc 4" w:uiPriority="39"/>
-    <w:lsdException w:name="toc 5" w:uiPriority="39"/>
-    <w:lsdException w:name="toc 6" w:uiPriority="39"/>
-    <w:lsdException w:name="toc 7" w:uiPriority="39"/>
-    <w:lsdException w:name="toc 8" w:uiPriority="39"/>
-    <w:lsdException w:name="toc 9" w:uiPriority="39"/>
-    <w:lsdException w:name="caption" w:uiPriority="35" w:qFormat="1"/>
-    <w:lsdException w:name="Title" w:semiHidden="0" w:uiPriority="10" w:unhideWhenUsed="0" w:qFormat="1"/>
-    <w:lsdException w:name="Default Paragraph Font" w:uiPriority="1"/>
-    <w:lsdException w:name="Subtitle" w:semiHidden="0" w:uiPriority="11" w:unhideWhenUsed="0" w:qFormat="1"/>
-    <w:lsdException w:name="Strong" w:semiHidden="0" w:uiPriority="22" w:unhideWhenUsed="0" w:qFormat="1"/>
-    <w:lsdException w:name="Emphasis" w:semiHidden="0" w:uiPriority="20" w:unhideWhenUsed="0" w:qFormat="1"/>
-    <w:lsdException w:name="Table Grid" w:semiHidden="0" w:uiPriority="59" w:unhideWhenUsed="0"/>
-    <w:lsdException w:name="Placeholder Text" w:unhideWhenUsed="0"/>
-    <w:lsdException w:name="No Spacing" w:semiHidden="0" w:uiPriority="1" w:unhideWhenUsed="0" w:qFormat="1"/>
-    <w:lsdException w:name="Light Shading" w:semiHidden="0" w:uiPriority="60" w:unhideWhenUsed="0"/>
-    <w:lsdException w:name="Light List" w:semiHidden="0" w:uiPriority="61" w:unhideWhenUsed="0"/>
-    <w:lsdException w:name="Light Grid" w:semiHidden="0" w:uiPriority="62" w:unhideWhenUsed="0"/>
-    <w:lsdException w:name="Medium Shading 1" w:semiHidden="0" w:uiPriority="63" w:unhideWhenUsed="0"/>
-    <w:lsdException w:name="Medium Shading 2" w:semiHidden="0" w:uiPriority="64" w:unhideWhenUsed="0"/>
-    <w:lsdException w:name="Medium List 1" w:semiHidden="0" w:uiPriority="65" w:unhideWhenUsed="0"/>
-    <w:lsdException w:name="Medium List 2" w:semiHidden="0" w:uiPriority="66" w:unhideWhenUsed="0"/>
-    <w:lsdException w:name="Medium Grid 1" w:semiHidden="0" w:uiPriority="67" w:unhideWhenUsed="0"/>
-    <w:lsdException w:name="Medium Grid 2" w:semiHidden="0" w:uiPriority="68" w:unhideWhenUsed="0"/>
-    <w:lsdException w:name="Medium Grid 3" w:semiHidden="0" w:uiPriority="69" w:unhideWhenUsed="0"/>
-    <w:lsdException w:name="Dark List" w:semiHidden="0" w:uiPriority="70" w:unhideWhenUsed="0"/>
-    <w:lsdException w:name="Colorful Shading" w:semiHidden="0" w:uiPriority="71" w:unhideWhenUsed="0"/>
-    <w:lsdException w:name="Colorful List" w:semiHidden="0" w:uiPriority="72" w:unhideWhenUsed="0"/>
-    <w:lsdException w:name="Colorful Grid" w:semiHidden="0" w:uiPriority="73" w:unhideWhenUsed="0"/>
-    <w:lsdException w:name="Light Shading Accent 1" w:semiHidden="0" w:uiPriority="60" w:unhideWhenUsed="0"/>
-    <w:lsdException w:name="Light List Accent 1" w:semiHidden="0" w:uiPriority="61" w:unhideWhenUsed="0"/>
-    <w:lsdException w:name="Light Grid Accent 1" w:semiHidden="0" w:uiPriority="62" w:unhideWhenUsed="0"/>
-    <w:lsdException w:name="Medium Shading 1 Accent 1" w:semiHidden="0" w:uiPriority="63" w:unhideWhenUsed="0"/>
-    <w:lsdException w:name="Medium Shading 2 Accent 1" w:semiHidden="0" w:uiPriority="64" w:unhideWhenUsed="0"/>
-    <w:lsdException w:name="Medium List 1 Accent 1" w:semiHidden="0" w:uiPriority="65" w:unhideWhenUsed="0"/>
-    <w:lsdException w:name="Revision" w:unhideWhenUsed="0"/>
-    <w:lsdException w:name="List Paragraph" w:semiHidden="0" w:uiPriority="34" w:unhideWhenUsed="0" w:qFormat="1"/>
-    <w:lsdException w:name="Quote" w:semiHidden="0" w:uiPriority="29" w:unhideWhenUsed="0" w:qFormat="1"/>
-    <w:lsdException w:name="Intense Quote" w:semiHidden="0" w:uiPriority="30" w:unhideWhenUsed="0" w:qFormat="1"/>
-    <w:lsdException w:name="Medium List 2 Accent 1" w:semiHidden="0" w:uiPriority="66" w:unhideWhenUsed="0"/>
-    <w:lsdException w:name="Medium Grid 1 Accent 1" w:semiHidden="0" w:uiPriority="67" w:unhideWhenUsed="0"/>
-    <w:lsdException w:name="Medium Grid 2 Accent 1" w:semiHidden="0" w:uiPriority="68" w:unhideWhenUsed="0"/>
-    <w:lsdException w:name="Medium Grid 3 Accent 1" w:semiHidden="0" w:uiPriority="69" w:unhideWhenUsed="0"/>
-    <w:lsdException w:name="Dark List Accent 1" w:semiHidden="0" w:uiPriority="70" w:unhideWhenUsed="0"/>
-    <w:lsdException w:name="Colorful Shading Accent 1" w:semiHidden="0" w:uiPriority="71" w:unhideWhenUsed="0"/>
-    <w:lsdException w:name="Colorful List Accent 1" w:semiHidden="0" w:uiPriority="72" w:unhideWhenUsed="0"/>
-    <w:lsdException w:name="Colorful Grid Accent 1" w:semiHidden="0" w:uiPriority="73" w:unhideWhenUsed="0"/>
-    <w:lsdException w:name="Light Shading Accent 2" w:semiHidden="0" w:uiPriority="60" w:unhideWhenUsed="0"/>
-    <w:lsdException w:name="Light List Accent 2" w:semiHidden="0" w:uiPriority="61" w:unhideWhenUsed="0"/>
-    <w:lsdException w:name="Light Grid Accent 2" w:semiHidden="0" w:uiPriority="62" w:unhideWhenUsed="0"/>
-    <w:lsdException w:name="Medium Shading 1 Accent 2" w:semiHidden="0" w:uiPriority="63" w:unhideWhenUsed="0"/>
-    <w:lsdException w:name="Medium Shading 2 Accent 2" w:semiHidden="0" w:uiPriority="64" w:unhideWhenUsed="0"/>
-    <w:lsdException w:name="Medium List 1 Accent 2" w:semiHidden="0" w:uiPriority="65" w:unhideWhenUsed="0"/>
-    <w:lsdException w:name="Medium List 2 Accent 2" w:semiHidden="0" w:uiPriority="66" w:unhideWhenUsed="0"/>
-    <w:lsdException w:name="Medium Grid 1 Accent 2" w:semiHidden="0" w:uiPriority="67" w:unhideWhenUsed="0"/>
-    <w:lsdException w:name="Medium Grid 2 Accent 2" w:semiHidden="0" w:uiPriority="68" w:unhideWhenUsed="0"/>
-    <w:lsdException w:name="Medium Grid 3 Accent 2" w:semiHidden="0" w:uiPriority="69" w:unhideWhenUsed="0"/>
-    <w:lsdException w:name="Dark List Accent 2" w:semiHidden="0" w:uiPriority="70" w:unhideWhenUsed="0"/>
-    <w:lsdException w:name="Colorful Shading Accent 2" w:semiHidden="0" w:uiPriority="71" w:unhideWhenUsed="0"/>
-    <w:lsdException w:name="Colorful List Accent 2" w:semiHidden="0" w:uiPriority="72" w:unhideWhenUsed="0"/>
-    <w:lsdException w:name="Colorful Grid Accent 2" w:semiHidden="0" w:uiPriority="73" w:unhideWhenUsed="0"/>
-    <w:lsdException w:name="Light Shading Accent 3" w:semiHidden="0" w:uiPriority="60" w:unhideWhenUsed="0"/>
-    <w:lsdException w:name="Light List Accent 3" w:semiHidden="0" w:uiPriority="61" w:unhideWhenUsed="0"/>
-    <w:lsdException w:name="Light Grid Accent 3" w:semiHidden="0" w:uiPriority="62" w:unhideWhenUsed="0"/>
-    <w:lsdException w:name="Medium Shading 1 Accent 3" w:semiHidden="0" w:uiPriority="63" w:unhideWhenUsed="0"/>
-    <w:lsdException w:name="Medium Shading 2 Accent 3" w:semiHidden="0" w:uiPriority="64" w:unhideWhenUsed="0"/>
-    <w:lsdException w:name="Medium List 1 Accent 3" w:semiHidden="0" w:uiPriority="65" w:unhideWhenUsed="0"/>
-    <w:lsdException w:name="Medium List 2 Accent 3" w:semiHidden="0" w:uiPriority="66" w:unhideWhenUsed="0"/>
-    <w:lsdException w:name="Medium Grid 1 Accent 3" w:semiHidden="0" w:uiPriority="67" w:unhideWhenUsed="0"/>
-    <w:lsdException w:name="Medium Grid 2 Accent 3" w:semiHidden="0" w:uiPriority="68" w:unhideWhenUsed="0"/>
-    <w:lsdException w:name="Medium Grid 3 Accent 3" w:semiHidden="0" w:uiPriority="69" w:unhideWhenUsed="0"/>
-    <w:lsdException w:name="Dark List Accent 3" w:semiHidden="0" w:uiPriority="70" w:unhideWhenUsed="0"/>
-    <w:lsdException w:name="Colorful Shading Accent 3" w:semiHidden="0" w:uiPriority="71" w:unhideWhenUsed="0"/>
-    <w:lsdException w:name="Colorful List Accent 3" w:semiHidden="0" w:uiPriority="72" w:unhideWhenUsed="0"/>
-    <w:lsdException w:name="Colorful Grid Accent 3" w:semiHidden="0" w:uiPriority="73" w:unhideWhenUsed="0"/>
-    <w:lsdException w:name="Light Shading Accent 4" w:semiHidden="0" w:uiPriority="60" w:unhideWhenUsed="0"/>
-    <w:lsdException w:name="Light List Accent 4" w:semiHidden="0" w:uiPriority="61" w:unhideWhenUsed="0"/>
-    <w:lsdException w:name="Light Grid Accent 4" w:semiHidden="0" w:uiPriority="62" w:unhideWhenUsed="0"/>
-    <w:lsdException w:name="Medium Shading 1 Accent 4" w:semiHidden="0" w:uiPriority="63" w:unhideWhenUsed="0"/>
-    <w:lsdException w:name="Medium Shading 2 Accent 4" w:semiHidden="0" w:uiPriority="64" w:unhideWhenUsed="0"/>
-    <w:lsdException w:name="Medium List 1 Accent 4" w:semiHidden="0" w:uiPriority="65" w:unhideWhenUsed="0"/>
-    <w:lsdException w:name="Medium List 2 Accent 4" w:semiHidden="0" w:uiPriority="66" w:unhideWhenUsed="0"/>
-    <w:lsdException w:name="Medium Grid 1 Accent 4" w:semiHidden="0" w:uiPriority="67" w:unhideWhenUsed="0"/>
-    <w:lsdException w:name="Medium Grid 2 Accent 4" w:semiHidden="0" w:uiPriority="68" w:unhideWhenUsed="0"/>
-    <w:lsdException w:name="Medium Grid 3 Accent 4" w:semiHidden="0" w:uiPriority="69" w:unhideWhenUsed="0"/>
-    <w:lsdException w:name="Dark List Accent 4" w:semiHidden="0" w:uiPriority="70" w:unhideWhenUsed="0"/>
-    <w:lsdException w:name="Colorful Shading Accent 4" w:semiHidden="0" w:uiPriority="71" w:unhideWhenUsed="0"/>
-    <w:lsdException w:name="Colorful List Accent 4" w:semiHidden="0" w:uiPriority="72" w:unhideWhenUsed="0"/>
-    <w:lsdException w:name="Colorful Grid Accent 4" w:semiHidden="0" w:uiPriority="73" w:unhideWhenUsed="0"/>
-    <w:lsdException w:name="Light Shading Accent 5" w:semiHidden="0" w:uiPriority="60" w:unhideWhenUsed="0"/>
-    <w:lsdException w:name="Light List Accent 5" w:semiHidden="0" w:uiPriority="61" w:unhideWhenUsed="0"/>
-    <w:lsdException w:name="Light Grid Accent 5" w:semiHidden="0" w:uiPriority="62" w:unhideWhenUsed="0"/>
-    <w:lsdException w:name="Medium Shading 1 Accent 5" w:semiHidden="0" w:uiPriority="63" w:unhideWhenUsed="0"/>
-    <w:lsdException w:name="Medium Shading 2 Accent 5" w:semiHidden="0" w:uiPriority="64" w:unhideWhenUsed="0"/>
-    <w:lsdException w:name="Medium List 1 Accent 5" w:semiHidden="0" w:uiPriority="65" w:unhideWhenUsed="0"/>
-    <w:lsdException w:name="Medium List 2 Accent 5" w:semiHidden="0" w:uiPriority="66" w:unhideWhenUsed="0"/>
-    <w:lsdException w:name="Medium Grid 1 Accent 5" w:semiHidden="0" w:uiPriority="67" w:unhideWhenUsed="0"/>
-    <w:lsdException w:name="Medium Grid 2 Accent 5" w:semiHidden="0" w:uiPriority="68" w:unhideWhenUsed="0"/>
-    <w:lsdException w:name="Medium Grid 3 Accent 5" w:semiHidden="0" w:uiPriority="69" w:unhideWhenUsed="0"/>
-    <w:lsdException w:name="Dark List Accent 5" w:semiHidden="0" w:uiPriority="70" w:unhideWhenUsed="0"/>
-    <w:lsdException w:name="Colorful Shading Accent 5" w:semiHidden="0" w:uiPriority="71" w:unhideWhenUsed="0"/>
-    <w:lsdException w:name="Colorful List Accent 5" w:semiHidden="0" w:uiPriority="72" w:unhideWhenUsed="0"/>
-    <w:lsdException w:name="Colorful Grid Accent 5" w:semiHidden="0" w:uiPriority="73" w:unhideWhenUsed="0"/>
-    <w:lsdException w:name="Light Shading Accent 6" w:semiHidden="0" w:uiPriority="60" w:unhideWhenUsed="0"/>
-    <w:lsdException w:name="Light List Accent 6" w:semiHidden="0" w:uiPriority="61" w:unhideWhenUsed="0"/>
-    <w:lsdException w:name="Light Grid Accent 6" w:semiHidden="0" w:uiPriority="62" w:unhideWhenUsed="0"/>
-    <w:lsdException w:name="Medium Shading 1 Accent 6" w:semiHidden="0" w:uiPriority="63" w:unhideWhenUsed="0"/>
-    <w:lsdException w:name="Medium Shading 2 Accent 6" w:semiHidden="0" w:uiPriority="64" w:unhideWhenUsed="0"/>
-    <w:lsdException w:name="Medium List 1 Accent 6" w:semiHidden="0" w:uiPriority="65" w:unhideWhenUsed="0"/>
-    <w:lsdException w:name="Medium List 2 Accent 6" w:semiHidden="0" w:uiPriority="66" w:unhideWhenUsed="0"/>
-    <w:lsdException w:name="Medium Grid 1 Accent 6" w:semiHidden="0" w:uiPriority="67" w:unhideWhenUsed="0"/>
-    <w:lsdException w:name="Medium Grid 2 Accent 6" w:semiHidden="0" w:uiPriority="68" w:unhideWhenUsed="0"/>
-    <w:lsdException w:name="Medium Grid 3 Accent 6" w:semiHidden="0" w:uiPriority="69" w:unhideWhenUsed="0"/>
-    <w:lsdException w:name="Dark List Accent 6" w:semiHidden="0" w:uiPriority="70" w:unhideWhenUsed="0"/>
-    <w:lsdException w:name="Colorful Shading Accent 6" w:semiHidden="0" w:uiPriority="71" w:unhideWhenUsed="0"/>
-    <w:lsdException w:name="Colorful List Accent 6" w:semiHidden="0" w:uiPriority="72" w:unhideWhenUsed="0"/>
-    <w:lsdException w:name="Colorful Grid Accent 6" w:semiHidden="0" w:uiPriority="73" w:unhideWhenUsed="0"/>
-    <w:lsdException w:name="Subtle Emphasis" w:semiHidden="0" w:uiPriority="19" w:unhideWhenUsed="0" w:qFormat="1"/>
-    <w:lsdException w:name="Intense Emphasis" w:semiHidden="0" w:uiPriority="21" w:unhideWhenUsed="0" w:qFormat="1"/>
-    <w:lsdException w:name="Subtle Reference" w:semiHidden="0" w:uiPriority="31" w:unhideWhenUsed="0" w:qFormat="1"/>
-    <w:lsdException w:name="Intense Reference" w:semiHidden="0" w:uiPriority="32" w:unhideWhenUsed="0" w:qFormat="1"/>
-    <w:lsdException w:name="Book Title" w:semiHidden="0" w:uiPriority="33" w:unhideWhenUsed="0" w:qFormat="1"/>
-    <w:lsdException w:name="Bibliography" w:uiPriority="37"/>
-    <w:lsdException w:name="TOC Heading" w:uiPriority="39" w:qFormat="1"/>
+  <w:latentStyles w:defLockedState="0" w:defUIPriority="99" w:defSemiHidden="0" w:defUnhideWhenUsed="0" w:defQFormat="0" w:count="376">
+    <w:lsdException w:name="Normal" w:uiPriority="0" w:qFormat="1"/>
+    <w:lsdException w:name="heading 1" w:uiPriority="9" w:qFormat="1"/>
+    <w:lsdException w:name="heading 2" w:semiHidden="1" w:uiPriority="9" w:unhideWhenUsed="1" w:qFormat="1"/>
+    <w:lsdException w:name="heading 3" w:semiHidden="1" w:uiPriority="9" w:unhideWhenUsed="1" w:qFormat="1"/>
+    <w:lsdException w:name="heading 4" w:semiHidden="1" w:uiPriority="9" w:unhideWhenUsed="1" w:qFormat="1"/>
+    <w:lsdException w:name="heading 5" w:semiHidden="1" w:uiPriority="9" w:unhideWhenUsed="1" w:qFormat="1"/>
+    <w:lsdException w:name="heading 6" w:semiHidden="1" w:uiPriority="9" w:unhideWhenUsed="1" w:qFormat="1"/>
+    <w:lsdException w:name="heading 7" w:semiHidden="1" w:uiPriority="9" w:unhideWhenUsed="1" w:qFormat="1"/>
+    <w:lsdException w:name="heading 8" w:semiHidden="1" w:uiPriority="9" w:unhideWhenUsed="1" w:qFormat="1"/>
+    <w:lsdException w:name="heading 9" w:semiHidden="1" w:uiPriority="9" w:unhideWhenUsed="1" w:qFormat="1"/>
+    <w:lsdException w:name="index 1" w:semiHidden="1" w:unhideWhenUsed="1"/>
+    <w:lsdException w:name="index 2" w:semiHidden="1" w:unhideWhenUsed="1"/>
+    <w:lsdException w:name="index 3" w:semiHidden="1" w:unhideWhenUsed="1"/>
+    <w:lsdException w:name="index 4" w:semiHidden="1" w:unhideWhenUsed="1"/>
+    <w:lsdException w:name="index 5" w:semiHidden="1" w:unhideWhenUsed="1"/>
+    <w:lsdException w:name="index 6" w:semiHidden="1" w:unhideWhenUsed="1"/>
+    <w:lsdException w:name="index 7" w:semiHidden="1" w:unhideWhenUsed="1"/>
+    <w:lsdException w:name="index 8" w:semiHidden="1" w:unhideWhenUsed="1"/>
+    <w:lsdException w:name="index 9" w:semiHidden="1" w:unhideWhenUsed="1"/>
+    <w:lsdException w:name="toc 1" w:semiHidden="1" w:uiPriority="39" w:unhideWhenUsed="1"/>
+    <w:lsdException w:name="toc 2" w:semiHidden="1" w:uiPriority="39" w:unhideWhenUsed="1"/>
+    <w:lsdException w:name="toc 3" w:semiHidden="1" w:uiPriority="39" w:unhideWhenUsed="1"/>
+    <w:lsdException w:name="toc 4" w:semiHidden="1" w:uiPriority="39" w:unhideWhenUsed="1"/>
+    <w:lsdException w:name="toc 5" w:semiHidden="1" w:uiPriority="39" w:unhideWhenUsed="1"/>
+    <w:lsdException w:name="toc 6" w:semiHidden="1" w:uiPriority="39" w:unhideWhenUsed="1"/>
+    <w:lsdException w:name="toc 7" w:semiHidden="1" w:uiPriority="39" w:unhideWhenUsed="1"/>
+    <w:lsdException w:name="toc 8" w:semiHidden="1" w:uiPriority="39" w:unhideWhenUsed="1"/>
+    <w:lsdException w:name="toc 9" w:semiHidden="1" w:uiPriority="39" w:unhideWhenUsed="1"/>
+    <w:lsdException w:name="Normal Indent" w:semiHidden="1" w:unhideWhenUsed="1"/>
+    <w:lsdException w:name="footnote text" w:semiHidden="1" w:unhideWhenUsed="1"/>
+    <w:lsdException w:name="annotation text" w:semiHidden="1" w:unhideWhenUsed="1"/>
+    <w:lsdException w:name="header" w:semiHidden="1" w:unhideWhenUsed="1"/>
+    <w:lsdException w:name="footer" w:semiHidden="1" w:unhideWhenUsed="1"/>
+    <w:lsdException w:name="index heading" w:semiHidden="1" w:unhideWhenUsed="1"/>
+    <w:lsdException w:name="caption" w:semiHidden="1" w:uiPriority="35" w:unhideWhenUsed="1" w:qFormat="1"/>
+    <w:lsdException w:name="table of figures" w:semiHidden="1" w:unhideWhenUsed="1"/>
+    <w:lsdException w:name="envelope address" w:semiHidden="1" w:unhideWhenUsed="1"/>
+    <w:lsdException w:name="envelope return" w:semiHidden="1" w:unhideWhenUsed="1"/>
+    <w:lsdException w:name="footnote reference" w:semiHidden="1" w:unhideWhenUsed="1"/>
+    <w:lsdException w:name="annotation reference" w:semiHidden="1" w:unhideWhenUsed="1"/>
+    <w:lsdException w:name="line number" w:semiHidden="1" w:unhideWhenUsed="1"/>
+    <w:lsdException w:name="page number" w:semiHidden="1" w:unhideWhenUsed="1"/>
+    <w:lsdException w:name="endnote reference" w:semiHidden="1" w:unhideWhenUsed="1"/>
+    <w:lsdException w:name="endnote text" w:semiHidden="1" w:unhideWhenUsed="1"/>
+    <w:lsdException w:name="table of authorities" w:semiHidden="1" w:unhideWhenUsed="1"/>
+    <w:lsdException w:name="macro" w:semiHidden="1" w:unhideWhenUsed="1"/>
+    <w:lsdException w:name="toa heading" w:semiHidden="1" w:unhideWhenUsed="1"/>
+    <w:lsdException w:name="List" w:semiHidden="1" w:unhideWhenUsed="1"/>
+    <w:lsdException w:name="List Bullet" w:semiHidden="1" w:unhideWhenUsed="1"/>
+    <w:lsdException w:name="List Number" w:semiHidden="1" w:unhideWhenUsed="1"/>
+    <w:lsdException w:name="List 2" w:semiHidden="1" w:unhideWhenUsed="1"/>
+    <w:lsdException w:name="List 3" w:semiHidden="1" w:unhideWhenUsed="1"/>
+    <w:lsdException w:name="List 4" w:semiHidden="1" w:unhideWhenUsed="1"/>
+    <w:lsdException w:name="List 5" w:semiHidden="1" w:unhideWhenUsed="1"/>
+    <w:lsdException w:name="List Bullet 2" w:semiHidden="1" w:unhideWhenUsed="1"/>
+    <w:lsdException w:name="List Bullet 3" w:semiHidden="1" w:unhideWhenUsed="1"/>
+    <w:lsdException w:name="List Bullet 4" w:semiHidden="1" w:unhideWhenUsed="1"/>
+    <w:lsdException w:name="List Bullet 5" w:semiHidden="1" w:unhideWhenUsed="1"/>
+    <w:lsdException w:name="List Number 2" w:semiHidden="1" w:unhideWhenUsed="1"/>
+    <w:lsdException w:name="List Number 3" w:semiHidden="1" w:unhideWhenUsed="1"/>
+    <w:lsdException w:name="List Number 4" w:semiHidden="1" w:unhideWhenUsed="1"/>
+    <w:lsdException w:name="List Number 5" w:semiHidden="1" w:unhideWhenUsed="1"/>
+    <w:lsdException w:name="Title" w:uiPriority="10" w:qFormat="1"/>
+    <w:lsdException w:name="Closing" w:semiHidden="1" w:unhideWhenUsed="1"/>
+    <w:lsdException w:name="Signature" w:semiHidden="1" w:unhideWhenUsed="1"/>
+    <w:lsdException w:name="Default Paragraph Font" w:semiHidden="1" w:uiPriority="1" w:unhideWhenUsed="1"/>
+    <w:lsdException w:name="Body Text" w:semiHidden="1" w:unhideWhenUsed="1"/>
+    <w:lsdException w:name="Body Text Indent" w:semiHidden="1" w:unhideWhenUsed="1"/>
+    <w:lsdException w:name="List Continue" w:semiHidden="1" w:unhideWhenUsed="1"/>
+    <w:lsdException w:name="List Continue 2" w:semiHidden="1" w:unhideWhenUsed="1"/>
+    <w:lsdException w:name="List Continue 3" w:semiHidden="1" w:unhideWhenUsed="1"/>
+    <w:lsdException w:name="List Continue 4" w:semiHidden="1" w:unhideWhenUsed="1"/>
+    <w:lsdException w:name="List Continue 5" w:semiHidden="1" w:unhideWhenUsed="1"/>
+    <w:lsdException w:name="Message Header" w:semiHidden="1" w:unhideWhenUsed="1"/>
+    <w:lsdException w:name="Subtitle" w:uiPriority="11" w:qFormat="1"/>
+    <w:lsdException w:name="Salutation" w:semiHidden="1" w:unhideWhenUsed="1"/>
+    <w:lsdException w:name="Date" w:semiHidden="1" w:unhideWhenUsed="1"/>
+    <w:lsdException w:name="Body Text First Indent" w:semiHidden="1" w:unhideWhenUsed="1"/>
+    <w:lsdException w:name="Body Text First Indent 2" w:semiHidden="1" w:unhideWhenUsed="1"/>
+    <w:lsdException w:name="Note Heading" w:semiHidden="1" w:unhideWhenUsed="1"/>
+    <w:lsdException w:name="Body Text 2" w:semiHidden="1" w:unhideWhenUsed="1"/>
+    <w:lsdException w:name="Body Text 3" w:semiHidden="1" w:unhideWhenUsed="1"/>
+    <w:lsdException w:name="Body Text Indent 2" w:semiHidden="1" w:unhideWhenUsed="1"/>
+    <w:lsdException w:name="Body Text Indent 3" w:semiHidden="1" w:unhideWhenUsed="1"/>
+    <w:lsdException w:name="Block Text" w:semiHidden="1" w:unhideWhenUsed="1"/>
+    <w:lsdException w:name="Hyperlink" w:semiHidden="1" w:unhideWhenUsed="1"/>
+    <w:lsdException w:name="FollowedHyperlink" w:semiHidden="1" w:unhideWhenUsed="1"/>
+    <w:lsdException w:name="Strong" w:uiPriority="22" w:qFormat="1"/>
+    <w:lsdException w:name="Emphasis" w:uiPriority="20" w:qFormat="1"/>
+    <w:lsdException w:name="Document Map" w:semiHidden="1" w:unhideWhenUsed="1"/>
+    <w:lsdException w:name="Plain Text" w:semiHidden="1" w:unhideWhenUsed="1"/>
+    <w:lsdException w:name="E-mail Signature" w:semiHidden="1" w:unhideWhenUsed="1"/>
+    <w:lsdException w:name="HTML Top of Form" w:semiHidden="1" w:unhideWhenUsed="1"/>
+    <w:lsdException w:name="HTML Bottom of Form" w:semiHidden="1" w:unhideWhenUsed="1"/>
+    <w:lsdException w:name="Normal (Web)" w:semiHidden="1" w:unhideWhenUsed="1"/>
+    <w:lsdException w:name="HTML Acronym" w:semiHidden="1" w:unhideWhenUsed="1"/>
+    <w:lsdException w:name="HTML Address" w:semiHidden="1" w:unhideWhenUsed="1"/>
+    <w:lsdException w:name="HTML Cite" w:semiHidden="1" w:unhideWhenUsed="1"/>
+    <w:lsdException w:name="HTML Code" w:semiHidden="1" w:unhideWhenUsed="1"/>
+    <w:lsdException w:name="HTML Definition" w:semiHidden="1" w:unhideWhenUsed="1"/>
+    <w:lsdException w:name="HTML Keyboard" w:semiHidden="1" w:unhideWhenUsed="1"/>
+    <w:lsdException w:name="HTML Preformatted" w:semiHidden="1" w:unhideWhenUsed="1"/>
+    <w:lsdException w:name="HTML Sample" w:semiHidden="1" w:unhideWhenUsed="1"/>
+    <w:lsdException w:name="HTML Typewriter" w:semiHidden="1" w:unhideWhenUsed="1"/>
+    <w:lsdException w:name="HTML Variable" w:semiHidden="1" w:unhideWhenUsed="1"/>
+    <w:lsdException w:name="Normal Table" w:semiHidden="1" w:unhideWhenUsed="1"/>
+    <w:lsdException w:name="annotation subject" w:semiHidden="1" w:unhideWhenUsed="1"/>
+    <w:lsdException w:name="No List" w:semiHidden="1" w:unhideWhenUsed="1"/>
+    <w:lsdException w:name="Outline List 1" w:semiHidden="1" w:unhideWhenUsed="1"/>
+    <w:lsdException w:name="Outline List 2" w:semiHidden="1" w:unhideWhenUsed="1"/>
+    <w:lsdException w:name="Outline List 3" w:semiHidden="1" w:unhideWhenUsed="1"/>
+    <w:lsdException w:name="Table Simple 1" w:semiHidden="1" w:unhideWhenUsed="1"/>
+    <w:lsdException w:name="Table Simple 2" w:semiHidden="1" w:unhideWhenUsed="1"/>
+    <w:lsdException w:name="Table Simple 3" w:semiHidden="1" w:unhideWhenUsed="1"/>
+    <w:lsdException w:name="Table Classic 1" w:semiHidden="1" w:unhideWhenUsed="1"/>
+    <w:lsdException w:name="Table Classic 2" w:semiHidden="1" w:unhideWhenUsed="1"/>
+    <w:lsdException w:name="Table Classic 3" w:semiHidden="1" w:unhideWhenUsed="1"/>
+    <w:lsdException w:name="Table Classic 4" w:semiHidden="1" w:unhideWhenUsed="1"/>
+    <w:lsdException w:name="Table Colorful 1" w:semiHidden="1" w:unhideWhenUsed="1"/>
+    <w:lsdException w:name="Table Colorful 2" w:semiHidden="1" w:unhideWhenUsed="1"/>
+    <w:lsdException w:name="Table Colorful 3" w:semiHidden="1" w:unhideWhenUsed="1"/>
+    <w:lsdException w:name="Table Columns 1" w:semiHidden="1" w:unhideWhenUsed="1"/>
+    <w:lsdException w:name="Table Columns 2" w:semiHidden="1" w:unhideWhenUsed="1"/>
+    <w:lsdException w:name="Table Columns 3" w:semiHidden="1" w:unhideWhenUsed="1"/>
+    <w:lsdException w:name="Table Columns 4" w:semiHidden="1" w:unhideWhenUsed="1"/>
+    <w:lsdException w:name="Table Columns 5" w:semiHidden="1" w:unhideWhenUsed="1"/>
+    <w:lsdException w:name="Table Grid 1" w:semiHidden="1" w:unhideWhenUsed="1"/>
+    <w:lsdException w:name="Table Grid 2" w:semiHidden="1" w:unhideWhenUsed="1"/>
+    <w:lsdException w:name="Table Grid 3" w:semiHidden="1" w:unhideWhenUsed="1"/>
+    <w:lsdException w:name="Table Grid 4" w:semiHidden="1" w:unhideWhenUsed="1"/>
+    <w:lsdException w:name="Table Grid 5" w:semiHidden="1" w:unhideWhenUsed="1"/>
+    <w:lsdException w:name="Table Grid 6" w:semiHidden="1" w:unhideWhenUsed="1"/>
+    <w:lsdException w:name="Table Grid 7" w:semiHidden="1" w:unhideWhenUsed="1"/>
+    <w:lsdException w:name="Table Grid 8" w:semiHidden="1" w:unhideWhenUsed="1"/>
+    <w:lsdException w:name="Table List 1" w:semiHidden="1" w:unhideWhenUsed="1"/>
+    <w:lsdException w:name="Table List 2" w:semiHidden="1" w:unhideWhenUsed="1"/>
+    <w:lsdException w:name="Table List 3" w:semiHidden="1" w:unhideWhenUsed="1"/>
+    <w:lsdException w:name="Table List 4" w:semiHidden="1" w:unhideWhenUsed="1"/>
+    <w:lsdException w:name="Table List 5" w:semiHidden="1" w:unhideWhenUsed="1"/>
+    <w:lsdException w:name="Table List 6" w:semiHidden="1" w:unhideWhenUsed="1"/>
+    <w:lsdException w:name="Table List 7" w:semiHidden="1" w:unhideWhenUsed="1"/>
+    <w:lsdException w:name="Table List 8" w:semiHidden="1" w:unhideWhenUsed="1"/>
+    <w:lsdException w:name="Table 3D effects 1" w:semiHidden="1" w:unhideWhenUsed="1"/>
+    <w:lsdException w:name="Table 3D effects 2" w:semiHidden="1" w:unhideWhenUsed="1"/>
+    <w:lsdException w:name="Table 3D effects 3" w:semiHidden="1" w:unhideWhenUsed="1"/>
+    <w:lsdException w:name="Table Contemporary" w:semiHidden="1" w:unhideWhenUsed="1"/>
+    <w:lsdException w:name="Table Elegant" w:semiHidden="1" w:unhideWhenUsed="1"/>
+    <w:lsdException w:name="Table Professional" w:semiHidden="1" w:unhideWhenUsed="1"/>
+    <w:lsdException w:name="Table Subtle 1" w:semiHidden="1" w:unhideWhenUsed="1"/>
+    <w:lsdException w:name="Table Subtle 2" w:semiHidden="1" w:unhideWhenUsed="1"/>
+    <w:lsdException w:name="Table Web 1" w:semiHidden="1" w:unhideWhenUsed="1"/>
+    <w:lsdException w:name="Table Web 2" w:semiHidden="1" w:unhideWhenUsed="1"/>
+    <w:lsdException w:name="Table Web 3" w:semiHidden="1" w:unhideWhenUsed="1"/>
+    <w:lsdException w:name="Balloon Text" w:semiHidden="1" w:unhideWhenUsed="1"/>
+    <w:lsdException w:name="Table Grid" w:uiPriority="59"/>
+    <w:lsdException w:name="Table Theme" w:semiHidden="1" w:unhideWhenUsed="1"/>
+    <w:lsdException w:name="Placeholder Text" w:semiHidden="1"/>
+    <w:lsdException w:name="No Spacing" w:uiPriority="1" w:qFormat="1"/>
+    <w:lsdException w:name="Light Shading" w:uiPriority="60"/>
+    <w:lsdException w:name="Light List" w:uiPriority="61"/>
+    <w:lsdException w:name="Light Grid" w:uiPriority="62"/>
+    <w:lsdException w:name="Medium Shading 1" w:uiPriority="63"/>
+    <w:lsdException w:name="Medium Shading 2" w:uiPriority="64"/>
+    <w:lsdException w:name="Medium List 1" w:uiPriority="65"/>
+    <w:lsdException w:name="Medium List 2" w:uiPriority="66"/>
+    <w:lsdException w:name="Medium Grid 1" w:uiPriority="67"/>
+    <w:lsdException w:name="Medium Grid 2" w:uiPriority="68"/>
+    <w:lsdException w:name="Medium Grid 3" w:uiPriority="69"/>
+    <w:lsdException w:name="Dark List" w:uiPriority="70"/>
+    <w:lsdException w:name="Colorful Shading" w:uiPriority="71"/>
+    <w:lsdException w:name="Colorful List" w:uiPriority="72"/>
+    <w:lsdException w:name="Colorful Grid" w:uiPriority="73"/>
+    <w:lsdException w:name="Light Shading Accent 1" w:uiPriority="60"/>
+    <w:lsdException w:name="Light List Accent 1" w:uiPriority="61"/>
+    <w:lsdException w:name="Light Grid Accent 1" w:uiPriority="62"/>
+    <w:lsdException w:name="Medium Shading 1 Accent 1" w:uiPriority="63"/>
+    <w:lsdException w:name="Medium Shading 2 Accent 1" w:uiPriority="64"/>
+    <w:lsdException w:name="Medium List 1 Accent 1" w:uiPriority="65"/>
+    <w:lsdException w:name="Revision" w:semiHidden="1"/>
+    <w:lsdException w:name="List Paragraph" w:uiPriority="34" w:qFormat="1"/>
+    <w:lsdException w:name="Quote" w:uiPriority="29" w:qFormat="1"/>
+    <w:lsdException w:name="Intense Quote" w:uiPriority="30" w:qFormat="1"/>
+    <w:lsdException w:name="Medium List 2 Accent 1" w:uiPriority="66"/>
+    <w:lsdException w:name="Medium Grid 1 Accent 1" w:uiPriority="67"/>
+    <w:lsdException w:name="Medium Grid 2 Accent 1" w:uiPriority="68"/>
+    <w:lsdException w:name="Medium Grid 3 Accent 1" w:uiPriority="69"/>
+    <w:lsdException w:name="Dark List Accent 1" w:uiPriority="70"/>
+    <w:lsdException w:name="Colorful Shading Accent 1" w:uiPriority="71"/>
+    <w:lsdException w:name="Colorful List Accent 1" w:uiPriority="72"/>
+    <w:lsdException w:name="Colorful Grid Accent 1" w:uiPriority="73"/>
+    <w:lsdException w:name="Light Shading Accent 2" w:uiPriority="60"/>
+    <w:lsdException w:name="Light List Accent 2" w:uiPriority="61"/>
+    <w:lsdException w:name="Light Grid Accent 2" w:uiPriority="62"/>
+    <w:lsdException w:name="Medium Shading 1 Accent 2" w:uiPriority="63"/>
+    <w:lsdException w:name="Medium Shading 2 Accent 2" w:uiPriority="64"/>
+    <w:lsdException w:name="Medium List 1 Accent 2" w:uiPriority="65"/>
+    <w:lsdException w:name="Medium List 2 Accent 2" w:uiPriority="66"/>
+    <w:lsdException w:name="Medium Grid 1 Accent 2" w:uiPriority="67"/>
+    <w:lsdException w:name="Medium Grid 2 Accent 2" w:uiPriority="68"/>
+    <w:lsdException w:name="Medium Grid 3 Accent 2" w:uiPriority="69"/>
+    <w:lsdException w:name="Dark List Accent 2" w:uiPriority="70"/>
+    <w:lsdException w:name="Colorful Shading Accent 2" w:uiPriority="71"/>
+    <w:lsdException w:name="Colorful List Accent 2" w:uiPriority="72"/>
+    <w:lsdException w:name="Colorful Grid Accent 2" w:uiPriority="73"/>
+    <w:lsdException w:name="Light Shading Accent 3" w:uiPriority="60"/>
+    <w:lsdException w:name="Light List Accent 3" w:uiPriority="61"/>
+    <w:lsdException w:name="Light Grid Accent 3" w:uiPriority="62"/>
+    <w:lsdException w:name="Medium Shading 1 Accent 3" w:uiPriority="63"/>
+    <w:lsdException w:name="Medium Shading 2 Accent 3" w:uiPriority="64"/>
+    <w:lsdException w:name="Medium List 1 Accent 3" w:uiPriority="65"/>
+    <w:lsdException w:name="Medium List 2 Accent 3" w:uiPriority="66"/>
+    <w:lsdException w:name="Medium Grid 1 Accent 3" w:uiPriority="67"/>
+    <w:lsdException w:name="Medium Grid 2 Accent 3" w:uiPriority="68"/>
+    <w:lsdException w:name="Medium Grid 3 Accent 3" w:uiPriority="69"/>
+    <w:lsdException w:name="Dark List Accent 3" w:uiPriority="70"/>
+    <w:lsdException w:name="Colorful Shading Accent 3" w:uiPriority="71"/>
+    <w:lsdException w:name="Colorful List Accent 3" w:uiPriority="72"/>
+    <w:lsdException w:name="Colorful Grid Accent 3" w:uiPriority="73"/>
+    <w:lsdException w:name="Light Shading Accent 4" w:uiPriority="60"/>
+    <w:lsdException w:name="Light List Accent 4" w:uiPriority="61"/>
+    <w:lsdException w:name="Light Grid Accent 4" w:uiPriority="62"/>
+    <w:lsdException w:name="Medium Shading 1 Accent 4" w:uiPriority="63"/>
+    <w:lsdException w:name="Medium Shading 2 Accent 4" w:uiPriority="64"/>
+    <w:lsdException w:name="Medium List 1 Accent 4" w:uiPriority="65"/>
+    <w:lsdException w:name="Medium List 2 Accent 4" w:uiPriority="66"/>
+    <w:lsdException w:name="Medium Grid 1 Accent 4" w:uiPriority="67"/>
+    <w:lsdException w:name="Medium Grid 2 Accent 4" w:uiPriority="68"/>
+    <w:lsdException w:name="Medium Grid 3 Accent 4" w:uiPriority="69"/>
+    <w:lsdException w:name="Dark List Accent 4" w:uiPriority="70"/>
+    <w:lsdException w:name="Colorful Shading Accent 4" w:uiPriority="71"/>
+    <w:lsdException w:name="Colorful List Accent 4" w:uiPriority="72"/>
+    <w:lsdException w:name="Colorful Grid Accent 4" w:uiPriority="73"/>
+    <w:lsdException w:name="Light Shading Accent 5" w:uiPriority="60"/>
+    <w:lsdException w:name="Light List Accent 5" w:uiPriority="61"/>
+    <w:lsdException w:name="Light Grid Accent 5" w:uiPriority="62"/>
+    <w:lsdException w:name="Medium Shading 1 Accent 5" w:uiPriority="63"/>
+    <w:lsdException w:name="Medium Shading 2 Accent 5" w:uiPriority="64"/>
+    <w:lsdException w:name="Medium List 1 Accent 5" w:uiPriority="65"/>
+    <w:lsdException w:name="Medium List 2 Accent 5" w:uiPriority="66"/>
+    <w:lsdException w:name="Medium Grid 1 Accent 5" w:uiPriority="67"/>
+    <w:lsdException w:name="Medium Grid 2 Accent 5" w:uiPriority="68"/>
+    <w:lsdException w:name="Medium Grid 3 Accent 5" w:uiPriority="69"/>
+    <w:lsdException w:name="Dark List Accent 5" w:uiPriority="70"/>
+    <w:lsdException w:name="Colorful Shading Accent 5" w:uiPriority="71"/>
+    <w:lsdException w:name="Colorful List Accent 5" w:uiPriority="72"/>
+    <w:lsdException w:name="Colorful Grid Accent 5" w:uiPriority="73"/>
+    <w:lsdException w:name="Light Shading Accent 6" w:uiPriority="60"/>
+    <w:lsdException w:name="Light List Accent 6" w:uiPriority="61"/>
+    <w:lsdException w:name="Light Grid Accent 6" w:uiPriority="62"/>
+    <w:lsdException w:name="Medium Shading 1 Accent 6" w:uiPriority="63"/>
+    <w:lsdException w:name="Medium Shading 2 Accent 6" w:uiPriority="64"/>
+    <w:lsdException w:name="Medium List 1 Accent 6" w:uiPriority="65"/>
+    <w:lsdException w:name="Medium List 2 Accent 6" w:uiPriority="66"/>
+    <w:lsdException w:name="Medium Grid 1 Accent 6" w:uiPriority="67"/>
+    <w:lsdException w:name="Medium Grid 2 Accent 6" w:uiPriority="68"/>
+    <w:lsdException w:name="Medium Grid 3 Accent 6" w:uiPriority="69"/>
+    <w:lsdException w:name="Dark List Accent 6" w:uiPriority="70"/>
+    <w:lsdException w:name="Colorful Shading Accent 6" w:uiPriority="71"/>
+    <w:lsdException w:name="Colorful List Accent 6" w:uiPriority="72"/>
+    <w:lsdException w:name="Colorful Grid Accent 6" w:uiPriority="73"/>
+    <w:lsdException w:name="Subtle Emphasis" w:uiPriority="19" w:qFormat="1"/>
+    <w:lsdException w:name="Intense Emphasis" w:uiPriority="21" w:qFormat="1"/>
+    <w:lsdException w:name="Subtle Reference" w:uiPriority="31" w:qFormat="1"/>
+    <w:lsdException w:name="Intense Reference" w:uiPriority="32" w:qFormat="1"/>
+    <w:lsdException w:name="Book Title" w:uiPriority="33" w:qFormat="1"/>
+    <w:lsdException w:name="Bibliography" w:semiHidden="1" w:uiPriority="37" w:unhideWhenUsed="1"/>
+    <w:lsdException w:name="TOC Heading" w:semiHidden="1" w:uiPriority="39" w:unhideWhenUsed="1" w:qFormat="1"/>
+    <w:lsdException w:name="Plain Table 1" w:uiPriority="41"/>
+    <w:lsdException w:name="Plain Table 2" w:uiPriority="42"/>
+    <w:lsdException w:name="Plain Table 3" w:uiPriority="43"/>
+    <w:lsdException w:name="Plain Table 4" w:uiPriority="44"/>
+    <w:lsdException w:name="Plain Table 5" w:uiPriority="45"/>
+    <w:lsdException w:name="Grid Table Light" w:uiPriority="40"/>
+    <w:lsdException w:name="Grid Table 1 Light" w:uiPriority="46"/>
+    <w:lsdException w:name="Grid Table 2" w:uiPriority="47"/>
+    <w:lsdException w:name="Grid Table 3" w:uiPriority="48"/>
+    <w:lsdException w:name="Grid Table 4" w:uiPriority="49"/>
+    <w:lsdException w:name="Grid Table 5 Dark" w:uiPriority="50"/>
+    <w:lsdException w:name="Grid Table 6 Colorful" w:uiPriority="51"/>
+    <w:lsdException w:name="Grid Table 7 Colorful" w:uiPriority="52"/>
+    <w:lsdException w:name="Grid Table 1 Light Accent 1" w:uiPriority="46"/>
+    <w:lsdException w:name="Grid Table 2 Accent 1" w:uiPriority="47"/>
+    <w:lsdException w:name="Grid Table 3 Accent 1" w:uiPriority="48"/>
+    <w:lsdException w:name="Grid Table 4 Accent 1" w:uiPriority="49"/>
+    <w:lsdException w:name="Grid Table 5 Dark Accent 1" w:uiPriority="50"/>
+    <w:lsdException w:name="Grid Table 6 Colorful Accent 1" w:uiPriority="51"/>
+    <w:lsdException w:name="Grid Table 7 Colorful Accent 1" w:uiPriority="52"/>
+    <w:lsdException w:name="Grid Table 1 Light Accent 2" w:uiPriority="46"/>
+    <w:lsdException w:name="Grid Table 2 Accent 2" w:uiPriority="47"/>
+    <w:lsdException w:name="Grid Table 3 Accent 2" w:uiPriority="48"/>
+    <w:lsdException w:name="Grid Table 4 Accent 2" w:uiPriority="49"/>
+    <w:lsdException w:name="Grid Table 5 Dark Accent 2" w:uiPriority="50"/>
+    <w:lsdException w:name="Grid Table 6 Colorful Accent 2" w:uiPriority="51"/>
+    <w:lsdException w:name="Grid Table 7 Colorful Accent 2" w:uiPriority="52"/>
+    <w:lsdException w:name="Grid Table 1 Light Accent 3" w:uiPriority="46"/>
+    <w:lsdException w:name="Grid Table 2 Accent 3" w:uiPriority="47"/>
+    <w:lsdException w:name="Grid Table 3 Accent 3" w:uiPriority="48"/>
+    <w:lsdException w:name="Grid Table 4 Accent 3" w:uiPriority="49"/>
+    <w:lsdException w:name="Grid Table 5 Dark Accent 3" w:uiPriority="50"/>
+    <w:lsdException w:name="Grid Table 6 Colorful Accent 3" w:uiPriority="51"/>
+    <w:lsdException w:name="Grid Table 7 Colorful Accent 3" w:uiPriority="52"/>
+    <w:lsdException w:name="Grid Table 1 Light Accent 4" w:uiPriority="46"/>
+    <w:lsdException w:name="Grid Table 2 Accent 4" w:uiPriority="47"/>
+    <w:lsdException w:name="Grid Table 3 Accent 4" w:uiPriority="48"/>
+    <w:lsdException w:name="Grid Table 4 Accent 4" w:uiPriority="49"/>
+    <w:lsdException w:name="Grid Table 5 Dark Accent 4" w:uiPriority="50"/>
+    <w:lsdException w:name="Grid Table 6 Colorful Accent 4" w:uiPriority="51"/>
+    <w:lsdException w:name="Grid Table 7 Colorful Accent 4" w:uiPriority="52"/>
+    <w:lsdException w:name="Grid Table 1 Light Accent 5" w:uiPriority="46"/>
+    <w:lsdException w:name="Grid Table 2 Accent 5" w:uiPriority="47"/>
+    <w:lsdException w:name="Grid Table 3 Accent 5" w:uiPriority="48"/>
+    <w:lsdException w:name="Grid Table 4 Accent 5" w:uiPriority="49"/>
+    <w:lsdException w:name="Grid Table 5 Dark Accent 5" w:uiPriority="50"/>
+    <w:lsdException w:name="Grid Table 6 Colorful Accent 5" w:uiPriority="51"/>
+    <w:lsdException w:name="Grid Table 7 Colorful Accent 5" w:uiPriority="52"/>
+    <w:lsdException w:name="Grid Table 1 Light Accent 6" w:uiPriority="46"/>
+    <w:lsdException w:name="Grid Table 2 Accent 6" w:uiPriority="47"/>
+    <w:lsdException w:name="Grid Table 3 Accent 6" w:uiPriority="48"/>
+    <w:lsdException w:name="Grid Table 4 Accent 6" w:uiPriority="49"/>
+    <w:lsdException w:name="Grid Table 5 Dark Accent 6" w:uiPriority="50"/>
+    <w:lsdException w:name="Grid Table 6 Colorful Accent 6" w:uiPriority="51"/>
+    <w:lsdException w:name="Grid Table 7 Colorful Accent 6" w:uiPriority="52"/>
+    <w:lsdException w:name="List Table 1 Light" w:uiPriority="46"/>
+    <w:lsdException w:name="List Table 2" w:uiPriority="47"/>
+    <w:lsdException w:name="List Table 3" w:uiPriority="48"/>
+    <w:lsdException w:name="List Table 4" w:uiPriority="49"/>
+    <w:lsdException w:name="List Table 5 Dark" w:uiPriority="50"/>
+    <w:lsdException w:name="List Table 6 Colorful" w:uiPriority="51"/>
+    <w:lsdException w:name="List Table 7 Colorful" w:uiPriority="52"/>
+    <w:lsdException w:name="List Table 1 Light Accent 1" w:uiPriority="46"/>
+    <w:lsdException w:name="List Table 2 Accent 1" w:uiPriority="47"/>
+    <w:lsdException w:name="List Table 3 Accent 1" w:uiPriority="48"/>
+    <w:lsdException w:name="List Table 4 Accent 1" w:uiPriority="49"/>
+    <w:lsdException w:name="List Table 5 Dark Accent 1" w:uiPriority="50"/>
+    <w:lsdException w:name="List Table 6 Colorful Accent 1" w:uiPriority="51"/>
+    <w:lsdException w:name="List Table 7 Colorful Accent 1" w:uiPriority="52"/>
+    <w:lsdException w:name="List Table 1 Light Accent 2" w:uiPriority="46"/>
+    <w:lsdException w:name="List Table 2 Accent 2" w:uiPriority="47"/>
+    <w:lsdException w:name="List Table 3 Accent 2" w:uiPriority="48"/>
+    <w:lsdException w:name="List Table 4 Accent 2" w:uiPriority="49"/>
+    <w:lsdException w:name="List Table 5 Dark Accent 2" w:uiPriority="50"/>
+    <w:lsdException w:name="List Table 6 Colorful Accent 2" w:uiPriority="51"/>
+    <w:lsdException w:name="List Table 7 Colorful Accent 2" w:uiPriority="52"/>
+    <w:lsdException w:name="List Table 1 Light Accent 3" w:uiPriority="46"/>
+    <w:lsdException w:name="List Table 2 Accent 3" w:uiPriority="47"/>
+    <w:lsdException w:name="List Table 3 Accent 3" w:uiPriority="48"/>
+    <w:lsdException w:name="List Table 4 Accent 3" w:uiPriority="49"/>
+    <w:lsdException w:name="List Table 5 Dark Accent 3" w:uiPriority="50"/>
+    <w:lsdException w:name="List Table 6 Colorful Accent 3" w:uiPriority="51"/>
+    <w:lsdException w:name="List Table 7 Colorful Accent 3" w:uiPriority="52"/>
+    <w:lsdException w:name="List Table 1 Light Accent 4" w:uiPriority="46"/>
+    <w:lsdException w:name="List Table 2 Accent 4" w:uiPriority="47"/>
+    <w:lsdException w:name="List Table 3 Accent 4" w:uiPriority="48"/>
+    <w:lsdException w:name="List Table 4 Accent 4" w:uiPriority="49"/>
+    <w:lsdException w:name="List Table 5 Dark Accent 4" w:uiPriority="50"/>
+    <w:lsdException w:name="List Table 6 Colorful Accent 4" w:uiPriority="51"/>
+    <w:lsdException w:name="List Table 7 Colorful Accent 4" w:uiPriority="52"/>
+    <w:lsdException w:name="List Table 1 Light Accent 5" w:uiPriority="46"/>
+    <w:lsdException w:name="List Table 2 Accent 5" w:uiPriority="47"/>
+    <w:lsdException w:name="List Table 3 Accent 5" w:uiPriority="48"/>
+    <w:lsdException w:name="List Table 4 Accent 5" w:uiPriority="49"/>
+    <w:lsdException w:name="List Table 5 Dark Accent 5" w:uiPriority="50"/>
+    <w:lsdException w:name="List Table 6 Colorful Accent 5" w:uiPriority="51"/>
+    <w:lsdException w:name="List Table 7 Colorful Accent 5" w:uiPriority="52"/>
+    <w:lsdException w:name="List Table 1 Light Accent 6" w:uiPriority="46"/>
+    <w:lsdException w:name="List Table 2 Accent 6" w:uiPriority="47"/>
+    <w:lsdException w:name="List Table 3 Accent 6" w:uiPriority="48"/>
+    <w:lsdException w:name="List Table 4 Accent 6" w:uiPriority="49"/>
+    <w:lsdException w:name="List Table 5 Dark Accent 6" w:uiPriority="50"/>
+    <w:lsdException w:name="List Table 6 Colorful Accent 6" w:uiPriority="51"/>
+    <w:lsdException w:name="List Table 7 Colorful Accent 6" w:uiPriority="52"/>
+    <w:lsdException w:name="Mention" w:semiHidden="1" w:unhideWhenUsed="1"/>
+    <w:lsdException w:name="Smart Hyperlink" w:semiHidden="1" w:unhideWhenUsed="1"/>
+    <w:lsdException w:name="Hashtag" w:semiHidden="1" w:unhideWhenUsed="1"/>
+    <w:lsdException w:name="Unresolved Mention" w:semiHidden="1" w:unhideWhenUsed="1"/>
+    <w:lsdException w:name="Smart Link" w:semiHidden="1" w:unhideWhenUsed="1"/>
   </w:latentStyles>
   <w:style w:type="paragraph" w:default="1" w:styleId="Normal">
     <w:name w:val="Normal"/>
@@ -16847,7 +18514,6 @@
     <w:uiPriority w:val="99"/>
     <w:semiHidden/>
     <w:unhideWhenUsed/>
-    <w:qFormat/>
     <w:tblPr>
       <w:tblInd w:w="0" w:type="dxa"/>
       <w:tblCellMar>
@@ -16863,6 +18529,29 @@
     <w:uiPriority w:val="99"/>
     <w:semiHidden/>
     <w:unhideWhenUsed/>
+  </w:style>
+  <w:style w:type="character" w:styleId="Hyperlink">
+    <w:name w:val="Hyperlink"/>
+    <w:basedOn w:val="DefaultParagraphFont"/>
+    <w:uiPriority w:val="99"/>
+    <w:unhideWhenUsed/>
+    <w:rsid w:val="00C67F78"/>
+    <w:rPr>
+      <w:color w:val="0000FF" w:themeColor="hyperlink"/>
+      <w:u w:val="single"/>
+    </w:rPr>
+  </w:style>
+  <w:style w:type="character" w:styleId="UnresolvedMention">
+    <w:name w:val="Unresolved Mention"/>
+    <w:basedOn w:val="DefaultParagraphFont"/>
+    <w:uiPriority w:val="99"/>
+    <w:semiHidden/>
+    <w:unhideWhenUsed/>
+    <w:rsid w:val="00C67F78"/>
+    <w:rPr>
+      <w:color w:val="605E5C"/>
+      <w:shd w:val="clear" w:color="auto" w:fill="E1DFDD"/>
+    </w:rPr>
   </w:style>
 </w:styles>
 </file>
